--- a/Documentatie/Verslagen/onderzoek fabio2.docx
+++ b/Documentatie/Verslagen/onderzoek fabio2.docx
@@ -1638,6 +1638,52 @@
         <w:spacing/>
         <w:ind/>
         <w:rPr>
+          <w:b w:val="0"/>
+          <w:bCs w:val="0"/>
+          <w:color w:val="ff0000"/>
+          <w:sz w:val="22"/>
+          <w:szCs w:val="22"/>
+          <w:highlight w:val="none"/>
+        </w:rPr>
+      </w:pPr>
+      <w:r>
+        <w:rPr>
+          <w:b w:val="0"/>
+          <w:bCs w:val="0"/>
+          <w:color w:val="ff0000"/>
+          <w:sz w:val="22"/>
+          <w:szCs w:val="22"/>
+          <w:highlight w:val="none"/>
+        </w:rPr>
+        <w:t xml:space="preserve">Blijkbaar nog niet relevant zonder conclusie.</w:t>
+      </w:r>
+      <w:r>
+        <w:rPr>
+          <w:b w:val="0"/>
+          <w:bCs w:val="0"/>
+          <w:sz w:val="22"/>
+          <w:szCs w:val="22"/>
+          <w:highlight w:val="none"/>
+        </w:rPr>
+      </w:r>
+      <w:r>
+        <w:rPr>
+          <w:b w:val="0"/>
+          <w:bCs w:val="0"/>
+          <w:color w:val="ff0000"/>
+          <w:sz w:val="22"/>
+          <w:szCs w:val="22"/>
+          <w:highlight w:val="none"/>
+        </w:rPr>
+      </w:r>
+    </w:p>
+    <w:p>
+      <w:pPr>
+        <w:pBdr/>
+        <w:shd w:val="nil" w:color="000000"/>
+        <w:spacing/>
+        <w:ind/>
+        <w:rPr>
           <w:b/>
           <w:bCs/>
           <w:sz w:val="32"/>
@@ -1805,6 +1851,101 @@
           <w:lang w:val="en-US"/>
         </w:rPr>
         <w:t xml:space="preserve">VERMELDEN DAT DIT UIT “literature_research.pdf” VAN VORIGE GROEP KOMT. EN DE REFERENTIE CORRECT VERMELDEN!!!!!</w:t>
+      </w:r>
+      <w:r>
+        <w:rPr>
+          <w:b w:val="0"/>
+          <w:bCs w:val="0"/>
+          <w:color w:val="ff0000"/>
+          <w:sz w:val="22"/>
+          <w:szCs w:val="22"/>
+          <w:highlight w:val="none"/>
+        </w:rPr>
+      </w:r>
+      <w:r>
+        <w:rPr>
+          <w:b w:val="0"/>
+          <w:bCs w:val="0"/>
+          <w:color w:val="ff0000"/>
+          <w:sz w:val="22"/>
+          <w:szCs w:val="22"/>
+          <w:highlight w:val="none"/>
+        </w:rPr>
+      </w:r>
+    </w:p>
+    <w:p>
+      <w:pPr>
+        <w:pBdr/>
+        <w:shd w:val="nil" w:color="000000"/>
+        <w:spacing/>
+        <w:ind/>
+        <w:rPr>
+          <w:b w:val="0"/>
+          <w:bCs w:val="0"/>
+          <w:color w:val="ff0000"/>
+          <w:sz w:val="22"/>
+          <w:szCs w:val="22"/>
+          <w:highlight w:val="none"/>
+        </w:rPr>
+      </w:pPr>
+      <w:r>
+        <w:rPr>
+          <w:b w:val="0"/>
+          <w:bCs w:val="0"/>
+          <w:color w:val="00b0f0"/>
+          <w:sz w:val="22"/>
+          <w:szCs w:val="22"/>
+          <w:highlight w:val="none"/>
+        </w:rPr>
+        <w:t xml:space="preserve">Verwijzen naar opdracht omschrijving.</w:t>
+        <w:br/>
+        <w:t xml:space="preserve">in kort vertellen waarom dit onderzoek relevant is.</w:t>
+      </w:r>
+      <w:r>
+        <w:rPr>
+          <w:b w:val="0"/>
+          <w:bCs w:val="0"/>
+          <w:color w:val="ff0000"/>
+          <w:sz w:val="22"/>
+          <w:szCs w:val="22"/>
+          <w:highlight w:val="none"/>
+        </w:rPr>
+      </w:r>
+      <w:r>
+        <w:rPr>
+          <w:b w:val="0"/>
+          <w:bCs w:val="0"/>
+          <w:color w:val="00b0f0"/>
+          <w:sz w:val="22"/>
+          <w:szCs w:val="22"/>
+          <w:highlight w:val="none"/>
+        </w:rPr>
+      </w:r>
+    </w:p>
+    <w:p>
+      <w:pPr>
+        <w:pBdr/>
+        <w:shd w:val="nil" w:color="000000"/>
+        <w:spacing/>
+        <w:ind/>
+        <w:rPr>
+          <w:b w:val="0"/>
+          <w:bCs w:val="0"/>
+          <w:color w:val="00b0f0"/>
+          <w:sz w:val="22"/>
+          <w:szCs w:val="22"/>
+          <w:highlight w:val="none"/>
+        </w:rPr>
+      </w:pPr>
+      <w:r>
+        <w:rPr>
+          <w:b w:val="0"/>
+          <w:bCs w:val="0"/>
+          <w:color w:val="ff0000"/>
+          <w:sz w:val="22"/>
+          <w:szCs w:val="22"/>
+          <w:highlight w:val="none"/>
+        </w:rPr>
       </w:r>
       <w:r>
         <w:rPr>
@@ -1964,6 +2105,31 @@
         <w:spacing/>
         <w:ind/>
         <w:rPr>
+          <w:color w:val="00b0f0"/>
+          <w:highlight w:val="none"/>
+        </w:rPr>
+      </w:pPr>
+      <w:r>
+        <w:rPr>
+          <w:color w:val="00b0f0"/>
+          <w:highlight w:val="none"/>
+        </w:rPr>
+        <w:t xml:space="preserve">Kan onder introductie.</w:t>
+      </w:r>
+      <w:r>
+        <w:rPr>
+          <w:color w:val="00b0f0"/>
+          <w:highlight w:val="none"/>
+        </w:rPr>
+      </w:r>
+    </w:p>
+    <w:p>
+      <w:pPr>
+        <w:pBdr/>
+        <w:shd w:val="nil" w:color="000000"/>
+        <w:spacing/>
+        <w:ind/>
+        <w:rPr>
           <w:b/>
           <w:bCs/>
           <w:color w:val="000000" w:themeColor="text1"/>
@@ -2110,6 +2276,53 @@
         <w:spacing/>
         <w:ind/>
         <w:rPr>
+          <w:b w:val="0"/>
+          <w:bCs w:val="0"/>
+          <w:color w:val="00b0f0"/>
+          <w:sz w:val="22"/>
+          <w:szCs w:val="22"/>
+          <w:highlight w:val="none"/>
+        </w:rPr>
+      </w:pPr>
+      <w:r>
+        <w:rPr>
+          <w:b w:val="0"/>
+          <w:bCs w:val="0"/>
+          <w:color w:val="00b0f0"/>
+          <w:sz w:val="22"/>
+          <w:szCs w:val="22"/>
+          <w:highlight w:val="none"/>
+        </w:rPr>
+        <w:t xml:space="preserve">Kan onder introductie.</w:t>
+      </w:r>
+      <w:r>
+        <w:rPr>
+          <w:b w:val="0"/>
+          <w:bCs w:val="0"/>
+          <w:color w:val="000000" w:themeColor="text1"/>
+          <w:sz w:val="28"/>
+          <w:szCs w:val="28"/>
+          <w:highlight w:val="none"/>
+        </w:rPr>
+      </w:r>
+      <w:r>
+        <w:rPr>
+          <w:b w:val="0"/>
+          <w:bCs w:val="0"/>
+          <w:color w:val="00b0f0"/>
+          <w:sz w:val="22"/>
+          <w:szCs w:val="22"/>
+          <w:highlight w:val="none"/>
+        </w:rPr>
+      </w:r>
+    </w:p>
+    <w:p>
+      <w:pPr>
+        <w:pBdr/>
+        <w:shd w:val="nil" w:color="000000"/>
+        <w:spacing/>
+        <w:ind/>
+        <w:rPr>
           <w:b/>
           <w:bCs/>
           <w:color w:val="000000" w:themeColor="text1"/>
@@ -2417,6 +2630,55 @@
         <w:pBdr/>
         <w:shd w:val="nil" w:color="000000"/>
         <w:spacing/>
+        <w:ind w:firstLine="0" w:left="0"/>
+        <w:rPr>
+          <w:b w:val="0"/>
+          <w:bCs w:val="0"/>
+          <w:color w:val="00b0f0"/>
+          <w:sz w:val="22"/>
+          <w:szCs w:val="22"/>
+          <w:highlight w:val="none"/>
+        </w:rPr>
+      </w:pPr>
+      <w:r>
+        <w:rPr>
+          <w:b w:val="0"/>
+          <w:bCs w:val="0"/>
+          <w:color w:val="00b0f0"/>
+          <w:sz w:val="22"/>
+          <w:szCs w:val="22"/>
+          <w:highlight w:val="none"/>
+        </w:rPr>
+        <w:t xml:space="preserve">Kan in zijn eigen kopje blijven.</w:t>
+        <w:br/>
+        <w:t xml:space="preserve">moet ook iets verder uitgewerkt worden met de data die is verkregen.</w:t>
+      </w:r>
+      <w:r>
+        <w:rPr>
+          <w:b/>
+          <w:bCs/>
+          <w:color w:val="000000" w:themeColor="text1"/>
+          <w:sz w:val="28"/>
+          <w:szCs w:val="28"/>
+          <w:highlight w:val="none"/>
+        </w:rPr>
+      </w:r>
+      <w:r>
+        <w:rPr>
+          <w:b w:val="0"/>
+          <w:bCs w:val="0"/>
+          <w:color w:val="00b0f0"/>
+          <w:sz w:val="22"/>
+          <w:szCs w:val="22"/>
+          <w:highlight w:val="none"/>
+        </w:rPr>
+      </w:r>
+    </w:p>
+    <w:p>
+      <w:pPr>
+        <w:pBdr/>
+        <w:shd w:val="nil" w:color="000000"/>
+        <w:spacing/>
         <w:ind/>
         <w:rPr>
           <w:b/>
@@ -2628,69 +2890,6 @@
           <w:highlight w:val="none"/>
         </w:rPr>
       </w:r>
-    </w:p>
-    <w:p>
-      <w:pPr>
-        <w:pBdr/>
-        <w:shd w:val="nil" w:color="000000"/>
-        <w:spacing/>
-        <w:ind w:firstLine="0" w:left="0"/>
-        <w:rPr>
-          <w:b w:val="0"/>
-          <w:bCs w:val="0"/>
-          <w:sz w:val="22"/>
-          <w:szCs w:val="22"/>
-          <w:highlight w:val="none"/>
-          <w:lang w:val="en-US" w:bidi="en-US"/>
-        </w:rPr>
-      </w:pPr>
-      <w:r>
-        <w:rPr>
-          <w:b w:val="0"/>
-          <w:bCs w:val="0"/>
-          <w:sz w:val="22"/>
-          <w:szCs w:val="22"/>
-          <w:highlight w:val="none"/>
-          <w:lang w:val="en-US" w:bidi="en-US"/>
-        </w:rPr>
-        <w:t xml:space="preserve">There are a few technical aspects this paper is going to go over, those being</w:t>
-      </w:r>
-      <w:r>
-        <w:rPr>
-          <w:b w:val="0"/>
-          <w:bCs w:val="0"/>
-          <w:sz w:val="22"/>
-          <w:szCs w:val="22"/>
-          <w:highlight w:val="none"/>
-          <w:lang w:val="en-US" w:bidi="en-US"/>
-        </w:rPr>
-      </w:r>
-      <w:r>
-        <w:rPr>
-          <w:b w:val="0"/>
-          <w:bCs w:val="0"/>
-          <w:sz w:val="22"/>
-          <w:szCs w:val="22"/>
-          <w:highlight w:val="none"/>
-          <w:lang w:val="en-US" w:bidi="en-US"/>
-        </w:rPr>
-      </w:r>
-    </w:p>
-    <w:p>
-      <w:pPr>
-        <w:pBdr/>
-        <w:shd w:val="nil" w:color="000000"/>
-        <w:spacing/>
-        <w:ind w:firstLine="0" w:left="0"/>
-        <w:rPr>
-          <w:b w:val="0"/>
-          <w:bCs w:val="0"/>
-          <w:sz w:val="22"/>
-          <w:szCs w:val="22"/>
-          <w:highlight w:val="none"/>
-          <w:lang w:val="en-US" w:bidi="en-US"/>
-        </w:rPr>
-      </w:pPr>
       <w:r>
         <w:rPr>
           <w:b w:val="0"/>
@@ -2719,6 +2918,16 @@
           <w:szCs w:val="22"/>
           <w:highlight w:val="none"/>
           <w:lang w:val="en-US" w:bidi="en-US"/>
+        </w:rPr>
+      </w:r>
+      <w:r>
+        <w:rPr>
+          <w:b w:val="0"/>
+          <w:bCs w:val="0"/>
+          <w:color w:val="46b1e1" w:themeColor="accent1" w:themeTint="99"/>
+          <w:sz w:val="22"/>
+          <w:szCs w:val="22"/>
+          <w:highlight w:val="none"/>
         </w:rPr>
       </w:r>
     </w:p>
@@ -5732,11 +5941,12 @@
             </w:r>
             <w:r>
               <w:rPr>
-                <w:b/>
-                <w:bCs/>
+                <w:b w:val="0"/>
+                <w:bCs w:val="0"/>
                 <w:sz w:val="22"/>
                 <w:szCs w:val="22"/>
                 <w:highlight w:val="none"/>
+                <w:lang w:val="en-US" w:bidi="en-US"/>
               </w:rPr>
             </w:r>
             <w:r>
@@ -5777,12 +5987,11 @@
             </w:r>
             <w:r>
               <w:rPr>
-                <w:b w:val="0"/>
-                <w:bCs w:val="0"/>
+                <w:b/>
+                <w:bCs/>
                 <w:sz w:val="22"/>
                 <w:szCs w:val="22"/>
                 <w:highlight w:val="none"/>
-                <w:lang w:val="en-US" w:bidi="en-US"/>
               </w:rPr>
             </w:r>
             <w:r>
@@ -5841,11 +6050,12 @@
             </w:r>
             <w:r>
               <w:rPr>
-                <w:b/>
-                <w:bCs/>
+                <w:b w:val="0"/>
+                <w:bCs w:val="0"/>
                 <w:sz w:val="22"/>
                 <w:szCs w:val="22"/>
                 <w:highlight w:val="none"/>
+                <w:lang w:val="en-US" w:bidi="en-US"/>
               </w:rPr>
             </w:r>
             <w:r>
@@ -5929,12 +6139,11 @@
             </w:r>
             <w:r>
               <w:rPr>
-                <w:b w:val="0"/>
-                <w:bCs w:val="0"/>
+                <w:b/>
+                <w:bCs/>
                 <w:sz w:val="22"/>
                 <w:szCs w:val="22"/>
                 <w:highlight w:val="none"/>
-                <w:lang w:val="en-US" w:bidi="en-US"/>
               </w:rPr>
             </w:r>
             <w:r>
@@ -6169,11 +6378,12 @@
             </w:r>
             <w:r>
               <w:rPr>
-                <w:b/>
-                <w:bCs/>
+                <w:b w:val="0"/>
+                <w:bCs w:val="0"/>
                 <w:sz w:val="22"/>
                 <w:szCs w:val="22"/>
                 <w:highlight w:val="none"/>
+                <w:lang w:val="en-US" w:bidi="en-US"/>
               </w:rPr>
             </w:r>
             <w:r>
@@ -6257,12 +6467,11 @@
             </w:r>
             <w:r>
               <w:rPr>
-                <w:b w:val="0"/>
-                <w:bCs w:val="0"/>
+                <w:b/>
+                <w:bCs/>
                 <w:sz w:val="22"/>
                 <w:szCs w:val="22"/>
                 <w:highlight w:val="none"/>
-                <w:lang w:val="en-US" w:bidi="en-US"/>
               </w:rPr>
             </w:r>
             <w:r>

--- a/Documentatie/Verslagen/onderzoek fabio2.docx
+++ b/Documentatie/Verslagen/onderzoek fabio2.docx
@@ -1661,6 +1661,7 @@
         <w:rPr>
           <w:b w:val="0"/>
           <w:bCs w:val="0"/>
+          <w:color w:val="ff0000"/>
           <w:sz w:val="22"/>
           <w:szCs w:val="22"/>
           <w:highlight w:val="none"/>
@@ -1769,270 +1770,11 @@
         <w:spacing/>
         <w:ind/>
         <w:rPr>
-          <w:rFonts w:ascii="Aptos" w:hAnsi="Aptos" w:cs="Aptos"/>
           <w:b w:val="0"/>
           <w:bCs w:val="0"/>
-          <w:sz w:val="22"/>
-          <w:szCs w:val="22"/>
-          <w:highlight w:val="none"/>
-        </w:rPr>
-      </w:pPr>
-      <w:r>
-        <w:rPr>
-          <w:rFonts w:ascii="Aptos" w:hAnsi="Aptos" w:eastAsia="Aptos" w:cs="Aptos"/>
-          <w:b w:val="0"/>
-          <w:bCs w:val="0"/>
-          <w:sz w:val="22"/>
-          <w:szCs w:val="22"/>
-        </w:rPr>
-      </w:r>
-      <w:r>
-        <w:rPr>
-          <w:rFonts w:ascii="Aptos" w:hAnsi="Aptos" w:eastAsia="Aptos" w:cs="Aptos"/>
-        </w:rPr>
-        <w:t xml:space="preserve">The 2025 Self-Driving Challenge, organized by the RDW, is a competition in which several Dutch universities participate. Teams are tasked with building and programming an autonomous vehicle, either from scratch or using a pre-assembled kart. The competitio</w:t>
-      </w:r>
-      <w:r>
-        <w:rPr>
-          <w:rFonts w:ascii="Aptos" w:hAnsi="Aptos" w:eastAsia="Aptos" w:cs="Aptos"/>
-        </w:rPr>
-        <w:t xml:space="preserve">n is divided into two categories: open and closed. In the open category, teams start from scratch and provide their own vehicle, while in the closed category, they begin with a pre-assembled kart and primarily focus on software development[1]. This year, o</w:t>
-      </w:r>
-      <w:r>
-        <w:rPr>
-          <w:rFonts w:ascii="Aptos" w:hAnsi="Aptos" w:eastAsia="Aptos" w:cs="Aptos"/>
-        </w:rPr>
-        <w:t xml:space="preserve">ur school is participating in both categories. Our team is assigned to the closed category, where our objective is to develop the software and systems required to navigate the track and reach the finish line.</w:t>
-      </w:r>
-      <w:r>
-        <w:rPr>
-          <w:rFonts w:ascii="Aptos" w:hAnsi="Aptos" w:cs="Aptos"/>
-          <w:b w:val="0"/>
-          <w:bCs w:val="0"/>
-          <w:sz w:val="22"/>
-          <w:szCs w:val="22"/>
-          <w:highlight w:val="none"/>
-        </w:rPr>
-      </w:r>
-      <w:r>
-        <w:rPr>
-          <w:rFonts w:ascii="Aptos" w:hAnsi="Aptos" w:cs="Aptos"/>
-          <w:b w:val="0"/>
-          <w:bCs w:val="0"/>
-          <w:sz w:val="22"/>
-          <w:szCs w:val="22"/>
-          <w:highlight w:val="none"/>
-        </w:rPr>
-      </w:r>
-    </w:p>
-    <w:p>
-      <w:pPr>
-        <w:pBdr/>
-        <w:shd w:val="nil" w:color="000000"/>
-        <w:spacing/>
-        <w:ind/>
-        <w:rPr>
-          <w:b w:val="0"/>
-          <w:bCs w:val="0"/>
-          <w:color w:val="ff0000"/>
-          <w:sz w:val="22"/>
-          <w:szCs w:val="22"/>
-          <w:highlight w:val="none"/>
-        </w:rPr>
-      </w:pPr>
-      <w:r>
-        <w:rPr>
-          <w:b w:val="0"/>
-          <w:bCs w:val="0"/>
-          <w:color w:val="ff0000"/>
-          <w:sz w:val="22"/>
-          <w:szCs w:val="22"/>
-          <w:highlight w:val="none"/>
-          <w:lang w:val="en-US"/>
-        </w:rPr>
-        <w:t xml:space="preserve">VERMELDEN DAT DIT UIT “literature_research.pdf” VAN VORIGE GROEP KOMT. EN DE REFERENTIE CORRECT VERMELDEN!!!!!</w:t>
-      </w:r>
-      <w:r>
-        <w:rPr>
-          <w:b w:val="0"/>
-          <w:bCs w:val="0"/>
-          <w:color w:val="ff0000"/>
-          <w:sz w:val="22"/>
-          <w:szCs w:val="22"/>
-          <w:highlight w:val="none"/>
-        </w:rPr>
-      </w:r>
-      <w:r>
-        <w:rPr>
-          <w:b w:val="0"/>
-          <w:bCs w:val="0"/>
-          <w:color w:val="ff0000"/>
-          <w:sz w:val="22"/>
-          <w:szCs w:val="22"/>
-          <w:highlight w:val="none"/>
-        </w:rPr>
-      </w:r>
-    </w:p>
-    <w:p>
-      <w:pPr>
-        <w:pBdr/>
-        <w:shd w:val="nil" w:color="000000"/>
-        <w:spacing/>
-        <w:ind/>
-        <w:rPr>
-          <w:b w:val="0"/>
-          <w:bCs w:val="0"/>
-          <w:color w:val="ff0000"/>
-          <w:sz w:val="22"/>
-          <w:szCs w:val="22"/>
-          <w:highlight w:val="none"/>
-        </w:rPr>
-      </w:pPr>
-      <w:r>
-        <w:rPr>
-          <w:b w:val="0"/>
-          <w:bCs w:val="0"/>
-          <w:color w:val="00b0f0"/>
-          <w:sz w:val="22"/>
-          <w:szCs w:val="22"/>
-          <w:highlight w:val="none"/>
-        </w:rPr>
-        <w:t xml:space="preserve">Verwijzen naar opdracht omschrijving.</w:t>
-        <w:br/>
-        <w:t xml:space="preserve">in kort vertellen waarom dit onderzoek relevant is.</w:t>
-      </w:r>
-      <w:r>
-        <w:rPr>
-          <w:b w:val="0"/>
-          <w:bCs w:val="0"/>
-          <w:color w:val="ff0000"/>
-          <w:sz w:val="22"/>
-          <w:szCs w:val="22"/>
-          <w:highlight w:val="none"/>
-        </w:rPr>
-      </w:r>
-      <w:r>
-        <w:rPr>
-          <w:b w:val="0"/>
-          <w:bCs w:val="0"/>
-          <w:color w:val="00b0f0"/>
-          <w:sz w:val="22"/>
-          <w:szCs w:val="22"/>
-          <w:highlight w:val="none"/>
-        </w:rPr>
-      </w:r>
-    </w:p>
-    <w:p>
-      <w:pPr>
-        <w:pBdr/>
-        <w:shd w:val="nil" w:color="000000"/>
-        <w:spacing/>
-        <w:ind/>
-        <w:rPr>
-          <w:b w:val="0"/>
-          <w:bCs w:val="0"/>
-          <w:color w:val="00b0f0"/>
-          <w:sz w:val="22"/>
-          <w:szCs w:val="22"/>
-          <w:highlight w:val="none"/>
-        </w:rPr>
-      </w:pPr>
-      <w:r>
-        <w:rPr>
-          <w:b w:val="0"/>
-          <w:bCs w:val="0"/>
-          <w:color w:val="ff0000"/>
-          <w:sz w:val="22"/>
-          <w:szCs w:val="22"/>
-          <w:highlight w:val="none"/>
-        </w:rPr>
-      </w:r>
-      <w:r>
-        <w:rPr>
-          <w:b w:val="0"/>
-          <w:bCs w:val="0"/>
-          <w:color w:val="ff0000"/>
-          <w:sz w:val="22"/>
-          <w:szCs w:val="22"/>
-          <w:highlight w:val="none"/>
-        </w:rPr>
-      </w:r>
-      <w:r>
-        <w:rPr>
-          <w:b w:val="0"/>
-          <w:bCs w:val="0"/>
-          <w:color w:val="ff0000"/>
-          <w:sz w:val="22"/>
-          <w:szCs w:val="22"/>
-          <w:highlight w:val="none"/>
-        </w:rPr>
-      </w:r>
-    </w:p>
-    <w:p>
-      <w:pPr>
-        <w:pBdr/>
-        <w:shd w:val="nil" w:color="000000"/>
-        <w:spacing/>
-        <w:ind/>
-        <w:rPr>
-          <w:b/>
-          <w:bCs/>
           <w:color w:val="000000" w:themeColor="text1"/>
           <w:sz w:val="28"/>
           <w:szCs w:val="28"/>
-          <w:highlight w:val="none"/>
-        </w:rPr>
-      </w:pPr>
-      <w:r>
-        <w:rPr>
-          <w:b/>
-          <w:bCs/>
-          <w:color w:val="000000" w:themeColor="text1"/>
-          <w:sz w:val="28"/>
-          <w:szCs w:val="28"/>
-          <w:highlight w:val="none"/>
-        </w:rPr>
-        <w:t xml:space="preserve">2.1</w:t>
-      </w:r>
-      <w:r>
-        <w:rPr>
-          <w:b/>
-          <w:bCs/>
-          <w:color w:val="000000" w:themeColor="text1"/>
-          <w:sz w:val="28"/>
-          <w:szCs w:val="28"/>
-          <w:highlight w:val="none"/>
-        </w:rPr>
-        <w:t xml:space="preserve"> Problem</w:t>
-      </w:r>
-      <w:r>
-        <w:rPr>
-          <w:b/>
-          <w:bCs/>
-          <w:color w:val="000000" w:themeColor="text1"/>
-          <w:sz w:val="28"/>
-          <w:szCs w:val="28"/>
-          <w:highlight w:val="none"/>
-        </w:rPr>
-      </w:r>
-      <w:r>
-        <w:rPr>
-          <w:b/>
-          <w:bCs/>
-          <w:color w:val="000000" w:themeColor="text1"/>
-          <w:sz w:val="28"/>
-          <w:szCs w:val="28"/>
-          <w:highlight w:val="none"/>
-        </w:rPr>
-      </w:r>
-    </w:p>
-    <w:p>
-      <w:pPr>
-        <w:pBdr/>
-        <w:shd w:val="nil" w:color="000000"/>
-        <w:spacing/>
-        <w:ind/>
-        <w:rPr>
           <w:highlight w:val="none"/>
         </w:rPr>
       </w:pPr>
@@ -2091,142 +1833,13 @@
         <w:rPr>
           <w:highlight w:val="none"/>
         </w:rPr>
+        <w:br/>
       </w:r>
       <w:r>
         <w:rPr>
           <w:highlight w:val="none"/>
         </w:rPr>
       </w:r>
-    </w:p>
-    <w:p>
-      <w:pPr>
-        <w:pBdr/>
-        <w:shd w:val="nil" w:color="000000"/>
-        <w:spacing/>
-        <w:ind/>
-        <w:rPr>
-          <w:color w:val="00b0f0"/>
-          <w:highlight w:val="none"/>
-        </w:rPr>
-      </w:pPr>
-      <w:r>
-        <w:rPr>
-          <w:color w:val="00b0f0"/>
-          <w:highlight w:val="none"/>
-        </w:rPr>
-        <w:t xml:space="preserve">Kan onder introductie.</w:t>
-      </w:r>
-      <w:r>
-        <w:rPr>
-          <w:color w:val="00b0f0"/>
-          <w:highlight w:val="none"/>
-        </w:rPr>
-      </w:r>
-    </w:p>
-    <w:p>
-      <w:pPr>
-        <w:pBdr/>
-        <w:shd w:val="nil" w:color="000000"/>
-        <w:spacing/>
-        <w:ind/>
-        <w:rPr>
-          <w:b/>
-          <w:bCs/>
-          <w:color w:val="000000" w:themeColor="text1"/>
-          <w:sz w:val="28"/>
-          <w:szCs w:val="28"/>
-        </w:rPr>
-      </w:pPr>
-      <w:r>
-        <w:rPr>
-          <w:b/>
-          <w:bCs/>
-          <w:color w:val="000000" w:themeColor="text1"/>
-          <w:sz w:val="28"/>
-          <w:szCs w:val="28"/>
-        </w:rPr>
-      </w:r>
-      <w:r>
-        <w:rPr>
-          <w:b/>
-          <w:bCs/>
-          <w:color w:val="000000" w:themeColor="text1"/>
-          <w:sz w:val="28"/>
-          <w:szCs w:val="28"/>
-        </w:rPr>
-      </w:r>
-      <w:r>
-        <w:rPr>
-          <w:b/>
-          <w:bCs/>
-          <w:color w:val="000000" w:themeColor="text1"/>
-          <w:sz w:val="28"/>
-          <w:szCs w:val="28"/>
-        </w:rPr>
-      </w:r>
-    </w:p>
-    <w:p>
-      <w:pPr>
-        <w:pBdr/>
-        <w:shd w:val="nil" w:color="000000"/>
-        <w:spacing/>
-        <w:ind/>
-        <w:rPr>
-          <w:b/>
-          <w:bCs/>
-          <w:color w:val="000000" w:themeColor="text1"/>
-          <w:sz w:val="28"/>
-          <w:szCs w:val="28"/>
-          <w:highlight w:val="none"/>
-        </w:rPr>
-      </w:pPr>
-      <w:r>
-        <w:rPr>
-          <w:b/>
-          <w:bCs/>
-          <w:color w:val="000000" w:themeColor="text1"/>
-          <w:sz w:val="28"/>
-          <w:szCs w:val="28"/>
-          <w:highlight w:val="none"/>
-        </w:rPr>
-        <w:t xml:space="preserve">2.2 Objective</w:t>
-      </w:r>
-      <w:r>
-        <w:rPr>
-          <w:b/>
-          <w:bCs/>
-          <w:color w:val="000000" w:themeColor="text1"/>
-          <w:sz w:val="28"/>
-          <w:szCs w:val="28"/>
-          <w:highlight w:val="none"/>
-        </w:rPr>
-      </w:r>
-      <w:r>
-        <w:rPr>
-          <w:b/>
-          <w:bCs/>
-          <w:color w:val="000000" w:themeColor="text1"/>
-          <w:sz w:val="28"/>
-          <w:szCs w:val="28"/>
-          <w:highlight w:val="none"/>
-        </w:rPr>
-      </w:r>
-    </w:p>
-    <w:p>
-      <w:pPr>
-        <w:pBdr/>
-        <w:shd w:val="nil" w:color="000000"/>
-        <w:spacing/>
-        <w:ind/>
-        <w:rPr>
-          <w:b w:val="0"/>
-          <w:bCs w:val="0"/>
-          <w:color w:val="000000" w:themeColor="text1"/>
-          <w:sz w:val="28"/>
-          <w:szCs w:val="28"/>
-          <w:highlight w:val="none"/>
-        </w:rPr>
-      </w:pPr>
       <w:r>
         <w:rPr>
           <w:b w:val="0"/>
@@ -2246,7 +1859,13 @@
           <w:szCs w:val="22"/>
           <w:highlight w:val="none"/>
         </w:rPr>
-        <w:t xml:space="preserve">The objective of this research is to determine which Operating System meets the requirements in the aforementioned problem</w:t>
+        <w:t xml:space="preserve">The objective of this research is to determine which Operating System meets the requirements in the aforementioned problem.</w:t>
+      </w:r>
+      <w:r>
+        <w:br/>
+        <w:t xml:space="preserve">For further information about the challenge itself, you can refer to the </w:t>
+        <w:br/>
+        <w:t xml:space="preserve">“SDC omschrijving.docx” document.</w:t>
       </w:r>
       <w:r>
         <w:rPr>
@@ -2263,37 +1882,20 @@
           <w:b w:val="0"/>
           <w:bCs w:val="0"/>
           <w:color w:val="000000" w:themeColor="text1"/>
-          <w:sz w:val="28"/>
-          <w:szCs w:val="28"/>
-          <w:highlight w:val="none"/>
-        </w:rPr>
-      </w:r>
-    </w:p>
-    <w:p>
-      <w:pPr>
-        <w:pBdr/>
-        <w:shd w:val="nil" w:color="000000"/>
-        <w:spacing/>
-        <w:ind/>
-        <w:rPr>
-          <w:b w:val="0"/>
-          <w:bCs w:val="0"/>
-          <w:color w:val="00b0f0"/>
           <w:sz w:val="22"/>
           <w:szCs w:val="22"/>
           <w:highlight w:val="none"/>
         </w:rPr>
-      </w:pPr>
+      </w:r>
       <w:r>
         <w:rPr>
           <w:b w:val="0"/>
           <w:bCs w:val="0"/>
-          <w:color w:val="00b0f0"/>
+          <w:color w:val="000000" w:themeColor="text1"/>
           <w:sz w:val="22"/>
           <w:szCs w:val="22"/>
           <w:highlight w:val="none"/>
         </w:rPr>
-        <w:t xml:space="preserve">Kan onder introductie.</w:t>
       </w:r>
       <w:r>
         <w:rPr>
@@ -2305,6 +1907,35 @@
           <w:highlight w:val="none"/>
         </w:rPr>
       </w:r>
+    </w:p>
+    <w:p>
+      <w:pPr>
+        <w:pBdr/>
+        <w:shd w:val="nil" w:color="000000"/>
+        <w:spacing/>
+        <w:ind/>
+        <w:rPr>
+          <w:b w:val="0"/>
+          <w:bCs w:val="0"/>
+          <w:color w:val="00b0f0"/>
+          <w:sz w:val="22"/>
+          <w:szCs w:val="22"/>
+          <w:highlight w:val="none"/>
+        </w:rPr>
+      </w:pPr>
+      <w:r>
+        <w:rPr>
+          <w:b w:val="0"/>
+          <w:bCs w:val="0"/>
+          <w:color w:val="00b0f0"/>
+          <w:sz w:val="22"/>
+          <w:szCs w:val="22"/>
+          <w:highlight w:val="none"/>
+        </w:rPr>
+        <w:t xml:space="preserve">Verwijzen naar opdracht omschrijving.</w:t>
+        <w:br/>
+        <w:t xml:space="preserve">in kort vertellen waarom dit onderzoek relevant is.</w:t>
+      </w:r>
       <w:r>
         <w:rPr>
           <w:b w:val="0"/>
@@ -2315,46 +1946,14 @@
           <w:highlight w:val="none"/>
         </w:rPr>
       </w:r>
-    </w:p>
-    <w:p>
-      <w:pPr>
-        <w:pBdr/>
-        <w:shd w:val="nil" w:color="000000"/>
-        <w:spacing/>
-        <w:ind/>
-        <w:rPr>
-          <w:b/>
-          <w:bCs/>
-          <w:color w:val="000000" w:themeColor="text1"/>
-          <w:sz w:val="28"/>
-          <w:szCs w:val="28"/>
-        </w:rPr>
-      </w:pPr>
       <w:r>
         <w:rPr>
-          <w:b/>
-          <w:bCs/>
-          <w:color w:val="000000" w:themeColor="text1"/>
-          <w:sz w:val="28"/>
-          <w:szCs w:val="28"/>
-        </w:rPr>
-      </w:r>
-      <w:r>
-        <w:rPr>
-          <w:b/>
-          <w:bCs/>
-          <w:color w:val="000000" w:themeColor="text1"/>
-          <w:sz w:val="28"/>
-          <w:szCs w:val="28"/>
-        </w:rPr>
-      </w:r>
-      <w:r>
-        <w:rPr>
-          <w:b/>
-          <w:bCs/>
-          <w:color w:val="000000" w:themeColor="text1"/>
-          <w:sz w:val="28"/>
-          <w:szCs w:val="28"/>
+          <w:b w:val="0"/>
+          <w:bCs w:val="0"/>
+          <w:color w:val="ff0000"/>
+          <w:sz w:val="22"/>
+          <w:szCs w:val="22"/>
+          <w:highlight w:val="none"/>
         </w:rPr>
       </w:r>
     </w:p>
@@ -2381,7 +1980,7 @@
           <w:szCs w:val="28"/>
           <w:highlight w:val="none"/>
         </w:rPr>
-        <w:t xml:space="preserve">2.3 Research Question</w:t>
+        <w:t xml:space="preserve">Research Question</w:t>
       </w:r>
       <w:r>
         <w:rPr>
@@ -2614,7 +2213,18 @@
           <w:highlight w:val="none"/>
         </w:rPr>
       </w:r>
-      <w:r>
+    </w:p>
+    <w:p>
+      <w:pPr>
+        <w:pStyle w:val="910"/>
+        <w:numPr>
+          <w:ilvl w:val="0"/>
+          <w:numId w:val="5"/>
+        </w:numPr>
+        <w:pBdr/>
+        <w:shd w:val="nil" w:color="000000"/>
+        <w:spacing/>
+        <w:ind/>
         <w:rPr>
           <w:b/>
           <w:bCs/>
@@ -2623,35 +2233,17 @@
           <w:szCs w:val="28"/>
           <w:highlight w:val="none"/>
         </w:rPr>
-      </w:r>
-    </w:p>
-    <w:p>
-      <w:pPr>
-        <w:pBdr/>
-        <w:shd w:val="nil" w:color="000000"/>
-        <w:spacing/>
-        <w:ind w:firstLine="0" w:left="0"/>
+      </w:pPr>
+      <w:r>
         <w:rPr>
           <w:b w:val="0"/>
           <w:bCs w:val="0"/>
-          <w:color w:val="00b0f0"/>
+          <w:color w:val="000000" w:themeColor="text1"/>
           <w:sz w:val="22"/>
           <w:szCs w:val="22"/>
           <w:highlight w:val="none"/>
         </w:rPr>
-      </w:pPr>
-      <w:r>
-        <w:rPr>
-          <w:b w:val="0"/>
-          <w:bCs w:val="0"/>
-          <w:color w:val="00b0f0"/>
-          <w:sz w:val="22"/>
-          <w:szCs w:val="22"/>
-          <w:highlight w:val="none"/>
-        </w:rPr>
-        <w:t xml:space="preserve">Kan in zijn eigen kopje blijven.</w:t>
-        <w:br/>
-        <w:t xml:space="preserve">moet ook iets verder uitgewerkt worden met de data die is verkregen.</w:t>
+        <w:t xml:space="preserve">Resources used</w:t>
       </w:r>
       <w:r>
         <w:rPr>
@@ -2667,26 +2259,42 @@
         <w:rPr>
           <w:b w:val="0"/>
           <w:bCs w:val="0"/>
-          <w:color w:val="00b0f0"/>
+          <w:color w:val="000000" w:themeColor="text1"/>
           <w:sz w:val="22"/>
           <w:szCs w:val="22"/>
           <w:highlight w:val="none"/>
         </w:rPr>
       </w:r>
-    </w:p>
-    <w:p>
-      <w:pPr>
-        <w:pBdr/>
-        <w:shd w:val="nil" w:color="000000"/>
-        <w:spacing/>
-        <w:ind/>
+      <w:r>
+        <w:rPr>
+          <w:b w:val="0"/>
+          <w:bCs w:val="0"/>
+          <w:color w:val="000000" w:themeColor="text1"/>
+          <w:sz w:val="22"/>
+          <w:szCs w:val="22"/>
+          <w:highlight w:val="none"/>
+        </w:rPr>
+      </w:r>
+      <w:r>
+        <w:rPr>
+          <w:b w:val="0"/>
+          <w:bCs w:val="0"/>
+          <w:color w:val="000000" w:themeColor="text1"/>
+          <w:sz w:val="22"/>
+          <w:szCs w:val="22"/>
+          <w:highlight w:val="none"/>
+        </w:rPr>
+      </w:r>
+      <w:r>
         <w:rPr>
           <w:b/>
           <w:bCs/>
-          <w:sz w:val="32"/>
-          <w:szCs w:val="32"/>
+          <w:color w:val="000000" w:themeColor="text1"/>
+          <w:sz w:val="28"/>
+          <w:szCs w:val="28"/>
+          <w:highlight w:val="none"/>
         </w:rPr>
-      </w:pPr>
+      </w:r>
       <w:r>
         <w:rPr>
           <w:b/>
@@ -2711,42 +2319,14 @@
           <w:szCs w:val="32"/>
         </w:rPr>
       </w:r>
-    </w:p>
-    <w:p>
-      <w:pPr>
-        <w:pBdr/>
-        <w:shd w:val="nil" w:color="000000"/>
-        <w:spacing/>
-        <w:ind/>
-        <w:rPr>
-          <w:b/>
-          <w:bCs/>
-          <w:sz w:val="32"/>
-          <w:szCs w:val="32"/>
-        </w:rPr>
-      </w:pPr>
       <w:r>
         <w:rPr>
           <w:b/>
           <w:bCs/>
-          <w:sz w:val="32"/>
-          <w:szCs w:val="32"/>
-        </w:rPr>
-      </w:r>
-      <w:r>
-        <w:rPr>
-          <w:b/>
-          <w:bCs/>
-          <w:sz w:val="32"/>
-          <w:szCs w:val="32"/>
-        </w:rPr>
-      </w:r>
-      <w:r>
-        <w:rPr>
-          <w:b/>
-          <w:bCs/>
-          <w:sz w:val="32"/>
-          <w:szCs w:val="32"/>
+          <w:color w:val="000000" w:themeColor="text1"/>
+          <w:sz w:val="28"/>
+          <w:szCs w:val="28"/>
+          <w:highlight w:val="none"/>
         </w:rPr>
       </w:r>
     </w:p>
@@ -2878,46 +2458,6 @@
           <w:sz w:val="22"/>
           <w:szCs w:val="22"/>
           <w:highlight w:val="none"/>
-        </w:rPr>
-      </w:r>
-      <w:r>
-        <w:rPr>
-          <w:b w:val="0"/>
-          <w:bCs w:val="0"/>
-          <w:color w:val="46b1e1" w:themeColor="accent1" w:themeTint="99"/>
-          <w:sz w:val="22"/>
-          <w:szCs w:val="22"/>
-          <w:highlight w:val="none"/>
-        </w:rPr>
-      </w:r>
-      <w:r>
-        <w:rPr>
-          <w:b w:val="0"/>
-          <w:bCs w:val="0"/>
-          <w:sz w:val="22"/>
-          <w:szCs w:val="22"/>
-          <w:highlight w:val="none"/>
-          <w:lang w:val="en-US" w:bidi="en-US"/>
-        </w:rPr>
-      </w:r>
-      <w:r>
-        <w:rPr>
-          <w:b w:val="0"/>
-          <w:bCs w:val="0"/>
-          <w:sz w:val="22"/>
-          <w:szCs w:val="22"/>
-          <w:highlight w:val="none"/>
-          <w:lang w:val="en-US" w:bidi="en-US"/>
-        </w:rPr>
-      </w:r>
-      <w:r>
-        <w:rPr>
-          <w:b w:val="0"/>
-          <w:bCs w:val="0"/>
-          <w:sz w:val="22"/>
-          <w:szCs w:val="22"/>
-          <w:highlight w:val="none"/>
-          <w:lang w:val="en-US" w:bidi="en-US"/>
         </w:rPr>
       </w:r>
       <w:r>
@@ -3176,54 +2716,12 @@
         <w:spacing/>
         <w:ind/>
         <w:rPr>
-          <w:b w:val="0"/>
-          <w:bCs w:val="0"/>
-          <w:color w:val="000000" w:themeColor="text1"/>
-          <w:sz w:val="22"/>
-          <w:szCs w:val="22"/>
-        </w:rPr>
-      </w:pPr>
-      <w:r>
-        <w:rPr>
-          <w:b w:val="0"/>
-          <w:bCs w:val="0"/>
-          <w:color w:val="000000" w:themeColor="text1"/>
-          <w:sz w:val="22"/>
-          <w:szCs w:val="22"/>
-          <w:highlight w:val="none"/>
-          <w:lang w:val="en-US"/>
-        </w:rPr>
-      </w:r>
-      <w:r>
-        <w:rPr>
-          <w:b w:val="0"/>
-          <w:bCs w:val="0"/>
-          <w:color w:val="000000" w:themeColor="text1"/>
-          <w:sz w:val="22"/>
-          <w:szCs w:val="22"/>
-        </w:rPr>
-      </w:r>
-      <w:r>
-        <w:rPr>
-          <w:b w:val="0"/>
-          <w:bCs w:val="0"/>
-          <w:color w:val="000000" w:themeColor="text1"/>
-          <w:sz w:val="22"/>
-          <w:szCs w:val="22"/>
-        </w:rPr>
-      </w:r>
-    </w:p>
-    <w:p>
-      <w:pPr>
-        <w:pBdr/>
-        <w:shd w:val="nil" w:color="000000"/>
-        <w:spacing/>
-        <w:ind/>
-        <w:rPr>
           <w:b/>
           <w:bCs/>
           <w:sz w:val="32"/>
           <w:szCs w:val="32"/>
+          <w:highlight w:val="none"/>
+          <w:lang w:val="en-US"/>
         </w:rPr>
       </w:pPr>
       <w:r>
@@ -3232,6 +2730,8 @@
           <w:bCs/>
           <w:sz w:val="32"/>
           <w:szCs w:val="32"/>
+          <w:highlight w:val="none"/>
+          <w:lang w:val="en-US"/>
         </w:rPr>
       </w:r>
       <w:r>
@@ -3240,6 +2740,8 @@
           <w:bCs/>
           <w:sz w:val="32"/>
           <w:szCs w:val="32"/>
+          <w:highlight w:val="none"/>
+          <w:lang w:val="en-US"/>
         </w:rPr>
       </w:r>
       <w:r>
@@ -3248,6 +2750,8 @@
           <w:bCs/>
           <w:sz w:val="32"/>
           <w:szCs w:val="32"/>
+          <w:highlight w:val="none"/>
+          <w:lang w:val="en-US"/>
         </w:rPr>
       </w:r>
     </w:p>
@@ -3305,6 +2809,11 @@
         <w:spacing/>
         <w:ind/>
         <w:rPr>
+          <w:b w:val="0"/>
+          <w:bCs w:val="0"/>
+          <w:color w:val="00b0f0"/>
+          <w:sz w:val="22"/>
+          <w:szCs w:val="22"/>
           <w:highlight w:val="none"/>
         </w:rPr>
       </w:pPr>
@@ -3343,7 +2852,589 @@
         <w:br/>
         <w:t xml:space="preserve">Ubuntu | Gnome standaard</w:t>
         <w:br/>
-        <w:t xml:space="preserve">Windows | opslag naar 55gb </w:t>
+        <w:t xml:space="preserve">Windows | opslag naar 55gb</w:t>
+      </w:r>
+      <w:r>
+        <w:rPr>
+          <w:highlight w:val="none"/>
+        </w:rPr>
+      </w:r>
+    </w:p>
+    <w:p>
+      <w:pPr>
+        <w:pBdr/>
+        <w:shd w:val="nil" w:color="000000"/>
+        <w:spacing/>
+        <w:ind w:firstLine="0" w:left="0"/>
+        <w:rPr>
+          <w:b w:val="0"/>
+          <w:bCs w:val="0"/>
+          <w:color w:val="000000" w:themeColor="text1"/>
+          <w:sz w:val="22"/>
+          <w:szCs w:val="22"/>
+          <w:highlight w:val="none"/>
+        </w:rPr>
+      </w:pPr>
+      <w:r>
+        <w:rPr>
+          <w:b w:val="0"/>
+          <w:bCs w:val="0"/>
+          <w:color w:val="000000" w:themeColor="text1"/>
+          <w:sz w:val="22"/>
+          <w:szCs w:val="22"/>
+          <w:highlight w:val="none"/>
+        </w:rPr>
+        <w:t xml:space="preserve">The data has been gathered </w:t>
+      </w:r>
+      <w:r>
+        <w:rPr>
+          <w:b w:val="0"/>
+          <w:bCs w:val="0"/>
+          <w:color w:val="000000" w:themeColor="text1"/>
+          <w:sz w:val="22"/>
+          <w:szCs w:val="22"/>
+          <w:highlight w:val="none"/>
+        </w:rPr>
+        <w:t xml:space="preserve">with the use of a Linux exclusive software called Gnome Boxes, which is used to simulate a real computer.</w:t>
+        <w:br/>
+      </w:r>
+      <w:r>
+        <w:rPr>
+          <w:b w:val="0"/>
+          <w:bCs w:val="0"/>
+          <w:color w:val="000000" w:themeColor="text1"/>
+          <w:sz w:val="22"/>
+          <w:szCs w:val="22"/>
+          <w:highlight w:val="none"/>
+        </w:rPr>
+        <w:t xml:space="preserve">Gnome Boxes works by using the hardware of the device it is installed on.</w:t>
+        <w:br/>
+        <w:t xml:space="preserve">There are also other popular alternatives to Gnome Boxes which are available on Windows, those being: Oracle VirtualBox and VMware Workstation</w:t>
+      </w:r>
+      <w:r>
+        <w:rPr>
+          <w:b w:val="0"/>
+          <w:bCs w:val="0"/>
+          <w:color w:val="000000" w:themeColor="text1"/>
+          <w:sz w:val="22"/>
+          <w:szCs w:val="22"/>
+          <w:highlight w:val="none"/>
+        </w:rPr>
+        <w:t xml:space="preserve">.</w:t>
+      </w:r>
+      <w:r>
+        <w:rPr>
+          <w:b w:val="0"/>
+          <w:bCs w:val="0"/>
+          <w:color w:val="000000" w:themeColor="text1"/>
+          <w:sz w:val="22"/>
+          <w:szCs w:val="22"/>
+          <w:highlight w:val="none"/>
+        </w:rPr>
+      </w:r>
+      <w:r>
+        <w:rPr>
+          <w:b w:val="0"/>
+          <w:bCs w:val="0"/>
+          <w:color w:val="000000" w:themeColor="text1"/>
+          <w:sz w:val="22"/>
+          <w:szCs w:val="22"/>
+          <w:highlight w:val="none"/>
+        </w:rPr>
+        <w:br/>
+        <w:t xml:space="preserve">At the time of gathering the data the hardware used is from a laptop with these specifications: </w:t>
+      </w:r>
+      <w:r>
+        <w:rPr>
+          <w:b w:val="0"/>
+          <w:bCs w:val="0"/>
+          <w:color w:val="000000" w:themeColor="text1"/>
+          <w:sz w:val="22"/>
+          <w:szCs w:val="22"/>
+          <w:highlight w:val="none"/>
+        </w:rPr>
+      </w:r>
+      <w:r/>
+      <w:r>
+        <w:rPr>
+          <w:b w:val="0"/>
+          <w:bCs w:val="0"/>
+          <w:color w:val="000000" w:themeColor="text1"/>
+          <w:sz w:val="22"/>
+          <w:szCs w:val="22"/>
+          <w:highlight w:val="none"/>
+        </w:rPr>
+      </w:r>
+    </w:p>
+    <w:p>
+      <w:pPr>
+        <w:pStyle w:val="910"/>
+        <w:numPr>
+          <w:ilvl w:val="0"/>
+          <w:numId w:val="8"/>
+        </w:numPr>
+        <w:pBdr/>
+        <w:shd w:val="nil" w:color="000000"/>
+        <w:spacing/>
+        <w:ind/>
+        <w:rPr>
+          <w:b w:val="0"/>
+          <w:bCs w:val="0"/>
+          <w:color w:val="000000" w:themeColor="text1"/>
+          <w:sz w:val="22"/>
+          <w:szCs w:val="22"/>
+          <w:highlight w:val="none"/>
+        </w:rPr>
+      </w:pPr>
+      <w:r>
+        <w:rPr>
+          <w:b w:val="0"/>
+          <w:bCs w:val="0"/>
+          <w:color w:val="000000" w:themeColor="text1"/>
+          <w:sz w:val="22"/>
+          <w:szCs w:val="22"/>
+          <w:highlight w:val="none"/>
+        </w:rPr>
+        <w:t xml:space="preserve">Intel i7-10750H</w:t>
+      </w:r>
+      <w:r>
+        <w:rPr>
+          <w:b w:val="0"/>
+          <w:bCs w:val="0"/>
+          <w:color w:val="000000" w:themeColor="text1"/>
+          <w:sz w:val="22"/>
+          <w:szCs w:val="22"/>
+          <w:highlight w:val="none"/>
+        </w:rPr>
+      </w:r>
+    </w:p>
+    <w:p>
+      <w:pPr>
+        <w:pStyle w:val="910"/>
+        <w:numPr>
+          <w:ilvl w:val="0"/>
+          <w:numId w:val="8"/>
+        </w:numPr>
+        <w:pBdr/>
+        <w:shd w:val="nil" w:color="000000"/>
+        <w:spacing/>
+        <w:ind/>
+        <w:rPr>
+          <w:rFonts w:ascii="Aptos" w:hAnsi="Aptos" w:eastAsia="Aptos" w:cs="Aptos"/>
+          <w:b w:val="0"/>
+          <w:bCs w:val="0"/>
+          <w:color w:val="000000" w:themeColor="text1"/>
+          <w:sz w:val="22"/>
+          <w:szCs w:val="22"/>
+          <w:highlight w:val="none"/>
+        </w:rPr>
+      </w:pPr>
+      <w:r>
+        <w:rPr>
+          <w:b w:val="0"/>
+          <w:bCs w:val="0"/>
+          <w:color w:val="000000" w:themeColor="text1"/>
+          <w:sz w:val="22"/>
+          <w:szCs w:val="22"/>
+          <w:highlight w:val="none"/>
+        </w:rPr>
+      </w:r>
+      <w:r>
+        <w:rPr>
+          <w:rFonts w:ascii="Aptos" w:hAnsi="Aptos" w:eastAsia="Aptos" w:cs="Aptos"/>
+          <w:color w:val="000000"/>
+          <w:sz w:val="22"/>
+          <w:szCs w:val="22"/>
+          <w:highlight w:val="white"/>
+        </w:rPr>
+        <w:t xml:space="preserve">NVIDIA GeForce GTX 1660 Ti</w:t>
+      </w:r>
+      <w:r>
+        <w:rPr>
+          <w:rFonts w:ascii="Aptos" w:hAnsi="Aptos" w:eastAsia="Aptos" w:cs="Aptos"/>
+          <w:color w:val="000000"/>
+          <w:sz w:val="22"/>
+          <w:szCs w:val="22"/>
+          <w:highlight w:val="none"/>
+        </w:rPr>
+        <w:t xml:space="preserve"> (laptop)</w:t>
+      </w:r>
+      <w:r>
+        <w:rPr>
+          <w:rFonts w:ascii="Aptos" w:hAnsi="Aptos" w:eastAsia="Aptos" w:cs="Aptos"/>
+          <w:b w:val="0"/>
+          <w:bCs w:val="0"/>
+          <w:color w:val="000000" w:themeColor="text1"/>
+          <w:sz w:val="22"/>
+          <w:szCs w:val="22"/>
+          <w:highlight w:val="none"/>
+        </w:rPr>
+      </w:r>
+      <w:r>
+        <w:rPr>
+          <w:b w:val="0"/>
+          <w:bCs w:val="0"/>
+          <w:color w:val="000000" w:themeColor="text1"/>
+          <w:sz w:val="22"/>
+          <w:szCs w:val="22"/>
+          <w:highlight w:val="none"/>
+        </w:rPr>
+      </w:r>
+    </w:p>
+    <w:p>
+      <w:pPr>
+        <w:pStyle w:val="910"/>
+        <w:numPr>
+          <w:ilvl w:val="0"/>
+          <w:numId w:val="8"/>
+        </w:numPr>
+        <w:pBdr/>
+        <w:shd w:val="nil" w:color="000000"/>
+        <w:spacing/>
+        <w:ind/>
+        <w:rPr>
+          <w:rFonts w:ascii="Aptos" w:hAnsi="Aptos" w:eastAsia="Aptos" w:cs="Aptos"/>
+          <w:b w:val="0"/>
+          <w:bCs w:val="0"/>
+          <w:color w:val="000000" w:themeColor="text1"/>
+          <w:sz w:val="22"/>
+          <w:szCs w:val="22"/>
+          <w:highlight w:val="none"/>
+        </w:rPr>
+      </w:pPr>
+      <w:r>
+        <w:rPr>
+          <w:rFonts w:ascii="Aptos" w:hAnsi="Aptos" w:eastAsia="Aptos" w:cs="Aptos"/>
+          <w:b w:val="0"/>
+          <w:bCs w:val="0"/>
+          <w:color w:val="000000" w:themeColor="text1"/>
+          <w:sz w:val="22"/>
+          <w:szCs w:val="22"/>
+          <w:highlight w:val="none"/>
+        </w:rPr>
+        <w:t xml:space="preserve">32GB Ram DDR4 3200Mhz</w:t>
+      </w:r>
+      <w:r>
+        <w:rPr>
+          <w:b w:val="0"/>
+          <w:bCs w:val="0"/>
+          <w:color w:val="000000" w:themeColor="text1"/>
+          <w:sz w:val="22"/>
+          <w:szCs w:val="22"/>
+          <w:highlight w:val="none"/>
+        </w:rPr>
+      </w:r>
+    </w:p>
+    <w:p>
+      <w:pPr>
+        <w:pStyle w:val="910"/>
+        <w:numPr>
+          <w:ilvl w:val="0"/>
+          <w:numId w:val="8"/>
+        </w:numPr>
+        <w:pBdr/>
+        <w:shd w:val="nil" w:color="000000"/>
+        <w:spacing/>
+        <w:ind/>
+        <w:rPr>
+          <w:rFonts w:ascii="Aptos" w:hAnsi="Aptos" w:eastAsia="Aptos" w:cs="Aptos"/>
+          <w:b w:val="0"/>
+          <w:bCs w:val="0"/>
+          <w:color w:val="000000" w:themeColor="text1"/>
+          <w:sz w:val="22"/>
+          <w:szCs w:val="22"/>
+          <w:highlight w:val="none"/>
+        </w:rPr>
+      </w:pPr>
+      <w:r>
+        <w:rPr>
+          <w:rFonts w:ascii="Aptos" w:hAnsi="Aptos" w:eastAsia="Aptos" w:cs="Aptos"/>
+          <w:b w:val="0"/>
+          <w:bCs w:val="0"/>
+          <w:color w:val="000000" w:themeColor="text1"/>
+          <w:sz w:val="22"/>
+          <w:szCs w:val="22"/>
+          <w:highlight w:val="none"/>
+        </w:rPr>
+      </w:r>
+      <w:r>
+        <w:rPr>
+          <w:rFonts w:ascii="Aptos" w:hAnsi="Aptos" w:eastAsia="Aptos" w:cs="Aptos"/>
+          <w:b w:val="0"/>
+          <w:bCs w:val="0"/>
+          <w:color w:val="000000" w:themeColor="text1"/>
+          <w:sz w:val="22"/>
+          <w:szCs w:val="22"/>
+          <w:highlight w:val="none"/>
+        </w:rPr>
+        <w:t xml:space="preserve">WD_BLACK SN850X HS</w:t>
+      </w:r>
+      <w:r>
+        <w:rPr>
+          <w:rFonts w:ascii="Aptos" w:hAnsi="Aptos" w:eastAsia="Aptos" w:cs="Aptos"/>
+          <w:b w:val="0"/>
+          <w:bCs w:val="0"/>
+          <w:color w:val="000000" w:themeColor="text1"/>
+          <w:sz w:val="22"/>
+          <w:szCs w:val="22"/>
+          <w:highlight w:val="none"/>
+        </w:rPr>
+      </w:r>
+      <w:r>
+        <w:rPr>
+          <w:b w:val="0"/>
+          <w:bCs w:val="0"/>
+          <w:color w:val="000000" w:themeColor="text1"/>
+          <w:sz w:val="22"/>
+          <w:szCs w:val="22"/>
+          <w:highlight w:val="none"/>
+        </w:rPr>
+      </w:r>
+    </w:p>
+    <w:p>
+      <w:pPr>
+        <w:pBdr/>
+        <w:shd w:val="nil" w:color="000000"/>
+        <w:spacing/>
+        <w:ind w:firstLine="0" w:left="0"/>
+        <w:rPr>
+          <w:highlight w:val="none"/>
+        </w:rPr>
+      </w:pPr>
+      <w:r>
+        <w:t xml:space="preserve">Results can vary depending on the hardware used.</w:t>
+      </w:r>
+      <w:r>
+        <w:br/>
+        <w:t xml:space="preserve">To be able to perform the tests you need to have one of the aforementioned simulation software installed.</w:t>
+        <w:br/>
+        <w:t xml:space="preserve">How tests were conducted are as follows:</w:t>
+      </w:r>
+      <w:r/>
+    </w:p>
+    <w:p>
+      <w:pPr>
+        <w:pStyle w:val="910"/>
+        <w:numPr>
+          <w:ilvl w:val="0"/>
+          <w:numId w:val="14"/>
+        </w:numPr>
+        <w:pBdr/>
+        <w:shd w:val="nil" w:color="000000"/>
+        <w:spacing/>
+        <w:ind/>
+        <w:rPr/>
+      </w:pPr>
+      <w:r>
+        <w:rPr>
+          <w:highlight w:val="none"/>
+        </w:rPr>
+        <w:t xml:space="preserve">Download an .ISO file of an OS</w:t>
+      </w:r>
+      <w:r/>
+    </w:p>
+    <w:p>
+      <w:pPr>
+        <w:pStyle w:val="910"/>
+        <w:numPr>
+          <w:ilvl w:val="0"/>
+          <w:numId w:val="14"/>
+        </w:numPr>
+        <w:pBdr/>
+        <w:shd w:val="nil" w:color="000000"/>
+        <w:spacing/>
+        <w:ind/>
+        <w:rPr/>
+      </w:pPr>
+      <w:r>
+        <w:rPr>
+          <w:highlight w:val="none"/>
+        </w:rPr>
+        <w:t xml:space="preserve">Open your simulation software of choice</w:t>
+      </w:r>
+      <w:r/>
+    </w:p>
+    <w:p>
+      <w:pPr>
+        <w:pStyle w:val="910"/>
+        <w:numPr>
+          <w:ilvl w:val="0"/>
+          <w:numId w:val="14"/>
+        </w:numPr>
+        <w:pBdr/>
+        <w:shd w:val="nil" w:color="000000"/>
+        <w:spacing/>
+        <w:ind/>
+        <w:rPr/>
+      </w:pPr>
+      <w:r>
+        <w:rPr>
+          <w:highlight w:val="none"/>
+        </w:rPr>
+        <w:t xml:space="preserve">Add a new machine</w:t>
+      </w:r>
+      <w:r/>
+    </w:p>
+    <w:p>
+      <w:pPr>
+        <w:pStyle w:val="910"/>
+        <w:numPr>
+          <w:ilvl w:val="0"/>
+          <w:numId w:val="14"/>
+        </w:numPr>
+        <w:pBdr/>
+        <w:shd w:val="nil" w:color="000000"/>
+        <w:spacing/>
+        <w:ind/>
+        <w:rPr/>
+      </w:pPr>
+      <w:r>
+        <w:rPr>
+          <w:highlight w:val="none"/>
+        </w:rPr>
+        <w:t xml:space="preserve">Give it the .ISO file that was downloaded</w:t>
+      </w:r>
+      <w:r/>
+    </w:p>
+    <w:p>
+      <w:pPr>
+        <w:pStyle w:val="910"/>
+        <w:numPr>
+          <w:ilvl w:val="0"/>
+          <w:numId w:val="14"/>
+        </w:numPr>
+        <w:pBdr/>
+        <w:shd w:val="nil" w:color="000000"/>
+        <w:spacing/>
+        <w:ind/>
+        <w:rPr/>
+      </w:pPr>
+      <w:r>
+        <w:rPr>
+          <w:highlight w:val="none"/>
+        </w:rPr>
+        <w:t xml:space="preserve">Give the virtual machine 12 cores, 4gb ram and 40gb of storage (in the case of testing windows 55gb)</w:t>
+      </w:r>
+      <w:r/>
+    </w:p>
+    <w:p>
+      <w:pPr>
+        <w:pStyle w:val="910"/>
+        <w:numPr>
+          <w:ilvl w:val="0"/>
+          <w:numId w:val="14"/>
+        </w:numPr>
+        <w:pBdr/>
+        <w:shd w:val="nil" w:color="000000"/>
+        <w:spacing/>
+        <w:ind/>
+        <w:rPr/>
+      </w:pPr>
+      <w:r>
+        <w:rPr>
+          <w:highlight w:val="none"/>
+        </w:rPr>
+        <w:t xml:space="preserve">Start the virtual machine</w:t>
+      </w:r>
+      <w:r/>
+    </w:p>
+    <w:p>
+      <w:pPr>
+        <w:pStyle w:val="910"/>
+        <w:numPr>
+          <w:ilvl w:val="0"/>
+          <w:numId w:val="14"/>
+        </w:numPr>
+        <w:pBdr/>
+        <w:shd w:val="nil" w:color="000000"/>
+        <w:spacing/>
+        <w:ind/>
+        <w:rPr/>
+      </w:pPr>
+      <w:r>
+        <w:rPr>
+          <w:highlight w:val="none"/>
+        </w:rPr>
+        <w:t xml:space="preserve">Install the system on the virtual disk</w:t>
+      </w:r>
+      <w:r/>
+    </w:p>
+    <w:p>
+      <w:pPr>
+        <w:pStyle w:val="910"/>
+        <w:numPr>
+          <w:ilvl w:val="0"/>
+          <w:numId w:val="14"/>
+        </w:numPr>
+        <w:pBdr/>
+        <w:shd w:val="nil" w:color="000000"/>
+        <w:spacing/>
+        <w:ind/>
+        <w:rPr/>
+      </w:pPr>
+      <w:r>
+        <w:rPr>
+          <w:highlight w:val="none"/>
+        </w:rPr>
+        <w:t xml:space="preserve">Wait for the system to be installed</w:t>
+      </w:r>
+      <w:r/>
+    </w:p>
+    <w:p>
+      <w:pPr>
+        <w:pStyle w:val="910"/>
+        <w:numPr>
+          <w:ilvl w:val="0"/>
+          <w:numId w:val="14"/>
+        </w:numPr>
+        <w:pBdr/>
+        <w:shd w:val="nil" w:color="000000"/>
+        <w:spacing/>
+        <w:ind/>
+        <w:rPr/>
+      </w:pPr>
+      <w:r>
+        <w:rPr>
+          <w:highlight w:val="none"/>
+        </w:rPr>
+        <w:t xml:space="preserve">After the system is installed, open the system monitor</w:t>
+      </w:r>
+      <w:r/>
+    </w:p>
+    <w:p>
+      <w:pPr>
+        <w:pStyle w:val="910"/>
+        <w:numPr>
+          <w:ilvl w:val="0"/>
+          <w:numId w:val="14"/>
+        </w:numPr>
+        <w:pBdr/>
+        <w:shd w:val="nil" w:color="000000"/>
+        <w:spacing/>
+        <w:ind/>
+        <w:rPr/>
+      </w:pPr>
+      <w:r>
+        <w:rPr>
+          <w:highlight w:val="none"/>
+        </w:rPr>
+        <w:t xml:space="preserve">Monitor the system monitor for 1 minute</w:t>
+      </w:r>
+      <w:r/>
+    </w:p>
+    <w:p>
+      <w:pPr>
+        <w:pBdr/>
+        <w:shd w:val="nil" w:color="000000"/>
+        <w:spacing/>
+        <w:ind w:firstLine="0" w:left="0"/>
+        <w:rPr/>
+      </w:pPr>
+      <w:r>
+        <w:rPr>
+          <w:highlight w:val="none"/>
+        </w:rPr>
+        <w:t xml:space="preserve">The data of those tests are shown below.</w:t>
       </w:r>
       <w:r>
         <w:rPr>
@@ -3780,17 +3871,7 @@
                 <w:highlight w:val="none"/>
                 <w:lang w:val="en-US" w:bidi="en-US"/>
               </w:rPr>
-              <w:t xml:space="preserve">(itself)</w:t>
-            </w:r>
-            <w:r>
-              <w:rPr>
-                <w:b w:val="0"/>
-                <w:bCs w:val="0"/>
-                <w:sz w:val="22"/>
-                <w:szCs w:val="22"/>
-                <w:highlight w:val="none"/>
-                <w:lang w:val="en-US" w:bidi="en-US"/>
-              </w:rPr>
+              <w:t xml:space="preserve">Windows</w:t>
             </w:r>
             <w:r>
               <w:rPr>
@@ -3832,17 +3913,7 @@
                 <w:highlight w:val="none"/>
                 <w:lang w:val="en-US" w:bidi="en-US"/>
               </w:rPr>
-              <w:t xml:space="preserve">(itself)</w:t>
-            </w:r>
-            <w:r>
-              <w:rPr>
-                <w:b w:val="0"/>
-                <w:bCs w:val="0"/>
-                <w:sz w:val="22"/>
-                <w:szCs w:val="22"/>
-                <w:highlight w:val="none"/>
-                <w:lang w:val="en-US" w:bidi="en-US"/>
-              </w:rPr>
+              <w:t xml:space="preserve">Debian</w:t>
             </w:r>
             <w:r>
               <w:rPr>
@@ -5266,12 +5337,7 @@
                 <w:lang w:val="en-US" w:bidi="en-US"/>
               </w:rPr>
             </w:r>
-          </w:p>
-          <w:p>
-            <w:pPr>
-              <w:pBdr/>
-              <w:spacing/>
-              <w:ind/>
+            <w:r>
               <w:rPr>
                 <w:b w:val="0"/>
                 <w:bCs w:val="0"/>
@@ -5280,7 +5346,7 @@
                 <w:highlight w:val="none"/>
                 <w:lang w:val="en-US" w:bidi="en-US"/>
               </w:rPr>
-            </w:pPr>
+            </w:r>
             <w:r>
               <w:rPr>
                 <w:b w:val="0"/>
@@ -5409,13 +5475,7 @@
                 <w:lang w:val="en-US" w:bidi="en-US"/>
               </w:rPr>
             </w:r>
-          </w:p>
-          <w:p>
-            <w:pPr>
-              <w:pBdr/>
-              <w:shd w:val="nil" w:color="000000"/>
-              <w:spacing/>
-              <w:ind/>
+            <w:r>
               <w:rPr>
                 <w:b w:val="0"/>
                 <w:bCs w:val="0"/>
@@ -5424,7 +5484,7 @@
                 <w:highlight w:val="none"/>
                 <w:lang w:val="en-US" w:bidi="en-US"/>
               </w:rPr>
-            </w:pPr>
+            </w:r>
             <w:r>
               <w:rPr>
                 <w:b w:val="0"/>
@@ -5553,13 +5613,7 @@
                 <w:lang w:val="en-US" w:bidi="en-US"/>
               </w:rPr>
             </w:r>
-          </w:p>
-          <w:p>
-            <w:pPr>
-              <w:pBdr/>
-              <w:shd w:val="nil" w:color="000000"/>
-              <w:spacing/>
-              <w:ind/>
+            <w:r>
               <w:rPr>
                 <w:b w:val="0"/>
                 <w:bCs w:val="0"/>
@@ -5568,7 +5622,7 @@
                 <w:highlight w:val="none"/>
                 <w:lang w:val="en-US" w:bidi="en-US"/>
               </w:rPr>
-            </w:pPr>
+            </w:r>
             <w:r>
               <w:rPr>
                 <w:b w:val="0"/>
@@ -5697,22 +5751,6 @@
                 <w:lang w:val="en-US" w:bidi="en-US"/>
               </w:rPr>
             </w:r>
-          </w:p>
-          <w:p>
-            <w:pPr>
-              <w:pBdr/>
-              <w:shd w:val="nil" w:color="000000"/>
-              <w:spacing/>
-              <w:ind/>
-              <w:rPr>
-                <w:b w:val="0"/>
-                <w:bCs w:val="0"/>
-                <w:sz w:val="22"/>
-                <w:szCs w:val="22"/>
-                <w:highlight w:val="none"/>
-                <w:lang w:val="en-US" w:bidi="en-US"/>
-              </w:rPr>
-            </w:pPr>
             <w:r>
               <w:rPr>
                 <w:b w:val="0"/>
@@ -5723,1204 +5761,6 @@
                 <w:lang w:val="en-US" w:bidi="en-US"/>
               </w:rPr>
             </w:r>
-            <w:r>
-              <w:rPr>
-                <w:b w:val="0"/>
-                <w:bCs w:val="0"/>
-                <w:sz w:val="22"/>
-                <w:szCs w:val="22"/>
-                <w:highlight w:val="none"/>
-                <w:lang w:val="en-US" w:bidi="en-US"/>
-              </w:rPr>
-            </w:r>
-            <w:r>
-              <w:rPr>
-                <w:b w:val="0"/>
-                <w:bCs w:val="0"/>
-                <w:sz w:val="22"/>
-                <w:szCs w:val="22"/>
-                <w:highlight w:val="none"/>
-                <w:lang w:val="en-US" w:bidi="en-US"/>
-              </w:rPr>
-            </w:r>
-          </w:p>
-        </w:tc>
-      </w:tr>
-      <w:tr>
-        <w:trPr/>
-        <w:tc>
-          <w:tcPr>
-            <w:tcBorders/>
-            <w:tcW w:w="2126" w:type="dxa"/>
-            <w:vMerge w:val="restart"/>
-          </w:tcPr>
-          <w:p>
-            <w:pPr>
-              <w:pBdr/>
-              <w:shd w:val="nil" w:color="000000"/>
-              <w:spacing/>
-              <w:ind/>
-              <w:rPr>
-                <w:b/>
-                <w:bCs/>
-                <w:sz w:val="22"/>
-                <w:szCs w:val="22"/>
-                <w:highlight w:val="none"/>
-              </w:rPr>
-            </w:pPr>
-            <w:r>
-              <w:rPr>
-                <w:b/>
-                <w:bCs/>
-                <w:sz w:val="22"/>
-                <w:szCs w:val="22"/>
-                <w:highlight w:val="none"/>
-                <w:lang w:val="en-US" w:bidi="en-US"/>
-              </w:rPr>
-              <w:t xml:space="preserve">Stability and reliability</w:t>
-            </w:r>
-            <w:r>
-              <w:rPr>
-                <w:b/>
-                <w:bCs/>
-                <w:sz w:val="22"/>
-                <w:szCs w:val="22"/>
-                <w:highlight w:val="none"/>
-              </w:rPr>
-            </w:r>
-            <w:r>
-              <w:rPr>
-                <w:b/>
-                <w:bCs/>
-                <w:sz w:val="22"/>
-                <w:szCs w:val="22"/>
-                <w:highlight w:val="none"/>
-              </w:rPr>
-            </w:r>
-          </w:p>
-        </w:tc>
-        <w:tc>
-          <w:tcPr>
-            <w:tcBorders/>
-            <w:tcW w:w="1701" w:type="dxa"/>
-          </w:tcPr>
-          <w:p>
-            <w:pPr>
-              <w:pBdr/>
-              <w:spacing/>
-              <w:ind/>
-              <w:rPr>
-                <w:b w:val="0"/>
-                <w:bCs w:val="0"/>
-                <w:sz w:val="22"/>
-                <w:szCs w:val="22"/>
-                <w:highlight w:val="none"/>
-                <w:lang w:val="en-US" w:bidi="en-US"/>
-              </w:rPr>
-            </w:pPr>
-            <w:r>
-              <w:rPr>
-                <w:b w:val="0"/>
-                <w:bCs w:val="0"/>
-                <w:sz w:val="22"/>
-                <w:szCs w:val="22"/>
-                <w:highlight w:val="none"/>
-                <w:lang w:val="en-US" w:bidi="en-US"/>
-              </w:rPr>
-              <w:t xml:space="preserve">Windows apps update on their own which ensures the apps remain stable and reliable.</w:t>
-            </w:r>
-            <w:r>
-              <w:rPr>
-                <w:b w:val="0"/>
-                <w:bCs w:val="0"/>
-                <w:sz w:val="22"/>
-                <w:szCs w:val="22"/>
-                <w:highlight w:val="none"/>
-                <w:lang w:val="en-US" w:bidi="en-US"/>
-              </w:rPr>
-            </w:r>
-            <w:r>
-              <w:rPr>
-                <w:b w:val="0"/>
-                <w:bCs w:val="0"/>
-                <w:sz w:val="22"/>
-                <w:szCs w:val="22"/>
-                <w:highlight w:val="none"/>
-                <w:lang w:val="en-US" w:bidi="en-US"/>
-              </w:rPr>
-            </w:r>
-          </w:p>
-          <w:p>
-            <w:pPr>
-              <w:pBdr/>
-              <w:spacing/>
-              <w:ind/>
-              <w:rPr>
-                <w:b w:val="0"/>
-                <w:bCs w:val="0"/>
-                <w:sz w:val="22"/>
-                <w:szCs w:val="22"/>
-                <w:highlight w:val="none"/>
-                <w:lang w:val="en-US" w:bidi="en-US"/>
-              </w:rPr>
-            </w:pPr>
-            <w:r>
-              <w:rPr>
-                <w:b w:val="0"/>
-                <w:bCs w:val="0"/>
-                <w:sz w:val="22"/>
-                <w:szCs w:val="22"/>
-                <w:highlight w:val="none"/>
-                <w:lang w:val="en-US" w:bidi="en-US"/>
-              </w:rPr>
-              <w:t xml:space="preserve">The user gets recommended to update the system once every month, unless the user does not update the system within 2 months Windows will force the user to update the system.</w:t>
-            </w:r>
-            <w:r>
-              <w:rPr>
-                <w:b w:val="0"/>
-                <w:bCs w:val="0"/>
-                <w:sz w:val="22"/>
-                <w:szCs w:val="22"/>
-                <w:highlight w:val="none"/>
-                <w:lang w:val="en-US" w:bidi="en-US"/>
-              </w:rPr>
-            </w:r>
-            <w:r>
-              <w:rPr>
-                <w:b w:val="0"/>
-                <w:bCs w:val="0"/>
-                <w:sz w:val="22"/>
-                <w:szCs w:val="22"/>
-                <w:highlight w:val="none"/>
-                <w:lang w:val="en-US" w:bidi="en-US"/>
-              </w:rPr>
-            </w:r>
-          </w:p>
-        </w:tc>
-        <w:tc>
-          <w:tcPr>
-            <w:tcBorders/>
-            <w:tcW w:w="1559" w:type="dxa"/>
-          </w:tcPr>
-          <w:p>
-            <w:pPr>
-              <w:pBdr/>
-              <w:shd w:val="nil" w:color="000000"/>
-              <w:spacing/>
-              <w:ind/>
-              <w:rPr>
-                <w:b w:val="0"/>
-                <w:bCs w:val="0"/>
-                <w:sz w:val="22"/>
-                <w:szCs w:val="22"/>
-                <w:highlight w:val="none"/>
-                <w:lang w:val="en-US" w:bidi="en-US"/>
-              </w:rPr>
-            </w:pPr>
-            <w:r>
-              <w:rPr>
-                <w:b w:val="0"/>
-                <w:bCs w:val="0"/>
-                <w:sz w:val="22"/>
-                <w:szCs w:val="22"/>
-                <w:highlight w:val="none"/>
-                <w:lang w:val="en-US" w:bidi="en-US"/>
-              </w:rPr>
-              <w:t xml:space="preserve">Debian uses somewhat older packages, which provides </w:t>
-            </w:r>
-            <w:r>
-              <w:rPr>
-                <w:b w:val="0"/>
-                <w:bCs w:val="0"/>
-                <w:sz w:val="22"/>
-                <w:szCs w:val="22"/>
-                <w:highlight w:val="none"/>
-                <w:lang w:val="en-US" w:bidi="en-US"/>
-              </w:rPr>
-              <w:t xml:space="preserve">stability and reliability.</w:t>
-            </w:r>
-            <w:r>
-              <w:rPr>
-                <w:b w:val="0"/>
-                <w:bCs w:val="0"/>
-                <w:sz w:val="22"/>
-                <w:szCs w:val="22"/>
-                <w:highlight w:val="none"/>
-                <w:lang w:val="en-US" w:bidi="en-US"/>
-              </w:rPr>
-            </w:r>
-            <w:r>
-              <w:rPr>
-                <w:b w:val="0"/>
-                <w:bCs w:val="0"/>
-                <w:sz w:val="22"/>
-                <w:szCs w:val="22"/>
-                <w:highlight w:val="none"/>
-                <w:lang w:val="en-US" w:bidi="en-US"/>
-              </w:rPr>
-            </w:r>
-          </w:p>
-          <w:p>
-            <w:pPr>
-              <w:pBdr/>
-              <w:shd w:val="nil" w:color="000000"/>
-              <w:spacing/>
-              <w:ind/>
-              <w:rPr>
-                <w:b/>
-                <w:bCs/>
-                <w:sz w:val="22"/>
-                <w:szCs w:val="22"/>
-                <w:highlight w:val="none"/>
-              </w:rPr>
-            </w:pPr>
-            <w:r>
-              <w:rPr>
-                <w:b w:val="0"/>
-                <w:bCs w:val="0"/>
-                <w:sz w:val="22"/>
-                <w:szCs w:val="22"/>
-                <w:highlight w:val="none"/>
-                <w:lang w:val="en-US" w:bidi="en-US"/>
-              </w:rPr>
-              <w:t xml:space="preserve">The user gets to choose when to update the system, although it is recommended to update once every month to ensure the system will remain stable.</w:t>
-            </w:r>
-            <w:r>
-              <w:rPr>
-                <w:b/>
-                <w:bCs/>
-                <w:sz w:val="22"/>
-                <w:szCs w:val="22"/>
-                <w:highlight w:val="none"/>
-              </w:rPr>
-            </w:r>
-            <w:r>
-              <w:rPr>
-                <w:b/>
-                <w:bCs/>
-                <w:sz w:val="22"/>
-                <w:szCs w:val="22"/>
-                <w:highlight w:val="none"/>
-              </w:rPr>
-            </w:r>
-          </w:p>
-        </w:tc>
-        <w:tc>
-          <w:tcPr>
-            <w:tcBorders/>
-            <w:tcW w:w="1559" w:type="dxa"/>
-            <w:vMerge w:val="restart"/>
-          </w:tcPr>
-          <w:p>
-            <w:pPr>
-              <w:pBdr/>
-              <w:shd w:val="nil" w:color="000000"/>
-              <w:spacing/>
-              <w:ind/>
-              <w:rPr>
-                <w:b w:val="0"/>
-                <w:bCs w:val="0"/>
-                <w:sz w:val="22"/>
-                <w:szCs w:val="22"/>
-                <w:highlight w:val="none"/>
-                <w:lang w:val="en-US" w:bidi="en-US"/>
-              </w:rPr>
-            </w:pPr>
-            <w:r>
-              <w:rPr>
-                <w:b w:val="0"/>
-                <w:bCs w:val="0"/>
-                <w:sz w:val="22"/>
-                <w:szCs w:val="22"/>
-                <w:highlight w:val="none"/>
-                <w:lang w:val="en-US" w:bidi="en-US"/>
-              </w:rPr>
-              <w:t xml:space="preserve">Ubuntu uses somewhat older packages, which provides </w:t>
-            </w:r>
-            <w:r>
-              <w:rPr>
-                <w:b w:val="0"/>
-                <w:bCs w:val="0"/>
-                <w:sz w:val="22"/>
-                <w:szCs w:val="22"/>
-                <w:highlight w:val="none"/>
-                <w:lang w:val="en-US" w:bidi="en-US"/>
-              </w:rPr>
-              <w:t xml:space="preserve">stability and reliability.</w:t>
-            </w:r>
-            <w:r>
-              <w:rPr>
-                <w:b w:val="0"/>
-                <w:bCs w:val="0"/>
-                <w:sz w:val="22"/>
-                <w:szCs w:val="22"/>
-                <w:highlight w:val="none"/>
-                <w:lang w:val="en-US" w:bidi="en-US"/>
-              </w:rPr>
-            </w:r>
-            <w:r>
-              <w:rPr>
-                <w:b w:val="0"/>
-                <w:bCs w:val="0"/>
-                <w:sz w:val="22"/>
-                <w:szCs w:val="22"/>
-                <w:highlight w:val="none"/>
-                <w:lang w:val="en-US" w:bidi="en-US"/>
-              </w:rPr>
-            </w:r>
-          </w:p>
-          <w:p>
-            <w:pPr>
-              <w:pBdr/>
-              <w:shd w:val="nil" w:color="000000"/>
-              <w:spacing/>
-              <w:ind/>
-              <w:rPr>
-                <w:b/>
-                <w:bCs/>
-                <w:sz w:val="22"/>
-                <w:szCs w:val="22"/>
-                <w:highlight w:val="none"/>
-              </w:rPr>
-            </w:pPr>
-            <w:r>
-              <w:rPr>
-                <w:b w:val="0"/>
-                <w:bCs w:val="0"/>
-                <w:sz w:val="22"/>
-                <w:szCs w:val="22"/>
-                <w:highlight w:val="none"/>
-                <w:lang w:val="en-US" w:bidi="en-US"/>
-              </w:rPr>
-              <w:t xml:space="preserve">The user gets to choose when to update the system, although it is recommended to update once every month to ensure the system will remain stable.</w:t>
-            </w:r>
-            <w:r>
-              <w:rPr>
-                <w:b/>
-                <w:bCs/>
-                <w:sz w:val="22"/>
-                <w:szCs w:val="22"/>
-                <w:highlight w:val="none"/>
-              </w:rPr>
-            </w:r>
-            <w:r>
-              <w:rPr>
-                <w:b/>
-                <w:bCs/>
-                <w:sz w:val="22"/>
-                <w:szCs w:val="22"/>
-                <w:highlight w:val="none"/>
-              </w:rPr>
-            </w:r>
-          </w:p>
-          <w:p>
-            <w:pPr>
-              <w:pBdr/>
-              <w:shd w:val="nil" w:color="000000"/>
-              <w:spacing/>
-              <w:ind/>
-              <w:rPr>
-                <w:b/>
-                <w:bCs/>
-                <w:sz w:val="22"/>
-                <w:szCs w:val="22"/>
-                <w:highlight w:val="none"/>
-              </w:rPr>
-            </w:pPr>
-            <w:r>
-              <w:rPr>
-                <w:b w:val="0"/>
-                <w:bCs w:val="0"/>
-                <w:sz w:val="22"/>
-                <w:szCs w:val="22"/>
-                <w:highlight w:val="none"/>
-                <w:lang w:val="en-US" w:bidi="en-US"/>
-              </w:rPr>
-            </w:r>
-            <w:r>
-              <w:rPr>
-                <w:b/>
-                <w:bCs/>
-                <w:sz w:val="22"/>
-                <w:szCs w:val="22"/>
-                <w:highlight w:val="none"/>
-              </w:rPr>
-            </w:r>
-            <w:r>
-              <w:rPr>
-                <w:b/>
-                <w:bCs/>
-                <w:sz w:val="22"/>
-                <w:szCs w:val="22"/>
-                <w:highlight w:val="none"/>
-              </w:rPr>
-            </w:r>
-          </w:p>
-        </w:tc>
-        <w:tc>
-          <w:tcPr>
-            <w:tcBorders/>
-            <w:tcW w:w="1559" w:type="dxa"/>
-            <w:vMerge w:val="restart"/>
-          </w:tcPr>
-          <w:p>
-            <w:pPr>
-              <w:pBdr/>
-              <w:shd w:val="nil" w:color="000000"/>
-              <w:spacing/>
-              <w:ind/>
-              <w:rPr>
-                <w:b w:val="0"/>
-                <w:bCs w:val="0"/>
-                <w:sz w:val="22"/>
-                <w:szCs w:val="22"/>
-                <w:highlight w:val="none"/>
-                <w:lang w:val="en-US" w:bidi="en-US"/>
-              </w:rPr>
-            </w:pPr>
-            <w:r>
-              <w:rPr>
-                <w:b w:val="0"/>
-                <w:bCs w:val="0"/>
-                <w:sz w:val="22"/>
-                <w:szCs w:val="22"/>
-                <w:highlight w:val="none"/>
-                <w:lang w:val="en-US" w:bidi="en-US"/>
-              </w:rPr>
-            </w:r>
-            <w:r>
-              <w:rPr>
-                <w:b w:val="0"/>
-                <w:bCs w:val="0"/>
-                <w:sz w:val="22"/>
-                <w:szCs w:val="22"/>
-                <w:highlight w:val="none"/>
-                <w:lang w:val="en-US" w:bidi="en-US"/>
-              </w:rPr>
-              <w:t xml:space="preserve">Endeavour OS uses the newest packages which does not always provide </w:t>
-            </w:r>
-            <w:r>
-              <w:rPr>
-                <w:b w:val="0"/>
-                <w:bCs w:val="0"/>
-                <w:sz w:val="22"/>
-                <w:szCs w:val="22"/>
-                <w:highlight w:val="none"/>
-                <w:lang w:val="en-US" w:bidi="en-US"/>
-              </w:rPr>
-              <w:t xml:space="preserve">stability and reliability</w:t>
-            </w:r>
-            <w:r>
-              <w:rPr>
-                <w:b w:val="0"/>
-                <w:bCs w:val="0"/>
-                <w:sz w:val="22"/>
-                <w:szCs w:val="22"/>
-                <w:highlight w:val="none"/>
-                <w:lang w:val="en-US" w:bidi="en-US"/>
-              </w:rPr>
-              <w:t xml:space="preserve"> but it does ensure frequent bug fixes.</w:t>
-            </w:r>
-            <w:r>
-              <w:rPr>
-                <w:b w:val="0"/>
-                <w:bCs w:val="0"/>
-                <w:sz w:val="22"/>
-                <w:szCs w:val="22"/>
-                <w:highlight w:val="none"/>
-                <w:lang w:val="en-US" w:bidi="en-US"/>
-              </w:rPr>
-            </w:r>
-            <w:r>
-              <w:rPr>
-                <w:b w:val="0"/>
-                <w:bCs w:val="0"/>
-                <w:sz w:val="22"/>
-                <w:szCs w:val="22"/>
-                <w:highlight w:val="none"/>
-                <w:lang w:val="en-US" w:bidi="en-US"/>
-              </w:rPr>
-            </w:r>
-          </w:p>
-          <w:p>
-            <w:pPr>
-              <w:pBdr/>
-              <w:shd w:val="nil" w:color="000000"/>
-              <w:spacing/>
-              <w:ind/>
-              <w:rPr>
-                <w:b/>
-                <w:bCs/>
-                <w:sz w:val="22"/>
-                <w:szCs w:val="22"/>
-                <w:highlight w:val="none"/>
-              </w:rPr>
-            </w:pPr>
-            <w:r>
-              <w:rPr>
-                <w:b w:val="0"/>
-                <w:bCs w:val="0"/>
-                <w:sz w:val="22"/>
-                <w:szCs w:val="22"/>
-                <w:highlight w:val="none"/>
-                <w:lang w:val="en-US" w:bidi="en-US"/>
-              </w:rPr>
-              <w:t xml:space="preserve">The user gets to choose when to update the system, although it is recommended to update once every week up to a month to ensure the system will remain stable.</w:t>
-            </w:r>
-            <w:r>
-              <w:rPr>
-                <w:b/>
-                <w:bCs/>
-                <w:sz w:val="22"/>
-                <w:szCs w:val="22"/>
-                <w:highlight w:val="none"/>
-              </w:rPr>
-            </w:r>
-            <w:r>
-              <w:rPr>
-                <w:b/>
-                <w:bCs/>
-                <w:sz w:val="22"/>
-                <w:szCs w:val="22"/>
-                <w:highlight w:val="none"/>
-              </w:rPr>
-            </w:r>
-          </w:p>
-          <w:p>
-            <w:pPr>
-              <w:pBdr/>
-              <w:shd w:val="nil" w:color="000000"/>
-              <w:spacing/>
-              <w:ind/>
-              <w:rPr>
-                <w:b w:val="0"/>
-                <w:bCs w:val="0"/>
-                <w:sz w:val="22"/>
-                <w:szCs w:val="22"/>
-                <w:highlight w:val="none"/>
-                <w:lang w:val="en-US" w:bidi="en-US"/>
-              </w:rPr>
-            </w:pPr>
-            <w:r>
-              <w:rPr>
-                <w:b w:val="0"/>
-                <w:bCs w:val="0"/>
-                <w:sz w:val="22"/>
-                <w:szCs w:val="22"/>
-                <w:highlight w:val="none"/>
-                <w:lang w:val="en-US" w:bidi="en-US"/>
-              </w:rPr>
-            </w:r>
-            <w:r>
-              <w:rPr>
-                <w:b w:val="0"/>
-                <w:bCs w:val="0"/>
-                <w:sz w:val="22"/>
-                <w:szCs w:val="22"/>
-                <w:highlight w:val="none"/>
-                <w:lang w:val="en-US" w:bidi="en-US"/>
-              </w:rPr>
-            </w:r>
-            <w:r>
-              <w:rPr>
-                <w:b w:val="0"/>
-                <w:bCs w:val="0"/>
-                <w:sz w:val="22"/>
-                <w:szCs w:val="22"/>
-                <w:highlight w:val="none"/>
-                <w:lang w:val="en-US" w:bidi="en-US"/>
-              </w:rPr>
-            </w:r>
-          </w:p>
-        </w:tc>
-        <w:tc>
-          <w:tcPr>
-            <w:tcBorders/>
-            <w:tcW w:w="1701" w:type="dxa"/>
-            <w:vMerge w:val="restart"/>
-          </w:tcPr>
-          <w:p>
-            <w:pPr>
-              <w:pBdr/>
-              <w:shd w:val="nil" w:color="000000"/>
-              <w:spacing/>
-              <w:ind/>
-              <w:rPr>
-                <w:b w:val="0"/>
-                <w:bCs w:val="0"/>
-                <w:sz w:val="22"/>
-                <w:szCs w:val="22"/>
-                <w:highlight w:val="none"/>
-                <w:lang w:val="en-US" w:bidi="en-US"/>
-              </w:rPr>
-            </w:pPr>
-            <w:r>
-              <w:rPr>
-                <w:b w:val="0"/>
-                <w:bCs w:val="0"/>
-                <w:sz w:val="22"/>
-                <w:szCs w:val="22"/>
-                <w:highlight w:val="none"/>
-                <w:lang w:val="en-US" w:bidi="en-US"/>
-              </w:rPr>
-              <w:t xml:space="preserve">Kubuntu uses somewhat older packages, which provides </w:t>
-            </w:r>
-            <w:r>
-              <w:rPr>
-                <w:b w:val="0"/>
-                <w:bCs w:val="0"/>
-                <w:sz w:val="22"/>
-                <w:szCs w:val="22"/>
-                <w:highlight w:val="none"/>
-                <w:lang w:val="en-US" w:bidi="en-US"/>
-              </w:rPr>
-              <w:t xml:space="preserve">stability and reliability.</w:t>
-            </w:r>
-            <w:r>
-              <w:rPr>
-                <w:b w:val="0"/>
-                <w:bCs w:val="0"/>
-                <w:sz w:val="22"/>
-                <w:szCs w:val="22"/>
-                <w:highlight w:val="none"/>
-                <w:lang w:val="en-US" w:bidi="en-US"/>
-              </w:rPr>
-            </w:r>
-            <w:r>
-              <w:rPr>
-                <w:b w:val="0"/>
-                <w:bCs w:val="0"/>
-                <w:sz w:val="22"/>
-                <w:szCs w:val="22"/>
-                <w:highlight w:val="none"/>
-                <w:lang w:val="en-US" w:bidi="en-US"/>
-              </w:rPr>
-            </w:r>
-          </w:p>
-          <w:p>
-            <w:pPr>
-              <w:pBdr/>
-              <w:shd w:val="nil" w:color="000000"/>
-              <w:spacing/>
-              <w:ind/>
-              <w:rPr>
-                <w:b/>
-                <w:bCs/>
-                <w:sz w:val="22"/>
-                <w:szCs w:val="22"/>
-                <w:highlight w:val="none"/>
-              </w:rPr>
-            </w:pPr>
-            <w:r>
-              <w:rPr>
-                <w:b w:val="0"/>
-                <w:bCs w:val="0"/>
-                <w:sz w:val="22"/>
-                <w:szCs w:val="22"/>
-                <w:highlight w:val="none"/>
-                <w:lang w:val="en-US" w:bidi="en-US"/>
-              </w:rPr>
-              <w:t xml:space="preserve">The user gets to choose when to update the system, although it is recommended to update once every month to ensure the system will remain stable.</w:t>
-            </w:r>
-            <w:r>
-              <w:rPr>
-                <w:b/>
-                <w:bCs/>
-                <w:sz w:val="22"/>
-                <w:szCs w:val="22"/>
-                <w:highlight w:val="none"/>
-              </w:rPr>
-            </w:r>
-            <w:r>
-              <w:rPr>
-                <w:b/>
-                <w:bCs/>
-                <w:sz w:val="22"/>
-                <w:szCs w:val="22"/>
-                <w:highlight w:val="none"/>
-              </w:rPr>
-            </w:r>
-          </w:p>
-          <w:p>
-            <w:pPr>
-              <w:pBdr/>
-              <w:shd w:val="nil" w:color="000000"/>
-              <w:spacing/>
-              <w:ind/>
-              <w:rPr>
-                <w:b/>
-                <w:bCs/>
-                <w:sz w:val="22"/>
-                <w:szCs w:val="22"/>
-                <w:highlight w:val="none"/>
-              </w:rPr>
-            </w:pPr>
-            <w:r>
-              <w:rPr>
-                <w:b w:val="0"/>
-                <w:bCs w:val="0"/>
-                <w:sz w:val="22"/>
-                <w:szCs w:val="22"/>
-                <w:highlight w:val="none"/>
-                <w:lang w:val="en-US" w:bidi="en-US"/>
-              </w:rPr>
-            </w:r>
-            <w:r>
-              <w:rPr>
-                <w:b/>
-                <w:bCs/>
-                <w:sz w:val="22"/>
-                <w:szCs w:val="22"/>
-                <w:highlight w:val="none"/>
-              </w:rPr>
-            </w:r>
-            <w:r>
-              <w:rPr>
-                <w:b/>
-                <w:bCs/>
-                <w:sz w:val="22"/>
-                <w:szCs w:val="22"/>
-                <w:highlight w:val="none"/>
-              </w:rPr>
-            </w:r>
-          </w:p>
-          <w:p>
-            <w:pPr>
-              <w:pBdr/>
-              <w:shd w:val="nil" w:color="000000"/>
-              <w:spacing/>
-              <w:ind/>
-              <w:rPr>
-                <w:b w:val="0"/>
-                <w:bCs w:val="0"/>
-                <w:sz w:val="22"/>
-                <w:szCs w:val="22"/>
-                <w:highlight w:val="none"/>
-                <w:lang w:val="en-US" w:bidi="en-US"/>
-              </w:rPr>
-            </w:pPr>
-            <w:r>
-              <w:rPr>
-                <w:b w:val="0"/>
-                <w:bCs w:val="0"/>
-                <w:sz w:val="22"/>
-                <w:szCs w:val="22"/>
-                <w:highlight w:val="none"/>
-                <w:lang w:val="en-US" w:bidi="en-US"/>
-              </w:rPr>
-            </w:r>
-            <w:r>
-              <w:rPr>
-                <w:b w:val="0"/>
-                <w:bCs w:val="0"/>
-                <w:sz w:val="22"/>
-                <w:szCs w:val="22"/>
-                <w:highlight w:val="none"/>
-                <w:lang w:val="en-US" w:bidi="en-US"/>
-              </w:rPr>
-            </w:r>
-            <w:r>
-              <w:rPr>
-                <w:b w:val="0"/>
-                <w:bCs w:val="0"/>
-                <w:sz w:val="22"/>
-                <w:szCs w:val="22"/>
-                <w:highlight w:val="none"/>
-                <w:lang w:val="en-US" w:bidi="en-US"/>
-              </w:rPr>
-            </w:r>
-          </w:p>
-        </w:tc>
-      </w:tr>
-      <w:tr>
-        <w:trPr/>
-        <w:tc>
-          <w:tcPr>
-            <w:tcBorders/>
-            <w:tcW w:w="2126" w:type="dxa"/>
-            <w:vMerge w:val="restart"/>
-          </w:tcPr>
-          <w:p>
-            <w:pPr>
-              <w:pBdr/>
-              <w:shd w:val="nil" w:color="000000"/>
-              <w:spacing/>
-              <w:ind/>
-              <w:rPr>
-                <w:b/>
-                <w:bCs/>
-                <w:sz w:val="22"/>
-                <w:szCs w:val="22"/>
-                <w:highlight w:val="none"/>
-              </w:rPr>
-            </w:pPr>
-            <w:r>
-              <w:rPr>
-                <w:b/>
-                <w:bCs/>
-                <w:sz w:val="22"/>
-                <w:szCs w:val="22"/>
-                <w:highlight w:val="none"/>
-                <w:lang w:val="en-US" w:bidi="en-US"/>
-              </w:rPr>
-              <w:t xml:space="preserve">Freedom within package managers</w:t>
-            </w:r>
-            <w:r>
-              <w:rPr>
-                <w:b/>
-                <w:bCs/>
-                <w:sz w:val="22"/>
-                <w:szCs w:val="22"/>
-                <w:highlight w:val="none"/>
-              </w:rPr>
-            </w:r>
-            <w:r>
-              <w:rPr>
-                <w:b/>
-                <w:bCs/>
-                <w:sz w:val="22"/>
-                <w:szCs w:val="22"/>
-                <w:highlight w:val="none"/>
-              </w:rPr>
-            </w:r>
-          </w:p>
-        </w:tc>
-        <w:tc>
-          <w:tcPr>
-            <w:tcBorders/>
-            <w:tcW w:w="1701" w:type="dxa"/>
-          </w:tcPr>
-          <w:p>
-            <w:pPr>
-              <w:pBdr/>
-              <w:spacing/>
-              <w:ind/>
-              <w:rPr>
-                <w:b w:val="0"/>
-                <w:bCs w:val="0"/>
-                <w:sz w:val="22"/>
-                <w:szCs w:val="22"/>
-                <w:highlight w:val="none"/>
-                <w:lang w:val="en-US" w:bidi="en-US"/>
-              </w:rPr>
-            </w:pPr>
-            <w:r>
-              <w:rPr>
-                <w:b w:val="0"/>
-                <w:bCs w:val="0"/>
-                <w:sz w:val="22"/>
-                <w:szCs w:val="22"/>
-                <w:highlight w:val="none"/>
-                <w:lang w:val="en-US" w:bidi="en-US"/>
-              </w:rPr>
-              <w:t xml:space="preserve">Winget </w:t>
-            </w:r>
-            <w:r>
-              <w:rPr>
-                <w:b w:val="0"/>
-                <w:bCs w:val="0"/>
-                <w:sz w:val="22"/>
-                <w:szCs w:val="22"/>
-                <w:highlight w:val="none"/>
-                <w:lang w:val="en-US" w:bidi="en-US"/>
-              </w:rPr>
-              <w:t xml:space="preserve">provides the basic necessities: office software, text editors, video recording, video editing.</w:t>
-            </w:r>
-            <w:r>
-              <w:rPr>
-                <w:b w:val="0"/>
-                <w:bCs w:val="0"/>
-                <w:sz w:val="22"/>
-                <w:szCs w:val="22"/>
-                <w:highlight w:val="none"/>
-                <w:lang w:val="en-US" w:bidi="en-US"/>
-              </w:rPr>
-            </w:r>
-            <w:r>
-              <w:rPr>
-                <w:b w:val="0"/>
-                <w:bCs w:val="0"/>
-                <w:sz w:val="22"/>
-                <w:szCs w:val="22"/>
-                <w:highlight w:val="none"/>
-                <w:lang w:val="en-US" w:bidi="en-US"/>
-              </w:rPr>
-            </w:r>
-          </w:p>
-        </w:tc>
-        <w:tc>
-          <w:tcPr>
-            <w:tcBorders/>
-            <w:tcW w:w="1559" w:type="dxa"/>
-            <w:vMerge w:val="restart"/>
-          </w:tcPr>
-          <w:p>
-            <w:pPr>
-              <w:pBdr/>
-              <w:spacing/>
-              <w:ind/>
-              <w:rPr>
-                <w:b w:val="0"/>
-                <w:bCs w:val="0"/>
-                <w:sz w:val="22"/>
-                <w:szCs w:val="22"/>
-                <w:highlight w:val="none"/>
-                <w:lang w:val="en-US" w:bidi="en-US"/>
-              </w:rPr>
-            </w:pPr>
-            <w:r>
-              <w:rPr>
-                <w:b w:val="0"/>
-                <w:bCs w:val="0"/>
-                <w:sz w:val="22"/>
-                <w:szCs w:val="22"/>
-                <w:highlight w:val="none"/>
-                <w:lang w:val="en-US" w:bidi="en-US"/>
-              </w:rPr>
-              <w:t xml:space="preserve">Apt provides the basic necessities: office software, text editors, video recording, video editing.</w:t>
-            </w:r>
-            <w:r>
-              <w:rPr>
-                <w:b w:val="0"/>
-                <w:bCs w:val="0"/>
-                <w:sz w:val="22"/>
-                <w:szCs w:val="22"/>
-                <w:highlight w:val="none"/>
-                <w:lang w:val="en-US" w:bidi="en-US"/>
-              </w:rPr>
-            </w:r>
-            <w:r>
-              <w:rPr>
-                <w:b w:val="0"/>
-                <w:bCs w:val="0"/>
-                <w:sz w:val="22"/>
-                <w:szCs w:val="22"/>
-                <w:highlight w:val="none"/>
-                <w:lang w:val="en-US" w:bidi="en-US"/>
-              </w:rPr>
-            </w:r>
-          </w:p>
-        </w:tc>
-        <w:tc>
-          <w:tcPr>
-            <w:tcBorders/>
-            <w:tcW w:w="1559" w:type="dxa"/>
-            <w:vMerge w:val="restart"/>
-          </w:tcPr>
-          <w:p>
-            <w:pPr>
-              <w:pBdr/>
-              <w:spacing/>
-              <w:ind/>
-              <w:rPr>
-                <w:b w:val="0"/>
-                <w:bCs w:val="0"/>
-                <w:sz w:val="22"/>
-                <w:szCs w:val="22"/>
-                <w:highlight w:val="none"/>
-                <w:lang w:val="en-US" w:bidi="en-US"/>
-              </w:rPr>
-            </w:pPr>
-            <w:r>
-              <w:rPr>
-                <w:b w:val="0"/>
-                <w:bCs w:val="0"/>
-                <w:sz w:val="22"/>
-                <w:szCs w:val="22"/>
-                <w:highlight w:val="none"/>
-                <w:lang w:val="en-US" w:bidi="en-US"/>
-              </w:rPr>
-              <w:t xml:space="preserve">Apt provides the basic necessities: office software, text editors, video recording, video editing.</w:t>
-            </w:r>
-            <w:r>
-              <w:rPr>
-                <w:b w:val="0"/>
-                <w:bCs w:val="0"/>
-                <w:sz w:val="22"/>
-                <w:szCs w:val="22"/>
-                <w:highlight w:val="none"/>
-                <w:lang w:val="en-US" w:bidi="en-US"/>
-              </w:rPr>
-            </w:r>
-            <w:r>
-              <w:rPr>
-                <w:b w:val="0"/>
-                <w:bCs w:val="0"/>
-                <w:sz w:val="22"/>
-                <w:szCs w:val="22"/>
-                <w:highlight w:val="none"/>
-                <w:lang w:val="en-US" w:bidi="en-US"/>
-              </w:rPr>
-            </w:r>
-          </w:p>
-          <w:p>
-            <w:pPr>
-              <w:pBdr/>
-              <w:shd w:val="nil" w:color="000000"/>
-              <w:spacing/>
-              <w:ind/>
-              <w:rPr>
-                <w:b w:val="0"/>
-                <w:bCs w:val="0"/>
-                <w:sz w:val="22"/>
-                <w:szCs w:val="22"/>
-                <w:highlight w:val="none"/>
-                <w:lang w:val="en-US" w:bidi="en-US"/>
-              </w:rPr>
-            </w:pPr>
-            <w:r>
-              <w:rPr>
-                <w:b w:val="0"/>
-                <w:bCs w:val="0"/>
-                <w:sz w:val="22"/>
-                <w:szCs w:val="22"/>
-                <w:highlight w:val="none"/>
-                <w:lang w:val="en-US" w:bidi="en-US"/>
-              </w:rPr>
-            </w:r>
-            <w:r>
-              <w:rPr>
-                <w:b w:val="0"/>
-                <w:bCs w:val="0"/>
-                <w:sz w:val="22"/>
-                <w:szCs w:val="22"/>
-                <w:highlight w:val="none"/>
-                <w:lang w:val="en-US" w:bidi="en-US"/>
-              </w:rPr>
-            </w:r>
-            <w:r>
-              <w:rPr>
-                <w:b w:val="0"/>
-                <w:bCs w:val="0"/>
-                <w:sz w:val="22"/>
-                <w:szCs w:val="22"/>
-                <w:highlight w:val="none"/>
-                <w:lang w:val="en-US" w:bidi="en-US"/>
-              </w:rPr>
-            </w:r>
-          </w:p>
-        </w:tc>
-        <w:tc>
-          <w:tcPr>
-            <w:tcBorders/>
-            <w:tcW w:w="1559" w:type="dxa"/>
-            <w:vMerge w:val="restart"/>
-          </w:tcPr>
-          <w:p>
-            <w:pPr>
-              <w:pBdr/>
-              <w:shd w:val="nil" w:color="000000"/>
-              <w:spacing/>
-              <w:ind/>
-              <w:rPr>
-                <w:b w:val="0"/>
-                <w:bCs w:val="0"/>
-                <w:sz w:val="22"/>
-                <w:szCs w:val="22"/>
-                <w:highlight w:val="none"/>
-                <w:lang w:val="en-US" w:bidi="en-US"/>
-              </w:rPr>
-            </w:pPr>
-            <w:r>
-              <w:rPr>
-                <w:b w:val="0"/>
-                <w:bCs w:val="0"/>
-                <w:sz w:val="22"/>
-                <w:szCs w:val="22"/>
-                <w:highlight w:val="none"/>
-                <w:lang w:val="en-US" w:bidi="en-US"/>
-              </w:rPr>
-              <w:t xml:space="preserve">Pacman / Yay provides anything the user might need: drivers, known software and niche software.</w:t>
-            </w:r>
-            <w:r>
-              <w:rPr>
-                <w:b w:val="0"/>
-                <w:bCs w:val="0"/>
-                <w:sz w:val="22"/>
-                <w:szCs w:val="22"/>
-                <w:highlight w:val="none"/>
-                <w:lang w:val="en-US" w:bidi="en-US"/>
-              </w:rPr>
-            </w:r>
-            <w:r>
-              <w:rPr>
-                <w:b w:val="0"/>
-                <w:bCs w:val="0"/>
-                <w:sz w:val="22"/>
-                <w:szCs w:val="22"/>
-                <w:highlight w:val="none"/>
-                <w:lang w:val="en-US" w:bidi="en-US"/>
-              </w:rPr>
-            </w:r>
-          </w:p>
-        </w:tc>
-        <w:tc>
-          <w:tcPr>
-            <w:tcBorders/>
-            <w:tcW w:w="1701" w:type="dxa"/>
-            <w:vMerge w:val="restart"/>
-          </w:tcPr>
-          <w:p>
-            <w:pPr>
-              <w:pBdr/>
-              <w:spacing/>
-              <w:ind/>
-              <w:rPr>
-                <w:b w:val="0"/>
-                <w:bCs w:val="0"/>
-                <w:sz w:val="22"/>
-                <w:szCs w:val="22"/>
-                <w:highlight w:val="none"/>
-                <w:lang w:val="en-US" w:bidi="en-US"/>
-              </w:rPr>
-            </w:pPr>
-            <w:r>
-              <w:rPr>
-                <w:b w:val="0"/>
-                <w:bCs w:val="0"/>
-                <w:sz w:val="22"/>
-                <w:szCs w:val="22"/>
-                <w:highlight w:val="none"/>
-                <w:lang w:val="en-US" w:bidi="en-US"/>
-              </w:rPr>
-              <w:t xml:space="preserve">Apt provides the basic necessities: office software, text editors, video recording, video editing.</w:t>
-            </w:r>
-            <w:r>
-              <w:rPr>
-                <w:b w:val="0"/>
-                <w:bCs w:val="0"/>
-                <w:sz w:val="22"/>
-                <w:szCs w:val="22"/>
-                <w:highlight w:val="none"/>
-                <w:lang w:val="en-US" w:bidi="en-US"/>
-              </w:rPr>
-            </w:r>
-            <w:r>
-              <w:rPr>
-                <w:b w:val="0"/>
-                <w:bCs w:val="0"/>
-                <w:sz w:val="22"/>
-                <w:szCs w:val="22"/>
-                <w:highlight w:val="none"/>
-                <w:lang w:val="en-US" w:bidi="en-US"/>
-              </w:rPr>
-            </w:r>
-          </w:p>
-          <w:p>
-            <w:pPr>
-              <w:pBdr/>
-              <w:shd w:val="nil" w:color="000000"/>
-              <w:spacing/>
-              <w:ind/>
-              <w:rPr>
-                <w:b w:val="0"/>
-                <w:bCs w:val="0"/>
-                <w:sz w:val="22"/>
-                <w:szCs w:val="22"/>
-                <w:highlight w:val="none"/>
-                <w:lang w:val="en-US" w:bidi="en-US"/>
-              </w:rPr>
-            </w:pPr>
             <w:r>
               <w:rPr>
                 <w:b w:val="0"/>
@@ -7627,7 +6467,6 @@
           <w:szCs w:val="22"/>
           <w:highlight w:val="none"/>
         </w:rPr>
-        <w:t xml:space="preserve">Resourced used komt van een vm af</w:t>
       </w:r>
       <w:r>
         <w:rPr>
@@ -7657,19 +6496,220 @@
         <w:spacing/>
         <w:ind/>
         <w:rPr>
+          <w:b/>
+          <w:bCs/>
+          <w:sz w:val="28"/>
+          <w:szCs w:val="28"/>
+          <w:highlight w:val="none"/>
+        </w:rPr>
+      </w:pPr>
+      <w:r>
+        <w:rPr>
+          <w:b/>
+          <w:bCs/>
+          <w:sz w:val="28"/>
+          <w:szCs w:val="28"/>
+          <w:highlight w:val="none"/>
+          <w:lang w:val="en-US" w:bidi="en-US"/>
+        </w:rPr>
+      </w:r>
+      <w:r>
+        <w:rPr>
+          <w:b/>
+          <w:bCs/>
+          <w:sz w:val="28"/>
+          <w:szCs w:val="28"/>
+          <w:highlight w:val="none"/>
+          <w:lang w:val="en-US"/>
+        </w:rPr>
+        <w:t xml:space="preserve">Additional notes</w:t>
+      </w:r>
+      <w:r>
+        <w:rPr>
+          <w:b/>
+          <w:bCs/>
+          <w:sz w:val="28"/>
+          <w:szCs w:val="28"/>
+          <w:highlight w:val="none"/>
+        </w:rPr>
+      </w:r>
+    </w:p>
+    <w:p>
+      <w:pPr>
+        <w:pBdr/>
+        <w:shd w:val="nil" w:color="000000"/>
+        <w:spacing/>
+        <w:ind/>
+        <w:rPr>
+          <w:b/>
+          <w:bCs/>
+          <w:sz w:val="24"/>
+          <w:szCs w:val="24"/>
+          <w:highlight w:val="none"/>
+          <w:lang w:val="en-US"/>
+        </w:rPr>
+      </w:pPr>
+      <w:r>
+        <w:rPr>
+          <w:b/>
+          <w:bCs/>
+          <w:sz w:val="24"/>
+          <w:szCs w:val="24"/>
+          <w:highlight w:val="none"/>
+          <w:lang w:val="en-US"/>
+        </w:rPr>
+        <w:t xml:space="preserve">Stability and reliability</w:t>
+      </w:r>
+      <w:r>
+        <w:rPr>
           <w:b w:val="0"/>
           <w:bCs w:val="0"/>
-          <w:color w:val="ff0000"/>
           <w:sz w:val="22"/>
           <w:szCs w:val="22"/>
           <w:highlight w:val="none"/>
         </w:rPr>
+      </w:r>
+    </w:p>
+    <w:p>
+      <w:pPr>
+        <w:pBdr/>
+        <w:spacing/>
+        <w:ind/>
+        <w:rPr>
+          <w:b w:val="0"/>
+          <w:bCs w:val="0"/>
+          <w:color w:val="4d94d9" w:themeColor="text2" w:themeTint="80"/>
+          <w:sz w:val="22"/>
+          <w:szCs w:val="22"/>
+          <w:highlight w:val="none"/>
+        </w:rPr>
       </w:pPr>
       <w:r>
         <w:rPr>
           <w:b w:val="0"/>
           <w:bCs w:val="0"/>
-          <w:color w:val="ff0000"/>
+          <w:sz w:val="22"/>
+          <w:szCs w:val="22"/>
+          <w:highlight w:val="none"/>
+          <w:lang w:val="en-US" w:bidi="en-US"/>
+        </w:rPr>
+        <w:t xml:space="preserve">Windows apps update on their own which ensures the apps remain stable and reliable.</w:t>
+        <w:br/>
+      </w:r>
+      <w:r>
+        <w:rPr>
+          <w:b w:val="0"/>
+          <w:bCs w:val="0"/>
+          <w:sz w:val="22"/>
+          <w:szCs w:val="22"/>
+          <w:highlight w:val="none"/>
+          <w:lang w:val="en-US" w:bidi="en-US"/>
+        </w:rPr>
+      </w:r>
+      <w:r>
+        <w:rPr>
+          <w:b w:val="0"/>
+          <w:bCs w:val="0"/>
+          <w:sz w:val="22"/>
+          <w:szCs w:val="22"/>
+          <w:highlight w:val="none"/>
+          <w:lang w:val="en-US" w:bidi="en-US"/>
+        </w:rPr>
+      </w:r>
+      <w:r>
+        <w:rPr>
+          <w:b w:val="0"/>
+          <w:bCs w:val="0"/>
+          <w:sz w:val="22"/>
+          <w:szCs w:val="22"/>
+          <w:highlight w:val="none"/>
+          <w:lang w:val="en-US" w:bidi="en-US"/>
+        </w:rPr>
+        <w:t xml:space="preserve">The user gets recommended to update the system once every month, unless the user does not update the system within 2 months Windows will force the user to update the system.</w:t>
+      </w:r>
+      <w:r>
+        <w:rPr>
+          <w:b w:val="0"/>
+          <w:bCs w:val="0"/>
+          <w:color w:val="4d94d9" w:themeColor="text2" w:themeTint="80"/>
+          <w:sz w:val="22"/>
+          <w:szCs w:val="22"/>
+          <w:highlight w:val="none"/>
+          <w:lang w:val="en-US" w:bidi="en-US"/>
+        </w:rPr>
+      </w:r>
+      <w:r>
+        <w:rPr>
+          <w:b w:val="0"/>
+          <w:bCs w:val="0"/>
+          <w:color w:val="4d94d9" w:themeColor="text2" w:themeTint="80"/>
+          <w:sz w:val="22"/>
+          <w:szCs w:val="22"/>
+          <w:highlight w:val="none"/>
+        </w:rPr>
+      </w:r>
+    </w:p>
+    <w:p>
+      <w:pPr>
+        <w:pBdr/>
+        <w:shd w:val="nil" w:color="000000"/>
+        <w:spacing/>
+        <w:ind/>
+        <w:rPr>
+          <w:b/>
+          <w:bCs/>
+          <w:sz w:val="22"/>
+          <w:szCs w:val="22"/>
+          <w:highlight w:val="none"/>
+        </w:rPr>
+      </w:pPr>
+      <w:r>
+        <w:rPr>
+          <w:b w:val="0"/>
+          <w:bCs w:val="0"/>
+          <w:sz w:val="22"/>
+          <w:szCs w:val="22"/>
+          <w:highlight w:val="none"/>
+          <w:lang w:val="en-US" w:bidi="en-US"/>
+        </w:rPr>
+        <w:t xml:space="preserve">Debian, Ubuntu and Kubuntu uses somewhat older packages, which provides </w:t>
+      </w:r>
+      <w:r>
+        <w:rPr>
+          <w:b w:val="0"/>
+          <w:bCs w:val="0"/>
+          <w:sz w:val="22"/>
+          <w:szCs w:val="22"/>
+          <w:highlight w:val="none"/>
+          <w:lang w:val="en-US" w:bidi="en-US"/>
+        </w:rPr>
+        <w:t xml:space="preserve">stability and reliability. </w:t>
+      </w:r>
+      <w:r>
+        <w:rPr>
+          <w:b w:val="0"/>
+          <w:bCs w:val="0"/>
+          <w:sz w:val="22"/>
+          <w:szCs w:val="22"/>
+          <w:highlight w:val="none"/>
+          <w:lang w:val="en-US" w:bidi="en-US"/>
+        </w:rPr>
+      </w:r>
+      <w:r>
+        <w:rPr>
+          <w:b w:val="0"/>
+          <w:bCs w:val="0"/>
+          <w:sz w:val="22"/>
+          <w:szCs w:val="22"/>
+          <w:highlight w:val="none"/>
+          <w:lang w:val="en-US" w:bidi="en-US"/>
+        </w:rPr>
+        <w:t xml:space="preserve">The user gets to choose when to update the system, although it is recommended to update once every month to ensure the system will remain stable.</w:t>
+      </w:r>
+      <w:r>
+        <w:rPr>
+          <w:b/>
+          <w:bCs/>
           <w:sz w:val="22"/>
           <w:szCs w:val="22"/>
           <w:highlight w:val="none"/>
@@ -7679,190 +6719,10 @@
         <w:rPr>
           <w:b w:val="0"/>
           <w:bCs w:val="0"/>
-          <w:color w:val="ff0000"/>
           <w:sz w:val="22"/>
           <w:szCs w:val="22"/>
           <w:highlight w:val="none"/>
-        </w:rPr>
-      </w:r>
-      <w:r>
-        <w:rPr>
-          <w:b w:val="0"/>
-          <w:bCs w:val="0"/>
-          <w:color w:val="ff0000"/>
-          <w:sz w:val="22"/>
-          <w:szCs w:val="22"/>
-          <w:highlight w:val="none"/>
-        </w:rPr>
-      </w:r>
-    </w:p>
-    <w:p>
-      <w:pPr>
-        <w:pBdr/>
-        <w:shd w:val="nil" w:color="000000"/>
-        <w:spacing/>
-        <w:ind/>
-        <w:rPr>
-          <w:b w:val="0"/>
-          <w:bCs w:val="0"/>
-          <w:color w:val="ff0000"/>
-          <w:sz w:val="22"/>
-          <w:szCs w:val="22"/>
-          <w:highlight w:val="none"/>
-        </w:rPr>
-      </w:pPr>
-      <w:r>
-        <w:rPr>
-          <w:b w:val="0"/>
-          <w:bCs w:val="0"/>
-          <w:color w:val="ff0000"/>
-          <w:sz w:val="22"/>
-          <w:szCs w:val="22"/>
-          <w:highlight w:val="none"/>
-        </w:rPr>
-        <w:t xml:space="preserve">Referenties naar gevonden info hier onder zetten</w:t>
-      </w:r>
-      <w:r>
-        <w:rPr>
-          <w:b w:val="0"/>
-          <w:bCs w:val="0"/>
-          <w:color w:val="ff0000"/>
-          <w:sz w:val="22"/>
-          <w:szCs w:val="22"/>
-          <w:highlight w:val="none"/>
-        </w:rPr>
-      </w:r>
-      <w:r>
-        <w:rPr>
-          <w:b w:val="0"/>
-          <w:bCs w:val="0"/>
-          <w:color w:val="ff0000"/>
-          <w:sz w:val="22"/>
-          <w:szCs w:val="22"/>
-          <w:highlight w:val="none"/>
-        </w:rPr>
-      </w:r>
-    </w:p>
-    <w:p>
-      <w:pPr>
-        <w:pBdr/>
-        <w:shd w:val="nil" w:color="000000"/>
-        <w:spacing/>
-        <w:ind/>
-        <w:rPr>
-          <w:b w:val="0"/>
-          <w:bCs w:val="0"/>
-          <w:color w:val="ff0000"/>
-          <w:sz w:val="22"/>
-          <w:szCs w:val="22"/>
-          <w:highlight w:val="none"/>
-        </w:rPr>
-      </w:pPr>
-      <w:r>
-        <w:rPr>
-          <w:b w:val="0"/>
-          <w:bCs w:val="0"/>
-          <w:color w:val="ff0000"/>
-          <w:sz w:val="22"/>
-          <w:szCs w:val="22"/>
-          <w:highlight w:val="none"/>
-        </w:rPr>
-        <w:t xml:space="preserve">Debian: </w:t>
-      </w:r>
-      <w:r>
-        <w:rPr>
-          <w:b w:val="0"/>
-          <w:bCs w:val="0"/>
-          <w:color w:val="ff0000"/>
-          <w:sz w:val="22"/>
-          <w:szCs w:val="22"/>
-          <w:highlight w:val="none"/>
-        </w:rPr>
-      </w:r>
-      <w:hyperlink r:id="rId9" w:tooltip="https://wiki.debian.org/DesktopEnvironment" w:history="1">
-        <w:r>
-          <w:rPr>
-            <w:rStyle w:val="868"/>
-            <w:b w:val="0"/>
-            <w:bCs w:val="0"/>
-            <w:sz w:val="22"/>
-            <w:szCs w:val="22"/>
-            <w:highlight w:val="none"/>
-          </w:rPr>
-          <w:t xml:space="preserve">https://wiki.debian.org/DesktopEnvironment</w:t>
-        </w:r>
-        <w:r>
-          <w:rPr>
-            <w:rStyle w:val="868"/>
-            <w:b w:val="0"/>
-            <w:bCs w:val="0"/>
-            <w:sz w:val="22"/>
-            <w:szCs w:val="22"/>
-            <w:highlight w:val="none"/>
-          </w:rPr>
-        </w:r>
-        <w:r>
-          <w:rPr>
-            <w:rStyle w:val="868"/>
-            <w:b w:val="0"/>
-            <w:bCs w:val="0"/>
-            <w:sz w:val="22"/>
-            <w:szCs w:val="22"/>
-            <w:highlight w:val="none"/>
-          </w:rPr>
-        </w:r>
-      </w:hyperlink>
-      <w:r>
-        <w:rPr>
-          <w:b w:val="0"/>
-          <w:bCs w:val="0"/>
-          <w:color w:val="ff0000"/>
-          <w:sz w:val="22"/>
-          <w:szCs w:val="22"/>
-          <w:highlight w:val="none"/>
-        </w:rPr>
-        <w:br/>
-      </w:r>
-      <w:r>
-        <w:rPr>
-          <w:b w:val="0"/>
-          <w:bCs w:val="0"/>
-          <w:color w:val="ff0000"/>
-          <w:sz w:val="22"/>
-          <w:szCs w:val="22"/>
-          <w:highlight w:val="none"/>
-        </w:rPr>
-        <w:t xml:space="preserve">https://www.debian.org/doc/manuals/debian-faq/pkgtools.en.html</w:t>
-      </w:r>
-      <w:r>
-        <w:rPr>
-          <w:b w:val="0"/>
-          <w:bCs w:val="0"/>
-          <w:color w:val="ff0000"/>
-          <w:sz w:val="22"/>
-          <w:szCs w:val="22"/>
-          <w:highlight w:val="none"/>
-        </w:rPr>
-        <w:br/>
-      </w:r>
-      <w:r>
-        <w:rPr>
-          <w:b w:val="0"/>
-          <w:bCs w:val="0"/>
-          <w:color w:val="ff0000"/>
-          <w:sz w:val="22"/>
-          <w:szCs w:val="22"/>
-          <w:highlight w:val="none"/>
-        </w:rPr>
-      </w:r>
-      <w:r>
-        <w:rPr>
-          <w:b w:val="0"/>
-          <w:bCs w:val="0"/>
-          <w:color w:val="ff0000"/>
-          <w:sz w:val="22"/>
-          <w:szCs w:val="22"/>
-          <w:highlight w:val="none"/>
+          <w:lang w:val="en-US" w:bidi="en-US"/>
         </w:rPr>
       </w:r>
     </w:p>
@@ -7890,7 +6750,123 @@
           <w:highlight w:val="none"/>
           <w:lang w:val="en-US" w:bidi="en-US"/>
         </w:rPr>
-        <w:t xml:space="preserve">The Operating System provided is Ubuntu</w:t>
+      </w:r>
+      <w:r>
+        <w:rPr>
+          <w:b w:val="0"/>
+          <w:bCs w:val="0"/>
+          <w:sz w:val="22"/>
+          <w:szCs w:val="22"/>
+          <w:highlight w:val="none"/>
+          <w:lang w:val="en-US" w:bidi="en-US"/>
+        </w:rPr>
+        <w:t xml:space="preserve">Endeavour OS uses the newest packages which does not always provide </w:t>
+      </w:r>
+      <w:r>
+        <w:rPr>
+          <w:b w:val="0"/>
+          <w:bCs w:val="0"/>
+          <w:sz w:val="22"/>
+          <w:szCs w:val="22"/>
+          <w:highlight w:val="none"/>
+          <w:lang w:val="en-US" w:bidi="en-US"/>
+        </w:rPr>
+        <w:t xml:space="preserve">stability and reliability</w:t>
+      </w:r>
+      <w:r>
+        <w:rPr>
+          <w:b w:val="0"/>
+          <w:bCs w:val="0"/>
+          <w:sz w:val="22"/>
+          <w:szCs w:val="22"/>
+          <w:highlight w:val="none"/>
+          <w:lang w:val="en-US" w:bidi="en-US"/>
+        </w:rPr>
+        <w:t xml:space="preserve"> but it does ensure frequent bug fixes. </w:t>
+      </w:r>
+      <w:r>
+        <w:rPr>
+          <w:b w:val="0"/>
+          <w:bCs w:val="0"/>
+          <w:sz w:val="22"/>
+          <w:szCs w:val="22"/>
+          <w:highlight w:val="none"/>
+          <w:lang w:val="en-US" w:bidi="en-US"/>
+        </w:rPr>
+        <w:t xml:space="preserve">The user gets to choose when to update the system, although it is recommended to update once every week up to a month to ensure the system will remain stable.</w:t>
+      </w:r>
+      <w:r>
+        <w:rPr>
+          <w:b/>
+          <w:bCs/>
+          <w:sz w:val="22"/>
+          <w:szCs w:val="22"/>
+          <w:highlight w:val="none"/>
+        </w:rPr>
+      </w:r>
+    </w:p>
+    <w:p>
+      <w:pPr>
+        <w:pBdr/>
+        <w:shd w:val="nil" w:color="000000"/>
+        <w:spacing/>
+        <w:ind/>
+        <w:rPr>
+          <w:b/>
+          <w:bCs/>
+          <w:color w:val="4d94d9" w:themeColor="text2" w:themeTint="80"/>
+          <w:sz w:val="22"/>
+          <w:szCs w:val="22"/>
+          <w:highlight w:val="none"/>
+        </w:rPr>
+      </w:pPr>
+      <w:r>
+        <w:rPr>
+          <w:b w:val="0"/>
+          <w:bCs w:val="0"/>
+          <w:color w:val="4d94d9" w:themeColor="text2" w:themeTint="80"/>
+          <w:sz w:val="22"/>
+          <w:szCs w:val="22"/>
+          <w:highlight w:val="none"/>
+          <w:lang w:val="en-US" w:bidi="en-US"/>
+        </w:rPr>
+        <w:t xml:space="preserve">Bronnen vermelden over waar deze info vandaan komt.</w:t>
+      </w:r>
+      <w:r>
+        <w:rPr>
+          <w:b/>
+          <w:bCs/>
+          <w:color w:val="4d94d9" w:themeColor="text2" w:themeTint="80"/>
+          <w:sz w:val="22"/>
+          <w:szCs w:val="22"/>
+          <w:highlight w:val="none"/>
+        </w:rPr>
+      </w:r>
+    </w:p>
+    <w:p>
+      <w:pPr>
+        <w:pBdr/>
+        <w:shd w:val="nil" w:color="000000"/>
+        <w:spacing/>
+        <w:ind/>
+        <w:rPr>
+          <w:b w:val="0"/>
+          <w:bCs w:val="0"/>
+          <w:sz w:val="22"/>
+          <w:szCs w:val="22"/>
+          <w:highlight w:val="none"/>
+          <w:lang w:val="en-US" w:bidi="en-US"/>
+        </w:rPr>
+      </w:pPr>
+      <w:r>
+        <w:rPr>
+          <w:b w:val="0"/>
+          <w:bCs w:val="0"/>
+          <w:sz w:val="22"/>
+          <w:szCs w:val="22"/>
+          <w:highlight w:val="none"/>
+          <w:lang w:val="en-US" w:bidi="en-US"/>
+        </w:rPr>
       </w:r>
       <w:r>
         <w:rPr>
@@ -7920,13 +6896,79 @@
         <w:spacing/>
         <w:ind/>
         <w:rPr>
+          <w:b/>
+          <w:bCs/>
+          <w:sz w:val="24"/>
+          <w:szCs w:val="24"/>
+          <w:highlight w:val="none"/>
+        </w:rPr>
+      </w:pPr>
+      <w:r>
+        <w:rPr>
+          <w:b/>
+          <w:bCs/>
+          <w:sz w:val="24"/>
+          <w:szCs w:val="24"/>
+          <w:highlight w:val="none"/>
+          <w:lang w:val="en-US" w:bidi="en-US"/>
+        </w:rPr>
+        <w:t xml:space="preserve">Freedom within package managers</w:t>
+      </w:r>
+      <w:r>
+        <w:rPr>
+          <w:b/>
+          <w:bCs/>
+          <w:sz w:val="24"/>
+          <w:szCs w:val="24"/>
+          <w:highlight w:val="none"/>
+        </w:rPr>
+      </w:r>
+      <w:r>
+        <w:rPr>
+          <w:b/>
+          <w:bCs/>
+          <w:sz w:val="24"/>
+          <w:szCs w:val="24"/>
+          <w:highlight w:val="none"/>
+        </w:rPr>
+      </w:r>
+    </w:p>
+    <w:p>
+      <w:pPr>
+        <w:pBdr/>
+        <w:spacing/>
+        <w:ind/>
+        <w:rPr>
           <w:b w:val="0"/>
           <w:bCs w:val="0"/>
           <w:sz w:val="22"/>
           <w:szCs w:val="22"/>
           <w:highlight w:val="none"/>
+          <w:lang w:val="en-US" w:bidi="en-US"/>
         </w:rPr>
       </w:pPr>
+      <w:r>
+        <w:rPr>
+          <w:b w:val="0"/>
+          <w:bCs w:val="0"/>
+          <w:sz w:val="22"/>
+          <w:szCs w:val="22"/>
+          <w:highlight w:val="none"/>
+          <w:lang w:val="en-US" w:bidi="en-US"/>
+        </w:rPr>
+        <w:t xml:space="preserve">Winget </w:t>
+      </w:r>
+      <w:r>
+        <w:rPr>
+          <w:b w:val="0"/>
+          <w:bCs w:val="0"/>
+          <w:sz w:val="22"/>
+          <w:szCs w:val="22"/>
+          <w:highlight w:val="none"/>
+          <w:lang w:val="en-US" w:bidi="en-US"/>
+        </w:rPr>
+        <w:t xml:space="preserve">provides the basic necessities: office software, text editors, video recording, video editing.</w:t>
+      </w:r>
       <w:r>
         <w:rPr>
           <w:b w:val="0"/>
@@ -7944,6 +6986,133 @@
           <w:sz w:val="22"/>
           <w:szCs w:val="22"/>
           <w:highlight w:val="none"/>
+          <w:lang w:val="en-US" w:bidi="en-US"/>
+        </w:rPr>
+      </w:r>
+    </w:p>
+    <w:p>
+      <w:pPr>
+        <w:pBdr/>
+        <w:spacing/>
+        <w:ind/>
+        <w:rPr>
+          <w:b w:val="0"/>
+          <w:bCs w:val="0"/>
+          <w:sz w:val="22"/>
+          <w:szCs w:val="22"/>
+          <w:highlight w:val="none"/>
+          <w:lang w:val="en-US" w:bidi="en-US"/>
+        </w:rPr>
+      </w:pPr>
+      <w:r>
+        <w:rPr>
+          <w:b w:val="0"/>
+          <w:bCs w:val="0"/>
+          <w:sz w:val="22"/>
+          <w:szCs w:val="22"/>
+          <w:highlight w:val="none"/>
+          <w:lang w:val="en-US" w:bidi="en-US"/>
+        </w:rPr>
+        <w:t xml:space="preserve">Apt provides the basic necessities: office software, text editors, video recording, video editing.</w:t>
+      </w:r>
+      <w:r>
+        <w:rPr>
+          <w:b w:val="0"/>
+          <w:bCs w:val="0"/>
+          <w:sz w:val="22"/>
+          <w:szCs w:val="22"/>
+          <w:highlight w:val="none"/>
+          <w:lang w:val="en-US" w:bidi="en-US"/>
+        </w:rPr>
+      </w:r>
+      <w:r>
+        <w:rPr>
+          <w:b w:val="0"/>
+          <w:bCs w:val="0"/>
+          <w:sz w:val="22"/>
+          <w:szCs w:val="22"/>
+          <w:highlight w:val="none"/>
+          <w:lang w:val="en-US" w:bidi="en-US"/>
+        </w:rPr>
+      </w:r>
+    </w:p>
+    <w:p>
+      <w:pPr>
+        <w:pBdr/>
+        <w:shd w:val="nil" w:color="000000"/>
+        <w:spacing/>
+        <w:ind/>
+        <w:rPr>
+          <w:b w:val="0"/>
+          <w:bCs w:val="0"/>
+          <w:sz w:val="22"/>
+          <w:szCs w:val="22"/>
+          <w:highlight w:val="none"/>
+          <w:lang w:val="en-US" w:bidi="en-US"/>
+        </w:rPr>
+      </w:pPr>
+      <w:r>
+        <w:rPr>
+          <w:b w:val="0"/>
+          <w:bCs w:val="0"/>
+          <w:sz w:val="22"/>
+          <w:szCs w:val="22"/>
+          <w:highlight w:val="none"/>
+          <w:lang w:val="en-US" w:bidi="en-US"/>
+        </w:rPr>
+        <w:t xml:space="preserve">Pacman / Yay provides anything the user might need: drivers, known software and niche software.</w:t>
+      </w:r>
+      <w:r>
+        <w:rPr>
+          <w:b w:val="0"/>
+          <w:bCs w:val="0"/>
+          <w:sz w:val="22"/>
+          <w:szCs w:val="22"/>
+          <w:highlight w:val="none"/>
+          <w:lang w:val="en-US" w:bidi="en-US"/>
+        </w:rPr>
+      </w:r>
+      <w:r>
+        <w:rPr>
+          <w:b w:val="0"/>
+          <w:bCs w:val="0"/>
+          <w:sz w:val="22"/>
+          <w:szCs w:val="22"/>
+          <w:highlight w:val="none"/>
+          <w:lang w:val="en-US" w:bidi="en-US"/>
+        </w:rPr>
+      </w:r>
+    </w:p>
+    <w:p>
+      <w:pPr>
+        <w:pBdr/>
+        <w:shd w:val="nil" w:color="000000"/>
+        <w:spacing/>
+        <w:ind/>
+        <w:rPr>
+          <w:b w:val="0"/>
+          <w:bCs w:val="0"/>
+          <w:sz w:val="22"/>
+          <w:szCs w:val="22"/>
+          <w:highlight w:val="none"/>
+        </w:rPr>
+      </w:pPr>
+      <w:r>
+        <w:rPr>
+          <w:b w:val="0"/>
+          <w:bCs w:val="0"/>
+          <w:sz w:val="22"/>
+          <w:szCs w:val="22"/>
+          <w:highlight w:val="none"/>
+        </w:rPr>
+      </w:r>
+      <w:r>
+        <w:rPr>
+          <w:b/>
+          <w:bCs/>
+          <w:sz w:val="24"/>
+          <w:szCs w:val="24"/>
+          <w:highlight w:val="none"/>
         </w:rPr>
       </w:r>
       <w:r>
@@ -7965,8 +7134,8 @@
         <w:rPr>
           <w:b/>
           <w:bCs/>
-          <w:sz w:val="32"/>
-          <w:szCs w:val="32"/>
+          <w:sz w:val="28"/>
+          <w:szCs w:val="28"/>
           <w:highlight w:val="none"/>
           <w:lang w:val="en-US"/>
         </w:rPr>
@@ -7975,8 +7144,8 @@
         <w:rPr>
           <w:b/>
           <w:bCs/>
-          <w:sz w:val="32"/>
-          <w:szCs w:val="32"/>
+          <w:sz w:val="22"/>
+          <w:szCs w:val="22"/>
           <w:highlight w:val="none"/>
           <w:lang w:val="en-US" w:bidi="en-US"/>
         </w:rPr>
@@ -7985,20 +7154,66 @@
         <w:rPr>
           <w:b/>
           <w:bCs/>
-          <w:sz w:val="32"/>
-          <w:szCs w:val="32"/>
+          <w:sz w:val="28"/>
+          <w:szCs w:val="28"/>
           <w:highlight w:val="none"/>
           <w:lang w:val="en-US"/>
+        </w:rPr>
+        <w:t xml:space="preserve">Purpose of research</w:t>
+      </w:r>
+      <w:r>
+        <w:rPr>
+          <w:b w:val="0"/>
+          <w:bCs w:val="0"/>
+          <w:sz w:val="22"/>
+          <w:szCs w:val="22"/>
+          <w:highlight w:val="none"/>
+          <w:lang w:val="en-US" w:bidi="en-US"/>
+        </w:rPr>
+      </w:r>
+    </w:p>
+    <w:p>
+      <w:pPr>
+        <w:pBdr/>
+        <w:shd w:val="nil" w:color="000000"/>
+        <w:spacing/>
+        <w:ind/>
+        <w:rPr>
+          <w:b w:val="0"/>
+          <w:bCs w:val="0"/>
+          <w:sz w:val="22"/>
+          <w:szCs w:val="22"/>
+          <w:highlight w:val="none"/>
+        </w:rPr>
+      </w:pPr>
+      <w:r>
+        <w:rPr>
+          <w:b w:val="0"/>
+          <w:bCs w:val="0"/>
+          <w:sz w:val="22"/>
+          <w:szCs w:val="22"/>
+          <w:highlight w:val="none"/>
+          <w:lang w:val="en-US" w:bidi="en-US"/>
         </w:rPr>
       </w:r>
       <w:r>
         <w:rPr>
-          <w:b/>
-          <w:bCs/>
-          <w:sz w:val="32"/>
-          <w:szCs w:val="32"/>
+          <w:b w:val="0"/>
+          <w:bCs w:val="0"/>
+          <w:sz w:val="22"/>
+          <w:szCs w:val="22"/>
           <w:highlight w:val="none"/>
-          <w:lang w:val="en-US"/>
+          <w:lang w:val="en-US" w:bidi="en-US"/>
+        </w:rPr>
+        <w:t xml:space="preserve">The main focus of this research is to determine if the given drivers work, but also if anydesk works, what the freedom of package managers are, what software is preinstalled and how much resources the system uses at idle. </w:t>
+      </w:r>
+      <w:r>
+        <w:rPr>
+          <w:b w:val="0"/>
+          <w:bCs w:val="0"/>
+          <w:sz w:val="22"/>
+          <w:szCs w:val="22"/>
+          <w:highlight w:val="none"/>
         </w:rPr>
       </w:r>
     </w:p>
@@ -9206,6 +8421,1110 @@
       <w:suff w:val="tab"/>
     </w:lvl>
   </w:abstractNum>
+  <w:abstractNum w:abstractNumId="6">
+    <w:nsid w:val="0F4D85DF"/>
+    <w:lvl w:ilvl="0">
+      <w:isLgl w:val="false"/>
+      <w:lvlJc w:val="left"/>
+      <w:lvlText w:val="·"/>
+      <w:numFmt w:val="bullet"/>
+      <w:pPr>
+        <w:pBdr/>
+        <w:spacing/>
+        <w:ind w:hanging="360" w:left="709"/>
+      </w:pPr>
+      <w:rPr>
+        <w:rFonts w:hint="default" w:ascii="Symbol" w:hAnsi="Symbol" w:eastAsia="Symbol" w:cs="Symbol"/>
+      </w:rPr>
+      <w:start w:val="1"/>
+      <w:suff w:val="tab"/>
+    </w:lvl>
+    <w:lvl w:ilvl="1">
+      <w:isLgl w:val="false"/>
+      <w:lvlJc w:val="left"/>
+      <w:lvlText w:val="o"/>
+      <w:numFmt w:val="bullet"/>
+      <w:pPr>
+        <w:pBdr/>
+        <w:spacing/>
+        <w:ind w:hanging="360" w:left="1429"/>
+      </w:pPr>
+      <w:rPr>
+        <w:rFonts w:hint="default" w:ascii="Courier New" w:hAnsi="Courier New" w:eastAsia="Courier New" w:cs="Courier New"/>
+      </w:rPr>
+      <w:start w:val="1"/>
+      <w:suff w:val="tab"/>
+    </w:lvl>
+    <w:lvl w:ilvl="2">
+      <w:isLgl w:val="false"/>
+      <w:lvlJc w:val="left"/>
+      <w:lvlText w:val="§"/>
+      <w:numFmt w:val="bullet"/>
+      <w:pPr>
+        <w:pBdr/>
+        <w:spacing/>
+        <w:ind w:hanging="360" w:left="2149"/>
+      </w:pPr>
+      <w:rPr>
+        <w:rFonts w:hint="default" w:ascii="Wingdings" w:hAnsi="Wingdings" w:eastAsia="Wingdings" w:cs="Wingdings"/>
+      </w:rPr>
+      <w:start w:val="1"/>
+      <w:suff w:val="tab"/>
+    </w:lvl>
+    <w:lvl w:ilvl="3">
+      <w:isLgl w:val="false"/>
+      <w:lvlJc w:val="left"/>
+      <w:lvlText w:val="·"/>
+      <w:numFmt w:val="bullet"/>
+      <w:pPr>
+        <w:pBdr/>
+        <w:spacing/>
+        <w:ind w:hanging="360" w:left="2869"/>
+      </w:pPr>
+      <w:rPr>
+        <w:rFonts w:hint="default" w:ascii="Symbol" w:hAnsi="Symbol" w:eastAsia="Symbol" w:cs="Symbol"/>
+      </w:rPr>
+      <w:start w:val="1"/>
+      <w:suff w:val="tab"/>
+    </w:lvl>
+    <w:lvl w:ilvl="4">
+      <w:isLgl w:val="false"/>
+      <w:lvlJc w:val="left"/>
+      <w:lvlText w:val="o"/>
+      <w:numFmt w:val="bullet"/>
+      <w:pPr>
+        <w:pBdr/>
+        <w:spacing/>
+        <w:ind w:hanging="360" w:left="3589"/>
+      </w:pPr>
+      <w:rPr>
+        <w:rFonts w:hint="default" w:ascii="Courier New" w:hAnsi="Courier New" w:eastAsia="Courier New" w:cs="Courier New"/>
+      </w:rPr>
+      <w:start w:val="1"/>
+      <w:suff w:val="tab"/>
+    </w:lvl>
+    <w:lvl w:ilvl="5">
+      <w:isLgl w:val="false"/>
+      <w:lvlJc w:val="left"/>
+      <w:lvlText w:val="§"/>
+      <w:numFmt w:val="bullet"/>
+      <w:pPr>
+        <w:pBdr/>
+        <w:spacing/>
+        <w:ind w:hanging="360" w:left="4309"/>
+      </w:pPr>
+      <w:rPr>
+        <w:rFonts w:hint="default" w:ascii="Wingdings" w:hAnsi="Wingdings" w:eastAsia="Wingdings" w:cs="Wingdings"/>
+      </w:rPr>
+      <w:start w:val="1"/>
+      <w:suff w:val="tab"/>
+    </w:lvl>
+    <w:lvl w:ilvl="6">
+      <w:isLgl w:val="false"/>
+      <w:lvlJc w:val="left"/>
+      <w:lvlText w:val="·"/>
+      <w:numFmt w:val="bullet"/>
+      <w:pPr>
+        <w:pBdr/>
+        <w:spacing/>
+        <w:ind w:hanging="360" w:left="5029"/>
+      </w:pPr>
+      <w:rPr>
+        <w:rFonts w:hint="default" w:ascii="Symbol" w:hAnsi="Symbol" w:eastAsia="Symbol" w:cs="Symbol"/>
+      </w:rPr>
+      <w:start w:val="1"/>
+      <w:suff w:val="tab"/>
+    </w:lvl>
+    <w:lvl w:ilvl="7">
+      <w:isLgl w:val="false"/>
+      <w:lvlJc w:val="left"/>
+      <w:lvlText w:val="o"/>
+      <w:numFmt w:val="bullet"/>
+      <w:pPr>
+        <w:pBdr/>
+        <w:spacing/>
+        <w:ind w:hanging="360" w:left="5749"/>
+      </w:pPr>
+      <w:rPr>
+        <w:rFonts w:hint="default" w:ascii="Courier New" w:hAnsi="Courier New" w:eastAsia="Courier New" w:cs="Courier New"/>
+      </w:rPr>
+      <w:start w:val="1"/>
+      <w:suff w:val="tab"/>
+    </w:lvl>
+    <w:lvl w:ilvl="8">
+      <w:isLgl w:val="false"/>
+      <w:lvlJc w:val="left"/>
+      <w:lvlText w:val="§"/>
+      <w:numFmt w:val="bullet"/>
+      <w:pPr>
+        <w:pBdr/>
+        <w:spacing/>
+        <w:ind w:hanging="360" w:left="6469"/>
+      </w:pPr>
+      <w:rPr>
+        <w:rFonts w:hint="default" w:ascii="Wingdings" w:hAnsi="Wingdings" w:eastAsia="Wingdings" w:cs="Wingdings"/>
+      </w:rPr>
+      <w:start w:val="1"/>
+      <w:suff w:val="tab"/>
+    </w:lvl>
+  </w:abstractNum>
+  <w:abstractNum w:abstractNumId="7">
+    <w:nsid w:val="5A6284B6"/>
+    <w:lvl w:ilvl="0">
+      <w:isLgl w:val="false"/>
+      <w:lvlJc w:val="left"/>
+      <w:lvlText w:val="·"/>
+      <w:numFmt w:val="bullet"/>
+      <w:pPr>
+        <w:pBdr/>
+        <w:spacing/>
+        <w:ind w:hanging="360" w:left="709"/>
+      </w:pPr>
+      <w:rPr>
+        <w:rFonts w:hint="default" w:ascii="Symbol" w:hAnsi="Symbol" w:eastAsia="Symbol" w:cs="Symbol"/>
+      </w:rPr>
+      <w:start w:val="1"/>
+      <w:suff w:val="tab"/>
+    </w:lvl>
+    <w:lvl w:ilvl="1">
+      <w:isLgl w:val="false"/>
+      <w:lvlJc w:val="left"/>
+      <w:lvlText w:val="o"/>
+      <w:numFmt w:val="bullet"/>
+      <w:pPr>
+        <w:pBdr/>
+        <w:spacing/>
+        <w:ind w:hanging="360" w:left="1440"/>
+      </w:pPr>
+      <w:rPr>
+        <w:rFonts w:hint="default" w:ascii="Courier New" w:hAnsi="Courier New" w:eastAsia="Courier New" w:cs="Courier New"/>
+      </w:rPr>
+      <w:start w:val="1"/>
+      <w:suff w:val="tab"/>
+    </w:lvl>
+    <w:lvl w:ilvl="2">
+      <w:isLgl w:val="false"/>
+      <w:lvlJc w:val="left"/>
+      <w:lvlText w:val="§"/>
+      <w:numFmt w:val="bullet"/>
+      <w:pPr>
+        <w:pBdr/>
+        <w:spacing/>
+        <w:ind w:hanging="360" w:left="2160"/>
+      </w:pPr>
+      <w:rPr>
+        <w:rFonts w:hint="default" w:ascii="Wingdings" w:hAnsi="Wingdings" w:eastAsia="Wingdings" w:cs="Wingdings"/>
+      </w:rPr>
+      <w:start w:val="1"/>
+      <w:suff w:val="tab"/>
+    </w:lvl>
+    <w:lvl w:ilvl="3">
+      <w:isLgl w:val="false"/>
+      <w:lvlJc w:val="left"/>
+      <w:lvlText w:val="·"/>
+      <w:numFmt w:val="bullet"/>
+      <w:pPr>
+        <w:pBdr/>
+        <w:spacing/>
+        <w:ind w:hanging="360" w:left="2880"/>
+      </w:pPr>
+      <w:rPr>
+        <w:rFonts w:hint="default" w:ascii="Symbol" w:hAnsi="Symbol" w:eastAsia="Symbol" w:cs="Symbol"/>
+      </w:rPr>
+      <w:start w:val="1"/>
+      <w:suff w:val="tab"/>
+    </w:lvl>
+    <w:lvl w:ilvl="4">
+      <w:isLgl w:val="false"/>
+      <w:lvlJc w:val="left"/>
+      <w:lvlText w:val="o"/>
+      <w:numFmt w:val="bullet"/>
+      <w:pPr>
+        <w:pBdr/>
+        <w:spacing/>
+        <w:ind w:hanging="360" w:left="3600"/>
+      </w:pPr>
+      <w:rPr>
+        <w:rFonts w:hint="default" w:ascii="Courier New" w:hAnsi="Courier New" w:eastAsia="Courier New" w:cs="Courier New"/>
+      </w:rPr>
+      <w:start w:val="1"/>
+      <w:suff w:val="tab"/>
+    </w:lvl>
+    <w:lvl w:ilvl="5">
+      <w:isLgl w:val="false"/>
+      <w:lvlJc w:val="left"/>
+      <w:lvlText w:val="§"/>
+      <w:numFmt w:val="bullet"/>
+      <w:pPr>
+        <w:pBdr/>
+        <w:spacing/>
+        <w:ind w:hanging="360" w:left="4320"/>
+      </w:pPr>
+      <w:rPr>
+        <w:rFonts w:hint="default" w:ascii="Wingdings" w:hAnsi="Wingdings" w:eastAsia="Wingdings" w:cs="Wingdings"/>
+      </w:rPr>
+      <w:start w:val="1"/>
+      <w:suff w:val="tab"/>
+    </w:lvl>
+    <w:lvl w:ilvl="6">
+      <w:isLgl w:val="false"/>
+      <w:lvlJc w:val="left"/>
+      <w:lvlText w:val="·"/>
+      <w:numFmt w:val="bullet"/>
+      <w:pPr>
+        <w:pBdr/>
+        <w:spacing/>
+        <w:ind w:hanging="360" w:left="5040"/>
+      </w:pPr>
+      <w:rPr>
+        <w:rFonts w:hint="default" w:ascii="Symbol" w:hAnsi="Symbol" w:eastAsia="Symbol" w:cs="Symbol"/>
+      </w:rPr>
+      <w:start w:val="1"/>
+      <w:suff w:val="tab"/>
+    </w:lvl>
+    <w:lvl w:ilvl="7">
+      <w:isLgl w:val="false"/>
+      <w:lvlJc w:val="left"/>
+      <w:lvlText w:val="o"/>
+      <w:numFmt w:val="bullet"/>
+      <w:pPr>
+        <w:pBdr/>
+        <w:spacing/>
+        <w:ind w:hanging="360" w:left="5760"/>
+      </w:pPr>
+      <w:rPr>
+        <w:rFonts w:hint="default" w:ascii="Courier New" w:hAnsi="Courier New" w:eastAsia="Courier New" w:cs="Courier New"/>
+      </w:rPr>
+      <w:start w:val="1"/>
+      <w:suff w:val="tab"/>
+    </w:lvl>
+    <w:lvl w:ilvl="8">
+      <w:isLgl w:val="false"/>
+      <w:lvlJc w:val="left"/>
+      <w:lvlText w:val="§"/>
+      <w:numFmt w:val="bullet"/>
+      <w:pPr>
+        <w:pBdr/>
+        <w:spacing/>
+        <w:ind w:hanging="360" w:left="6480"/>
+      </w:pPr>
+      <w:rPr>
+        <w:rFonts w:hint="default" w:ascii="Wingdings" w:hAnsi="Wingdings" w:eastAsia="Wingdings" w:cs="Wingdings"/>
+      </w:rPr>
+      <w:start w:val="1"/>
+      <w:suff w:val="tab"/>
+    </w:lvl>
+  </w:abstractNum>
+  <w:abstractNum w:abstractNumId="8">
+    <w:nsid w:val="7C80971F"/>
+    <w:lvl w:ilvl="0">
+      <w:isLgl w:val="false"/>
+      <w:lvlJc w:val="left"/>
+      <w:lvlText w:val="%1."/>
+      <w:numFmt w:val="decimal"/>
+      <w:pPr>
+        <w:pBdr/>
+        <w:spacing/>
+        <w:ind w:hanging="360" w:left="709"/>
+      </w:pPr>
+      <w:rPr/>
+      <w:start w:val="1"/>
+      <w:suff w:val="tab"/>
+    </w:lvl>
+    <w:lvl w:ilvl="1">
+      <w:isLgl w:val="false"/>
+      <w:lvlJc w:val="left"/>
+      <w:lvlText w:val="%2."/>
+      <w:numFmt w:val="lowerLetter"/>
+      <w:pPr>
+        <w:pBdr/>
+        <w:spacing/>
+        <w:ind w:hanging="360" w:left="1429"/>
+      </w:pPr>
+      <w:rPr/>
+      <w:start w:val="1"/>
+      <w:suff w:val="tab"/>
+    </w:lvl>
+    <w:lvl w:ilvl="2">
+      <w:isLgl w:val="false"/>
+      <w:lvlJc w:val="right"/>
+      <w:lvlText w:val="%3."/>
+      <w:numFmt w:val="lowerRoman"/>
+      <w:pPr>
+        <w:pBdr/>
+        <w:spacing/>
+        <w:ind w:hanging="180" w:left="2149"/>
+      </w:pPr>
+      <w:rPr/>
+      <w:start w:val="1"/>
+      <w:suff w:val="tab"/>
+    </w:lvl>
+    <w:lvl w:ilvl="3">
+      <w:isLgl w:val="false"/>
+      <w:lvlJc w:val="left"/>
+      <w:lvlText w:val="%4."/>
+      <w:numFmt w:val="decimal"/>
+      <w:pPr>
+        <w:pBdr/>
+        <w:spacing/>
+        <w:ind w:hanging="360" w:left="2869"/>
+      </w:pPr>
+      <w:rPr/>
+      <w:start w:val="1"/>
+      <w:suff w:val="tab"/>
+    </w:lvl>
+    <w:lvl w:ilvl="4">
+      <w:isLgl w:val="false"/>
+      <w:lvlJc w:val="left"/>
+      <w:lvlText w:val="%5."/>
+      <w:numFmt w:val="lowerLetter"/>
+      <w:pPr>
+        <w:pBdr/>
+        <w:spacing/>
+        <w:ind w:hanging="360" w:left="3589"/>
+      </w:pPr>
+      <w:rPr/>
+      <w:start w:val="1"/>
+      <w:suff w:val="tab"/>
+    </w:lvl>
+    <w:lvl w:ilvl="5">
+      <w:isLgl w:val="false"/>
+      <w:lvlJc w:val="right"/>
+      <w:lvlText w:val="%6."/>
+      <w:numFmt w:val="lowerRoman"/>
+      <w:pPr>
+        <w:pBdr/>
+        <w:spacing/>
+        <w:ind w:hanging="180" w:left="4309"/>
+      </w:pPr>
+      <w:rPr/>
+      <w:start w:val="1"/>
+      <w:suff w:val="tab"/>
+    </w:lvl>
+    <w:lvl w:ilvl="6">
+      <w:isLgl w:val="false"/>
+      <w:lvlJc w:val="left"/>
+      <w:lvlText w:val="%7."/>
+      <w:numFmt w:val="decimal"/>
+      <w:pPr>
+        <w:pBdr/>
+        <w:spacing/>
+        <w:ind w:hanging="360" w:left="5029"/>
+      </w:pPr>
+      <w:rPr/>
+      <w:start w:val="1"/>
+      <w:suff w:val="tab"/>
+    </w:lvl>
+    <w:lvl w:ilvl="7">
+      <w:isLgl w:val="false"/>
+      <w:lvlJc w:val="left"/>
+      <w:lvlText w:val="%8."/>
+      <w:numFmt w:val="lowerLetter"/>
+      <w:pPr>
+        <w:pBdr/>
+        <w:spacing/>
+        <w:ind w:hanging="360" w:left="5749"/>
+      </w:pPr>
+      <w:rPr/>
+      <w:start w:val="1"/>
+      <w:suff w:val="tab"/>
+    </w:lvl>
+    <w:lvl w:ilvl="8">
+      <w:isLgl w:val="false"/>
+      <w:lvlJc w:val="right"/>
+      <w:lvlText w:val="%9."/>
+      <w:numFmt w:val="lowerRoman"/>
+      <w:pPr>
+        <w:pBdr/>
+        <w:spacing/>
+        <w:ind w:hanging="180" w:left="6469"/>
+      </w:pPr>
+      <w:rPr/>
+      <w:start w:val="1"/>
+      <w:suff w:val="tab"/>
+    </w:lvl>
+  </w:abstractNum>
+  <w:abstractNum w:abstractNumId="9">
+    <w:nsid w:val="3BB85BFC"/>
+    <w:lvl w:ilvl="0">
+      <w:isLgl w:val="false"/>
+      <w:lvlJc w:val="left"/>
+      <w:lvlText w:val="%1."/>
+      <w:numFmt w:val="decimal"/>
+      <w:pPr>
+        <w:pBdr/>
+        <w:spacing/>
+        <w:ind w:hanging="360" w:left="709"/>
+      </w:pPr>
+      <w:rPr/>
+      <w:start w:val="1"/>
+      <w:suff w:val="tab"/>
+    </w:lvl>
+    <w:lvl w:ilvl="1">
+      <w:isLgl w:val="false"/>
+      <w:lvlJc w:val="left"/>
+      <w:lvlText w:val="%2."/>
+      <w:numFmt w:val="lowerLetter"/>
+      <w:pPr>
+        <w:pBdr/>
+        <w:spacing/>
+        <w:ind w:hanging="360" w:left="1429"/>
+      </w:pPr>
+      <w:rPr/>
+      <w:start w:val="1"/>
+      <w:suff w:val="tab"/>
+    </w:lvl>
+    <w:lvl w:ilvl="2">
+      <w:isLgl w:val="false"/>
+      <w:lvlJc w:val="right"/>
+      <w:lvlText w:val="%3."/>
+      <w:numFmt w:val="lowerRoman"/>
+      <w:pPr>
+        <w:pBdr/>
+        <w:spacing/>
+        <w:ind w:hanging="180" w:left="2149"/>
+      </w:pPr>
+      <w:rPr/>
+      <w:start w:val="1"/>
+      <w:suff w:val="tab"/>
+    </w:lvl>
+    <w:lvl w:ilvl="3">
+      <w:isLgl w:val="false"/>
+      <w:lvlJc w:val="left"/>
+      <w:lvlText w:val="%4."/>
+      <w:numFmt w:val="decimal"/>
+      <w:pPr>
+        <w:pBdr/>
+        <w:spacing/>
+        <w:ind w:hanging="360" w:left="2869"/>
+      </w:pPr>
+      <w:rPr/>
+      <w:start w:val="1"/>
+      <w:suff w:val="tab"/>
+    </w:lvl>
+    <w:lvl w:ilvl="4">
+      <w:isLgl w:val="false"/>
+      <w:lvlJc w:val="left"/>
+      <w:lvlText w:val="%5."/>
+      <w:numFmt w:val="lowerLetter"/>
+      <w:pPr>
+        <w:pBdr/>
+        <w:spacing/>
+        <w:ind w:hanging="360" w:left="3589"/>
+      </w:pPr>
+      <w:rPr/>
+      <w:start w:val="1"/>
+      <w:suff w:val="tab"/>
+    </w:lvl>
+    <w:lvl w:ilvl="5">
+      <w:isLgl w:val="false"/>
+      <w:lvlJc w:val="right"/>
+      <w:lvlText w:val="%6."/>
+      <w:numFmt w:val="lowerRoman"/>
+      <w:pPr>
+        <w:pBdr/>
+        <w:spacing/>
+        <w:ind w:hanging="180" w:left="4309"/>
+      </w:pPr>
+      <w:rPr/>
+      <w:start w:val="1"/>
+      <w:suff w:val="tab"/>
+    </w:lvl>
+    <w:lvl w:ilvl="6">
+      <w:isLgl w:val="false"/>
+      <w:lvlJc w:val="left"/>
+      <w:lvlText w:val="%7."/>
+      <w:numFmt w:val="decimal"/>
+      <w:pPr>
+        <w:pBdr/>
+        <w:spacing/>
+        <w:ind w:hanging="360" w:left="5029"/>
+      </w:pPr>
+      <w:rPr/>
+      <w:start w:val="1"/>
+      <w:suff w:val="tab"/>
+    </w:lvl>
+    <w:lvl w:ilvl="7">
+      <w:isLgl w:val="false"/>
+      <w:lvlJc w:val="left"/>
+      <w:lvlText w:val="%8."/>
+      <w:numFmt w:val="lowerLetter"/>
+      <w:pPr>
+        <w:pBdr/>
+        <w:spacing/>
+        <w:ind w:hanging="360" w:left="5749"/>
+      </w:pPr>
+      <w:rPr/>
+      <w:start w:val="1"/>
+      <w:suff w:val="tab"/>
+    </w:lvl>
+    <w:lvl w:ilvl="8">
+      <w:isLgl w:val="false"/>
+      <w:lvlJc w:val="right"/>
+      <w:lvlText w:val="%9."/>
+      <w:numFmt w:val="lowerRoman"/>
+      <w:pPr>
+        <w:pBdr/>
+        <w:spacing/>
+        <w:ind w:hanging="180" w:left="6469"/>
+      </w:pPr>
+      <w:rPr/>
+      <w:start w:val="1"/>
+      <w:suff w:val="tab"/>
+    </w:lvl>
+  </w:abstractNum>
+  <w:abstractNum w:abstractNumId="10">
+    <w:nsid w:val="78A5EAB6"/>
+    <w:lvl w:ilvl="0">
+      <w:isLgl w:val="false"/>
+      <w:lvlJc w:val="left"/>
+      <w:lvlText w:val="·"/>
+      <w:numFmt w:val="bullet"/>
+      <w:pPr>
+        <w:pBdr/>
+        <w:spacing/>
+        <w:ind w:hanging="360" w:left="709"/>
+      </w:pPr>
+      <w:rPr>
+        <w:rFonts w:hint="default" w:ascii="Symbol" w:hAnsi="Symbol" w:eastAsia="Symbol" w:cs="Symbol"/>
+      </w:rPr>
+      <w:start w:val="1"/>
+      <w:suff w:val="tab"/>
+    </w:lvl>
+    <w:lvl w:ilvl="1">
+      <w:isLgl w:val="false"/>
+      <w:lvlJc w:val="left"/>
+      <w:lvlText w:val="o"/>
+      <w:numFmt w:val="bullet"/>
+      <w:pPr>
+        <w:pBdr/>
+        <w:spacing/>
+        <w:ind w:hanging="360" w:left="1429"/>
+      </w:pPr>
+      <w:rPr>
+        <w:rFonts w:hint="default" w:ascii="Courier New" w:hAnsi="Courier New" w:eastAsia="Courier New" w:cs="Courier New"/>
+      </w:rPr>
+      <w:start w:val="1"/>
+      <w:suff w:val="tab"/>
+    </w:lvl>
+    <w:lvl w:ilvl="2">
+      <w:isLgl w:val="false"/>
+      <w:lvlJc w:val="left"/>
+      <w:lvlText w:val="§"/>
+      <w:numFmt w:val="bullet"/>
+      <w:pPr>
+        <w:pBdr/>
+        <w:spacing/>
+        <w:ind w:hanging="360" w:left="2149"/>
+      </w:pPr>
+      <w:rPr>
+        <w:rFonts w:hint="default" w:ascii="Wingdings" w:hAnsi="Wingdings" w:eastAsia="Wingdings" w:cs="Wingdings"/>
+      </w:rPr>
+      <w:start w:val="1"/>
+      <w:suff w:val="tab"/>
+    </w:lvl>
+    <w:lvl w:ilvl="3">
+      <w:isLgl w:val="false"/>
+      <w:lvlJc w:val="left"/>
+      <w:lvlText w:val="·"/>
+      <w:numFmt w:val="bullet"/>
+      <w:pPr>
+        <w:pBdr/>
+        <w:spacing/>
+        <w:ind w:hanging="360" w:left="2869"/>
+      </w:pPr>
+      <w:rPr>
+        <w:rFonts w:hint="default" w:ascii="Symbol" w:hAnsi="Symbol" w:eastAsia="Symbol" w:cs="Symbol"/>
+      </w:rPr>
+      <w:start w:val="1"/>
+      <w:suff w:val="tab"/>
+    </w:lvl>
+    <w:lvl w:ilvl="4">
+      <w:isLgl w:val="false"/>
+      <w:lvlJc w:val="left"/>
+      <w:lvlText w:val="o"/>
+      <w:numFmt w:val="bullet"/>
+      <w:pPr>
+        <w:pBdr/>
+        <w:spacing/>
+        <w:ind w:hanging="360" w:left="3589"/>
+      </w:pPr>
+      <w:rPr>
+        <w:rFonts w:hint="default" w:ascii="Courier New" w:hAnsi="Courier New" w:eastAsia="Courier New" w:cs="Courier New"/>
+      </w:rPr>
+      <w:start w:val="1"/>
+      <w:suff w:val="tab"/>
+    </w:lvl>
+    <w:lvl w:ilvl="5">
+      <w:isLgl w:val="false"/>
+      <w:lvlJc w:val="left"/>
+      <w:lvlText w:val="§"/>
+      <w:numFmt w:val="bullet"/>
+      <w:pPr>
+        <w:pBdr/>
+        <w:spacing/>
+        <w:ind w:hanging="360" w:left="4309"/>
+      </w:pPr>
+      <w:rPr>
+        <w:rFonts w:hint="default" w:ascii="Wingdings" w:hAnsi="Wingdings" w:eastAsia="Wingdings" w:cs="Wingdings"/>
+      </w:rPr>
+      <w:start w:val="1"/>
+      <w:suff w:val="tab"/>
+    </w:lvl>
+    <w:lvl w:ilvl="6">
+      <w:isLgl w:val="false"/>
+      <w:lvlJc w:val="left"/>
+      <w:lvlText w:val="·"/>
+      <w:numFmt w:val="bullet"/>
+      <w:pPr>
+        <w:pBdr/>
+        <w:spacing/>
+        <w:ind w:hanging="360" w:left="5029"/>
+      </w:pPr>
+      <w:rPr>
+        <w:rFonts w:hint="default" w:ascii="Symbol" w:hAnsi="Symbol" w:eastAsia="Symbol" w:cs="Symbol"/>
+      </w:rPr>
+      <w:start w:val="1"/>
+      <w:suff w:val="tab"/>
+    </w:lvl>
+    <w:lvl w:ilvl="7">
+      <w:isLgl w:val="false"/>
+      <w:lvlJc w:val="left"/>
+      <w:lvlText w:val="o"/>
+      <w:numFmt w:val="bullet"/>
+      <w:pPr>
+        <w:pBdr/>
+        <w:spacing/>
+        <w:ind w:hanging="360" w:left="5749"/>
+      </w:pPr>
+      <w:rPr>
+        <w:rFonts w:hint="default" w:ascii="Courier New" w:hAnsi="Courier New" w:eastAsia="Courier New" w:cs="Courier New"/>
+      </w:rPr>
+      <w:start w:val="1"/>
+      <w:suff w:val="tab"/>
+    </w:lvl>
+    <w:lvl w:ilvl="8">
+      <w:isLgl w:val="false"/>
+      <w:lvlJc w:val="left"/>
+      <w:lvlText w:val="§"/>
+      <w:numFmt w:val="bullet"/>
+      <w:pPr>
+        <w:pBdr/>
+        <w:spacing/>
+        <w:ind w:hanging="360" w:left="6469"/>
+      </w:pPr>
+      <w:rPr>
+        <w:rFonts w:hint="default" w:ascii="Wingdings" w:hAnsi="Wingdings" w:eastAsia="Wingdings" w:cs="Wingdings"/>
+      </w:rPr>
+      <w:start w:val="1"/>
+      <w:suff w:val="tab"/>
+    </w:lvl>
+  </w:abstractNum>
+  <w:abstractNum w:abstractNumId="11">
+    <w:nsid w:val="2BF8A885"/>
+    <w:lvl w:ilvl="0">
+      <w:isLgl w:val="false"/>
+      <w:lvlJc w:val="left"/>
+      <w:lvlText w:val="·"/>
+      <w:numFmt w:val="bullet"/>
+      <w:pPr>
+        <w:pBdr/>
+        <w:spacing/>
+        <w:ind w:hanging="360" w:left="709"/>
+      </w:pPr>
+      <w:rPr>
+        <w:rFonts w:hint="default" w:ascii="Symbol" w:hAnsi="Symbol" w:eastAsia="Symbol" w:cs="Symbol"/>
+      </w:rPr>
+      <w:start w:val="1"/>
+      <w:suff w:val="tab"/>
+    </w:lvl>
+    <w:lvl w:ilvl="1">
+      <w:isLgl w:val="false"/>
+      <w:lvlJc w:val="left"/>
+      <w:lvlText w:val="o"/>
+      <w:numFmt w:val="bullet"/>
+      <w:pPr>
+        <w:pBdr/>
+        <w:spacing/>
+        <w:ind w:hanging="360" w:left="1440"/>
+      </w:pPr>
+      <w:rPr>
+        <w:rFonts w:hint="default" w:ascii="Courier New" w:hAnsi="Courier New" w:eastAsia="Courier New" w:cs="Courier New"/>
+      </w:rPr>
+      <w:start w:val="1"/>
+      <w:suff w:val="tab"/>
+    </w:lvl>
+    <w:lvl w:ilvl="2">
+      <w:isLgl w:val="false"/>
+      <w:lvlJc w:val="left"/>
+      <w:lvlText w:val="§"/>
+      <w:numFmt w:val="bullet"/>
+      <w:pPr>
+        <w:pBdr/>
+        <w:spacing/>
+        <w:ind w:hanging="360" w:left="2160"/>
+      </w:pPr>
+      <w:rPr>
+        <w:rFonts w:hint="default" w:ascii="Wingdings" w:hAnsi="Wingdings" w:eastAsia="Wingdings" w:cs="Wingdings"/>
+      </w:rPr>
+      <w:start w:val="1"/>
+      <w:suff w:val="tab"/>
+    </w:lvl>
+    <w:lvl w:ilvl="3">
+      <w:isLgl w:val="false"/>
+      <w:lvlJc w:val="left"/>
+      <w:lvlText w:val="·"/>
+      <w:numFmt w:val="bullet"/>
+      <w:pPr>
+        <w:pBdr/>
+        <w:spacing/>
+        <w:ind w:hanging="360" w:left="2880"/>
+      </w:pPr>
+      <w:rPr>
+        <w:rFonts w:hint="default" w:ascii="Symbol" w:hAnsi="Symbol" w:eastAsia="Symbol" w:cs="Symbol"/>
+      </w:rPr>
+      <w:start w:val="1"/>
+      <w:suff w:val="tab"/>
+    </w:lvl>
+    <w:lvl w:ilvl="4">
+      <w:isLgl w:val="false"/>
+      <w:lvlJc w:val="left"/>
+      <w:lvlText w:val="o"/>
+      <w:numFmt w:val="bullet"/>
+      <w:pPr>
+        <w:pBdr/>
+        <w:spacing/>
+        <w:ind w:hanging="360" w:left="3600"/>
+      </w:pPr>
+      <w:rPr>
+        <w:rFonts w:hint="default" w:ascii="Courier New" w:hAnsi="Courier New" w:eastAsia="Courier New" w:cs="Courier New"/>
+      </w:rPr>
+      <w:start w:val="1"/>
+      <w:suff w:val="tab"/>
+    </w:lvl>
+    <w:lvl w:ilvl="5">
+      <w:isLgl w:val="false"/>
+      <w:lvlJc w:val="left"/>
+      <w:lvlText w:val="§"/>
+      <w:numFmt w:val="bullet"/>
+      <w:pPr>
+        <w:pBdr/>
+        <w:spacing/>
+        <w:ind w:hanging="360" w:left="4320"/>
+      </w:pPr>
+      <w:rPr>
+        <w:rFonts w:hint="default" w:ascii="Wingdings" w:hAnsi="Wingdings" w:eastAsia="Wingdings" w:cs="Wingdings"/>
+      </w:rPr>
+      <w:start w:val="1"/>
+      <w:suff w:val="tab"/>
+    </w:lvl>
+    <w:lvl w:ilvl="6">
+      <w:isLgl w:val="false"/>
+      <w:lvlJc w:val="left"/>
+      <w:lvlText w:val="·"/>
+      <w:numFmt w:val="bullet"/>
+      <w:pPr>
+        <w:pBdr/>
+        <w:spacing/>
+        <w:ind w:hanging="360" w:left="5040"/>
+      </w:pPr>
+      <w:rPr>
+        <w:rFonts w:hint="default" w:ascii="Symbol" w:hAnsi="Symbol" w:eastAsia="Symbol" w:cs="Symbol"/>
+      </w:rPr>
+      <w:start w:val="1"/>
+      <w:suff w:val="tab"/>
+    </w:lvl>
+    <w:lvl w:ilvl="7">
+      <w:isLgl w:val="false"/>
+      <w:lvlJc w:val="left"/>
+      <w:lvlText w:val="o"/>
+      <w:numFmt w:val="bullet"/>
+      <w:pPr>
+        <w:pBdr/>
+        <w:spacing/>
+        <w:ind w:hanging="360" w:left="5760"/>
+      </w:pPr>
+      <w:rPr>
+        <w:rFonts w:hint="default" w:ascii="Courier New" w:hAnsi="Courier New" w:eastAsia="Courier New" w:cs="Courier New"/>
+      </w:rPr>
+      <w:start w:val="1"/>
+      <w:suff w:val="tab"/>
+    </w:lvl>
+    <w:lvl w:ilvl="8">
+      <w:isLgl w:val="false"/>
+      <w:lvlJc w:val="left"/>
+      <w:lvlText w:val="§"/>
+      <w:numFmt w:val="bullet"/>
+      <w:pPr>
+        <w:pBdr/>
+        <w:spacing/>
+        <w:ind w:hanging="360" w:left="6480"/>
+      </w:pPr>
+      <w:rPr>
+        <w:rFonts w:hint="default" w:ascii="Wingdings" w:hAnsi="Wingdings" w:eastAsia="Wingdings" w:cs="Wingdings"/>
+      </w:rPr>
+      <w:start w:val="1"/>
+      <w:suff w:val="tab"/>
+    </w:lvl>
+  </w:abstractNum>
+  <w:abstractNum w:abstractNumId="12">
+    <w:nsid w:val="3466ACF6"/>
+    <w:lvl w:ilvl="0">
+      <w:isLgl w:val="false"/>
+      <w:lvlJc w:val="left"/>
+      <w:lvlText w:val="%1."/>
+      <w:numFmt w:val="decimal"/>
+      <w:pPr>
+        <w:pBdr/>
+        <w:spacing/>
+        <w:ind w:hanging="360" w:left="709"/>
+      </w:pPr>
+      <w:rPr/>
+      <w:start w:val="1"/>
+      <w:suff w:val="tab"/>
+    </w:lvl>
+    <w:lvl w:ilvl="1">
+      <w:isLgl w:val="false"/>
+      <w:lvlJc w:val="left"/>
+      <w:lvlText w:val="%2."/>
+      <w:numFmt w:val="lowerLetter"/>
+      <w:pPr>
+        <w:pBdr/>
+        <w:spacing/>
+        <w:ind w:hanging="360" w:left="1429"/>
+      </w:pPr>
+      <w:rPr/>
+      <w:start w:val="1"/>
+      <w:suff w:val="tab"/>
+    </w:lvl>
+    <w:lvl w:ilvl="2">
+      <w:isLgl w:val="false"/>
+      <w:lvlJc w:val="right"/>
+      <w:lvlText w:val="%3."/>
+      <w:numFmt w:val="lowerRoman"/>
+      <w:pPr>
+        <w:pBdr/>
+        <w:spacing/>
+        <w:ind w:hanging="180" w:left="2149"/>
+      </w:pPr>
+      <w:rPr/>
+      <w:start w:val="1"/>
+      <w:suff w:val="tab"/>
+    </w:lvl>
+    <w:lvl w:ilvl="3">
+      <w:isLgl w:val="false"/>
+      <w:lvlJc w:val="left"/>
+      <w:lvlText w:val="%4."/>
+      <w:numFmt w:val="decimal"/>
+      <w:pPr>
+        <w:pBdr/>
+        <w:spacing/>
+        <w:ind w:hanging="360" w:left="2869"/>
+      </w:pPr>
+      <w:rPr/>
+      <w:start w:val="1"/>
+      <w:suff w:val="tab"/>
+    </w:lvl>
+    <w:lvl w:ilvl="4">
+      <w:isLgl w:val="false"/>
+      <w:lvlJc w:val="left"/>
+      <w:lvlText w:val="%5."/>
+      <w:numFmt w:val="lowerLetter"/>
+      <w:pPr>
+        <w:pBdr/>
+        <w:spacing/>
+        <w:ind w:hanging="360" w:left="3589"/>
+      </w:pPr>
+      <w:rPr/>
+      <w:start w:val="1"/>
+      <w:suff w:val="tab"/>
+    </w:lvl>
+    <w:lvl w:ilvl="5">
+      <w:isLgl w:val="false"/>
+      <w:lvlJc w:val="right"/>
+      <w:lvlText w:val="%6."/>
+      <w:numFmt w:val="lowerRoman"/>
+      <w:pPr>
+        <w:pBdr/>
+        <w:spacing/>
+        <w:ind w:hanging="180" w:left="4309"/>
+      </w:pPr>
+      <w:rPr/>
+      <w:start w:val="1"/>
+      <w:suff w:val="tab"/>
+    </w:lvl>
+    <w:lvl w:ilvl="6">
+      <w:isLgl w:val="false"/>
+      <w:lvlJc w:val="left"/>
+      <w:lvlText w:val="%7."/>
+      <w:numFmt w:val="decimal"/>
+      <w:pPr>
+        <w:pBdr/>
+        <w:spacing/>
+        <w:ind w:hanging="360" w:left="5029"/>
+      </w:pPr>
+      <w:rPr/>
+      <w:start w:val="1"/>
+      <w:suff w:val="tab"/>
+    </w:lvl>
+    <w:lvl w:ilvl="7">
+      <w:isLgl w:val="false"/>
+      <w:lvlJc w:val="left"/>
+      <w:lvlText w:val="%8."/>
+      <w:numFmt w:val="lowerLetter"/>
+      <w:pPr>
+        <w:pBdr/>
+        <w:spacing/>
+        <w:ind w:hanging="360" w:left="5749"/>
+      </w:pPr>
+      <w:rPr/>
+      <w:start w:val="1"/>
+      <w:suff w:val="tab"/>
+    </w:lvl>
+    <w:lvl w:ilvl="8">
+      <w:isLgl w:val="false"/>
+      <w:lvlJc w:val="right"/>
+      <w:lvlText w:val="%9."/>
+      <w:numFmt w:val="lowerRoman"/>
+      <w:pPr>
+        <w:pBdr/>
+        <w:spacing/>
+        <w:ind w:hanging="180" w:left="6469"/>
+      </w:pPr>
+      <w:rPr/>
+      <w:start w:val="1"/>
+      <w:suff w:val="tab"/>
+    </w:lvl>
+  </w:abstractNum>
+  <w:abstractNum w:abstractNumId="13">
+    <w:nsid w:val="03FB9A97"/>
+    <w:lvl w:ilvl="0">
+      <w:isLgl w:val="false"/>
+      <w:lvlJc w:val="left"/>
+      <w:lvlText w:val="%1."/>
+      <w:numFmt w:val="decimal"/>
+      <w:pPr>
+        <w:pBdr/>
+        <w:spacing/>
+        <w:ind w:hanging="360" w:left="709"/>
+      </w:pPr>
+      <w:rPr/>
+      <w:start w:val="1"/>
+      <w:suff w:val="tab"/>
+    </w:lvl>
+    <w:lvl w:ilvl="1">
+      <w:isLgl w:val="false"/>
+      <w:lvlJc w:val="left"/>
+      <w:lvlText w:val="%2."/>
+      <w:numFmt w:val="lowerLetter"/>
+      <w:pPr>
+        <w:pBdr/>
+        <w:spacing/>
+        <w:ind w:hanging="360" w:left="1429"/>
+      </w:pPr>
+      <w:rPr/>
+      <w:start w:val="1"/>
+      <w:suff w:val="tab"/>
+    </w:lvl>
+    <w:lvl w:ilvl="2">
+      <w:isLgl w:val="false"/>
+      <w:lvlJc w:val="right"/>
+      <w:lvlText w:val="%3."/>
+      <w:numFmt w:val="lowerRoman"/>
+      <w:pPr>
+        <w:pBdr/>
+        <w:spacing/>
+        <w:ind w:hanging="180" w:left="2149"/>
+      </w:pPr>
+      <w:rPr/>
+      <w:start w:val="1"/>
+      <w:suff w:val="tab"/>
+    </w:lvl>
+    <w:lvl w:ilvl="3">
+      <w:isLgl w:val="false"/>
+      <w:lvlJc w:val="left"/>
+      <w:lvlText w:val="%4."/>
+      <w:numFmt w:val="decimal"/>
+      <w:pPr>
+        <w:pBdr/>
+        <w:spacing/>
+        <w:ind w:hanging="360" w:left="2869"/>
+      </w:pPr>
+      <w:rPr/>
+      <w:start w:val="1"/>
+      <w:suff w:val="tab"/>
+    </w:lvl>
+    <w:lvl w:ilvl="4">
+      <w:isLgl w:val="false"/>
+      <w:lvlJc w:val="left"/>
+      <w:lvlText w:val="%5."/>
+      <w:numFmt w:val="lowerLetter"/>
+      <w:pPr>
+        <w:pBdr/>
+        <w:spacing/>
+        <w:ind w:hanging="360" w:left="3589"/>
+      </w:pPr>
+      <w:rPr/>
+      <w:start w:val="1"/>
+      <w:suff w:val="tab"/>
+    </w:lvl>
+    <w:lvl w:ilvl="5">
+      <w:isLgl w:val="false"/>
+      <w:lvlJc w:val="right"/>
+      <w:lvlText w:val="%6."/>
+      <w:numFmt w:val="lowerRoman"/>
+      <w:pPr>
+        <w:pBdr/>
+        <w:spacing/>
+        <w:ind w:hanging="180" w:left="4309"/>
+      </w:pPr>
+      <w:rPr/>
+      <w:start w:val="1"/>
+      <w:suff w:val="tab"/>
+    </w:lvl>
+    <w:lvl w:ilvl="6">
+      <w:isLgl w:val="false"/>
+      <w:lvlJc w:val="left"/>
+      <w:lvlText w:val="%7."/>
+      <w:numFmt w:val="decimal"/>
+      <w:pPr>
+        <w:pBdr/>
+        <w:spacing/>
+        <w:ind w:hanging="360" w:left="5029"/>
+      </w:pPr>
+      <w:rPr/>
+      <w:start w:val="1"/>
+      <w:suff w:val="tab"/>
+    </w:lvl>
+    <w:lvl w:ilvl="7">
+      <w:isLgl w:val="false"/>
+      <w:lvlJc w:val="left"/>
+      <w:lvlText w:val="%8."/>
+      <w:numFmt w:val="lowerLetter"/>
+      <w:pPr>
+        <w:pBdr/>
+        <w:spacing/>
+        <w:ind w:hanging="360" w:left="5749"/>
+      </w:pPr>
+      <w:rPr/>
+      <w:start w:val="1"/>
+      <w:suff w:val="tab"/>
+    </w:lvl>
+    <w:lvl w:ilvl="8">
+      <w:isLgl w:val="false"/>
+      <w:lvlJc w:val="right"/>
+      <w:lvlText w:val="%9."/>
+      <w:numFmt w:val="lowerRoman"/>
+      <w:pPr>
+        <w:pBdr/>
+        <w:spacing/>
+        <w:ind w:hanging="180" w:left="6469"/>
+      </w:pPr>
+      <w:rPr/>
+      <w:start w:val="1"/>
+      <w:suff w:val="tab"/>
+    </w:lvl>
+  </w:abstractNum>
   <w:num w:numId="1">
     <w:abstractNumId w:val="0"/>
   </w:num>
@@ -9223,6 +9542,30 @@
   </w:num>
   <w:num w:numId="6">
     <w:abstractNumId w:val="5"/>
+  </w:num>
+  <w:num w:numId="7">
+    <w:abstractNumId w:val="6"/>
+  </w:num>
+  <w:num w:numId="8">
+    <w:abstractNumId w:val="7"/>
+  </w:num>
+  <w:num w:numId="9">
+    <w:abstractNumId w:val="8"/>
+  </w:num>
+  <w:num w:numId="10">
+    <w:abstractNumId w:val="9"/>
+  </w:num>
+  <w:num w:numId="11">
+    <w:abstractNumId w:val="10"/>
+  </w:num>
+  <w:num w:numId="12">
+    <w:abstractNumId w:val="11"/>
+  </w:num>
+  <w:num w:numId="13">
+    <w:abstractNumId w:val="12"/>
+  </w:num>
+  <w:num w:numId="14">
+    <w:abstractNumId w:val="13"/>
   </w:num>
 </w:numbering>
 </file>

--- a/Documentatie/Verslagen/onderzoek fabio2.docx
+++ b/Documentatie/Verslagen/onderzoek fabio2.docx
@@ -127,7 +127,7 @@
                               <w:txbxContent>
                                 <w:p>
                                   <w:pPr>
-                                    <w:pStyle w:val="915"/>
+                                    <w:pStyle w:val="931"/>
                                     <w:pBdr/>
                                     <w:spacing/>
                                     <w:ind/>
@@ -185,7 +185,7 @@
                               <w:txbxContent>
                                 <w:p>
                                   <w:pPr>
-                                    <w:pStyle w:val="915"/>
+                                    <w:pStyle w:val="931"/>
                                     <w:pBdr/>
                                     <w:spacing w:line="276" w:lineRule="auto"/>
                                     <w:ind/>
@@ -239,7 +239,7 @@
                                 </w:p>
                                 <w:p>
                                   <w:pPr>
-                                    <w:pStyle w:val="915"/>
+                                    <w:pStyle w:val="931"/>
                                     <w:pBdr/>
                                     <w:spacing w:line="276" w:lineRule="auto"/>
                                     <w:ind/>
@@ -281,7 +281,7 @@
                                 </w:p>
                                 <w:p>
                                   <w:pPr>
-                                    <w:pStyle w:val="915"/>
+                                    <w:pStyle w:val="931"/>
                                     <w:pBdr/>
                                     <w:spacing w:line="276" w:lineRule="auto"/>
                                     <w:ind/>
@@ -325,7 +325,7 @@
                                 </w:p>
                                 <w:p>
                                   <w:pPr>
-                                    <w:pStyle w:val="915"/>
+                                    <w:pStyle w:val="931"/>
                                     <w:pBdr/>
                                     <w:spacing w:line="276" w:lineRule="auto"/>
                                     <w:ind/>
@@ -371,7 +371,7 @@
                                 </w:p>
                                 <w:p>
                                   <w:pPr>
-                                    <w:pStyle w:val="915"/>
+                                    <w:pStyle w:val="931"/>
                                     <w:pBdr/>
                                     <w:spacing w:line="276" w:lineRule="auto"/>
                                     <w:ind/>
@@ -419,7 +419,7 @@
                                 </w:p>
                                 <w:p>
                                   <w:pPr>
-                                    <w:pStyle w:val="915"/>
+                                    <w:pStyle w:val="931"/>
                                     <w:pBdr/>
                                     <w:spacing w:line="276" w:lineRule="auto"/>
                                     <w:ind/>
@@ -465,7 +465,7 @@
                                 </w:p>
                                 <w:p>
                                   <w:pPr>
-                                    <w:pStyle w:val="915"/>
+                                    <w:pStyle w:val="931"/>
                                     <w:pBdr/>
                                     <w:spacing w:line="276" w:lineRule="auto"/>
                                     <w:ind/>
@@ -569,7 +569,7 @@
                         <w:txbxContent>
                           <w:p>
                             <w:pPr>
-                              <w:pStyle w:val="915"/>
+                              <w:pStyle w:val="931"/>
                               <w:pBdr/>
                               <w:spacing/>
                               <w:ind/>
@@ -610,7 +610,7 @@
                         <w:txbxContent>
                           <w:p>
                             <w:pPr>
-                              <w:pStyle w:val="915"/>
+                              <w:pStyle w:val="931"/>
                               <w:pBdr/>
                               <w:spacing w:line="276" w:lineRule="auto"/>
                               <w:ind/>
@@ -664,7 +664,7 @@
                           </w:p>
                           <w:p>
                             <w:pPr>
-                              <w:pStyle w:val="915"/>
+                              <w:pStyle w:val="931"/>
                               <w:pBdr/>
                               <w:spacing w:line="276" w:lineRule="auto"/>
                               <w:ind/>
@@ -706,7 +706,7 @@
                           </w:p>
                           <w:p>
                             <w:pPr>
-                              <w:pStyle w:val="915"/>
+                              <w:pStyle w:val="931"/>
                               <w:pBdr/>
                               <w:spacing w:line="276" w:lineRule="auto"/>
                               <w:ind/>
@@ -750,7 +750,7 @@
                           </w:p>
                           <w:p>
                             <w:pPr>
-                              <w:pStyle w:val="915"/>
+                              <w:pStyle w:val="931"/>
                               <w:pBdr/>
                               <w:spacing w:line="276" w:lineRule="auto"/>
                               <w:ind/>
@@ -796,7 +796,7 @@
                           </w:p>
                           <w:p>
                             <w:pPr>
-                              <w:pStyle w:val="915"/>
+                              <w:pStyle w:val="931"/>
                               <w:pBdr/>
                               <w:spacing w:line="276" w:lineRule="auto"/>
                               <w:ind/>
@@ -844,7 +844,7 @@
                           </w:p>
                           <w:p>
                             <w:pPr>
-                              <w:pStyle w:val="915"/>
+                              <w:pStyle w:val="931"/>
                               <w:pBdr/>
                               <w:spacing w:line="276" w:lineRule="auto"/>
                               <w:ind/>
@@ -890,7 +890,7 @@
                           </w:p>
                           <w:p>
                             <w:pPr>
-                              <w:pStyle w:val="915"/>
+                              <w:pStyle w:val="931"/>
                               <w:pBdr/>
                               <w:spacing w:line="276" w:lineRule="auto"/>
                               <w:ind/>
@@ -1040,7 +1040,7 @@
                             <w:txbxContent>
                               <w:p>
                                 <w:pPr>
-                                  <w:pStyle w:val="915"/>
+                                  <w:pStyle w:val="931"/>
                                   <w:pBdr/>
                                   <w:spacing/>
                                   <w:ind/>
@@ -1101,7 +1101,7 @@
                       <w:txbxContent>
                         <w:p>
                           <w:pPr>
-                            <w:pStyle w:val="915"/>
+                            <w:pStyle w:val="931"/>
                             <w:pBdr/>
                             <w:spacing/>
                             <w:ind/>
@@ -1196,7 +1196,7 @@
     </w:p>
     <w:p>
       <w:pPr>
-        <w:pStyle w:val="910"/>
+        <w:pStyle w:val="926"/>
         <w:numPr>
           <w:ilvl w:val="0"/>
           <w:numId w:val="1"/>
@@ -1233,7 +1233,7 @@
     </w:p>
     <w:p>
       <w:pPr>
-        <w:pStyle w:val="910"/>
+        <w:pStyle w:val="926"/>
         <w:numPr>
           <w:ilvl w:val="0"/>
           <w:numId w:val="1"/>
@@ -1270,7 +1270,7 @@
     </w:p>
     <w:p>
       <w:pPr>
-        <w:pStyle w:val="910"/>
+        <w:pStyle w:val="926"/>
         <w:numPr>
           <w:ilvl w:val="0"/>
           <w:numId w:val="1"/>
@@ -1307,7 +1307,7 @@
     </w:p>
     <w:p>
       <w:pPr>
-        <w:pStyle w:val="910"/>
+        <w:pStyle w:val="926"/>
         <w:numPr>
           <w:ilvl w:val="0"/>
           <w:numId w:val="1"/>
@@ -1344,7 +1344,7 @@
     </w:p>
     <w:p>
       <w:pPr>
-        <w:pStyle w:val="910"/>
+        <w:pStyle w:val="926"/>
         <w:numPr>
           <w:ilvl w:val="0"/>
           <w:numId w:val="1"/>
@@ -1381,7 +1381,7 @@
     </w:p>
     <w:p>
       <w:pPr>
-        <w:pStyle w:val="910"/>
+        <w:pStyle w:val="926"/>
         <w:numPr>
           <w:ilvl w:val="0"/>
           <w:numId w:val="1"/>
@@ -1418,7 +1418,7 @@
     </w:p>
     <w:p>
       <w:pPr>
-        <w:pStyle w:val="910"/>
+        <w:pStyle w:val="926"/>
         <w:numPr>
           <w:ilvl w:val="0"/>
           <w:numId w:val="1"/>
@@ -1837,21 +1837,6 @@
       </w:r>
       <w:r>
         <w:rPr>
-          <w:highlight w:val="none"/>
-        </w:rPr>
-      </w:r>
-      <w:r>
-        <w:rPr>
-          <w:b w:val="0"/>
-          <w:bCs w:val="0"/>
-          <w:color w:val="000000" w:themeColor="text1"/>
-          <w:sz w:val="28"/>
-          <w:szCs w:val="28"/>
-          <w:highlight w:val="none"/>
-        </w:rPr>
-      </w:r>
-      <w:r>
-        <w:rPr>
           <w:b w:val="0"/>
           <w:bCs w:val="0"/>
           <w:color w:val="000000" w:themeColor="text1"/>
@@ -1882,26 +1867,6 @@
           <w:b w:val="0"/>
           <w:bCs w:val="0"/>
           <w:color w:val="000000" w:themeColor="text1"/>
-          <w:sz w:val="22"/>
-          <w:szCs w:val="22"/>
-          <w:highlight w:val="none"/>
-        </w:rPr>
-      </w:r>
-      <w:r>
-        <w:rPr>
-          <w:b w:val="0"/>
-          <w:bCs w:val="0"/>
-          <w:color w:val="000000" w:themeColor="text1"/>
-          <w:sz w:val="22"/>
-          <w:szCs w:val="22"/>
-          <w:highlight w:val="none"/>
-        </w:rPr>
-      </w:r>
-      <w:r>
-        <w:rPr>
-          <w:b w:val="0"/>
-          <w:bCs w:val="0"/>
-          <w:color w:val="000000" w:themeColor="text1"/>
           <w:sz w:val="28"/>
           <w:szCs w:val="28"/>
           <w:highlight w:val="none"/>
@@ -1945,12 +1910,14 @@
           <w:szCs w:val="22"/>
           <w:highlight w:val="none"/>
         </w:rPr>
+        <w:br/>
+        <w:t xml:space="preserve">nog iets leuks erbij verzinnen over ros2.</w:t>
       </w:r>
       <w:r>
         <w:rPr>
           <w:b w:val="0"/>
           <w:bCs w:val="0"/>
-          <w:color w:val="ff0000"/>
+          <w:color w:val="00b0f0"/>
           <w:sz w:val="22"/>
           <w:szCs w:val="22"/>
           <w:highlight w:val="none"/>
@@ -2060,7 +2027,7 @@
     </w:p>
     <w:p>
       <w:pPr>
-        <w:pStyle w:val="910"/>
+        <w:pStyle w:val="926"/>
         <w:numPr>
           <w:ilvl w:val="0"/>
           <w:numId w:val="5"/>
@@ -2122,7 +2089,7 @@
     </w:p>
     <w:p>
       <w:pPr>
-        <w:pStyle w:val="910"/>
+        <w:pStyle w:val="926"/>
         <w:numPr>
           <w:ilvl w:val="0"/>
           <w:numId w:val="5"/>
@@ -2174,7 +2141,7 @@
     </w:p>
     <w:p>
       <w:pPr>
-        <w:pStyle w:val="910"/>
+        <w:pStyle w:val="926"/>
         <w:numPr>
           <w:ilvl w:val="0"/>
           <w:numId w:val="5"/>
@@ -2213,10 +2180,20 @@
           <w:highlight w:val="none"/>
         </w:rPr>
       </w:r>
+      <w:r>
+        <w:rPr>
+          <w:b/>
+          <w:bCs/>
+          <w:color w:val="000000" w:themeColor="text1"/>
+          <w:sz w:val="28"/>
+          <w:szCs w:val="28"/>
+          <w:highlight w:val="none"/>
+        </w:rPr>
+      </w:r>
     </w:p>
     <w:p>
       <w:pPr>
-        <w:pStyle w:val="910"/>
+        <w:pStyle w:val="926"/>
         <w:numPr>
           <w:ilvl w:val="0"/>
           <w:numId w:val="5"/>
@@ -2255,6 +2232,27 @@
           <w:highlight w:val="none"/>
         </w:rPr>
       </w:r>
+    </w:p>
+    <w:p>
+      <w:pPr>
+        <w:pStyle w:val="926"/>
+        <w:numPr>
+          <w:ilvl w:val="0"/>
+          <w:numId w:val="5"/>
+        </w:numPr>
+        <w:pBdr/>
+        <w:shd w:val="nil" w:color="000000"/>
+        <w:spacing/>
+        <w:ind/>
+        <w:rPr>
+          <w:b/>
+          <w:bCs/>
+          <w:color w:val="000000" w:themeColor="text1"/>
+          <w:sz w:val="28"/>
+          <w:szCs w:val="28"/>
+          <w:highlight w:val="none"/>
+        </w:rPr>
+      </w:pPr>
       <w:r>
         <w:rPr>
           <w:b w:val="0"/>
@@ -2264,6 +2262,7 @@
           <w:szCs w:val="22"/>
           <w:highlight w:val="none"/>
         </w:rPr>
+        <w:t xml:space="preserve">Ros2 is supported</w:t>
       </w:r>
       <w:r>
         <w:rPr>
@@ -2282,50 +2281,6 @@
           <w:color w:val="000000" w:themeColor="text1"/>
           <w:sz w:val="22"/>
           <w:szCs w:val="22"/>
-          <w:highlight w:val="none"/>
-        </w:rPr>
-      </w:r>
-      <w:r>
-        <w:rPr>
-          <w:b/>
-          <w:bCs/>
-          <w:color w:val="000000" w:themeColor="text1"/>
-          <w:sz w:val="28"/>
-          <w:szCs w:val="28"/>
-          <w:highlight w:val="none"/>
-        </w:rPr>
-      </w:r>
-      <w:r>
-        <w:rPr>
-          <w:b/>
-          <w:bCs/>
-          <w:sz w:val="32"/>
-          <w:szCs w:val="32"/>
-        </w:rPr>
-      </w:r>
-      <w:r>
-        <w:rPr>
-          <w:b/>
-          <w:bCs/>
-          <w:sz w:val="32"/>
-          <w:szCs w:val="32"/>
-        </w:rPr>
-      </w:r>
-      <w:r>
-        <w:rPr>
-          <w:b/>
-          <w:bCs/>
-          <w:sz w:val="32"/>
-          <w:szCs w:val="32"/>
-        </w:rPr>
-      </w:r>
-      <w:r>
-        <w:rPr>
-          <w:b/>
-          <w:bCs/>
-          <w:color w:val="000000" w:themeColor="text1"/>
-          <w:sz w:val="28"/>
-          <w:szCs w:val="28"/>
           <w:highlight w:val="none"/>
         </w:rPr>
       </w:r>
@@ -2459,6 +2414,7 @@
           <w:szCs w:val="22"/>
           <w:highlight w:val="none"/>
         </w:rPr>
+        <w:t xml:space="preserve"> en ros2</w:t>
       </w:r>
       <w:r>
         <w:rPr>
@@ -2859,6 +2815,16 @@
           <w:highlight w:val="none"/>
         </w:rPr>
       </w:r>
+      <w:r>
+        <w:rPr>
+          <w:b w:val="0"/>
+          <w:bCs w:val="0"/>
+          <w:color w:val="00b0f0"/>
+          <w:sz w:val="22"/>
+          <w:szCs w:val="22"/>
+          <w:highlight w:val="none"/>
+        </w:rPr>
+      </w:r>
     </w:p>
     <w:p>
       <w:pPr>
@@ -2931,16 +2897,6 @@
           <w:szCs w:val="22"/>
           <w:highlight w:val="none"/>
         </w:rPr>
-      </w:r>
-      <w:r>
-        <w:rPr>
-          <w:b w:val="0"/>
-          <w:bCs w:val="0"/>
-          <w:color w:val="000000" w:themeColor="text1"/>
-          <w:sz w:val="22"/>
-          <w:szCs w:val="22"/>
-          <w:highlight w:val="none"/>
-        </w:rPr>
         <w:br/>
         <w:t xml:space="preserve">At the time of gathering the data the hardware used is from a laptop with these specifications: </w:t>
       </w:r>
@@ -2954,7 +2910,6 @@
           <w:highlight w:val="none"/>
         </w:rPr>
       </w:r>
-      <w:r/>
       <w:r>
         <w:rPr>
           <w:b w:val="0"/>
@@ -2968,7 +2923,7 @@
     </w:p>
     <w:p>
       <w:pPr>
-        <w:pStyle w:val="910"/>
+        <w:pStyle w:val="926"/>
         <w:numPr>
           <w:ilvl w:val="0"/>
           <w:numId w:val="8"/>
@@ -3007,10 +2962,20 @@
           <w:highlight w:val="none"/>
         </w:rPr>
       </w:r>
+      <w:r>
+        <w:rPr>
+          <w:b w:val="0"/>
+          <w:bCs w:val="0"/>
+          <w:color w:val="000000" w:themeColor="text1"/>
+          <w:sz w:val="22"/>
+          <w:szCs w:val="22"/>
+          <w:highlight w:val="none"/>
+        </w:rPr>
+      </w:r>
     </w:p>
     <w:p>
       <w:pPr>
-        <w:pStyle w:val="910"/>
+        <w:pStyle w:val="926"/>
         <w:numPr>
           <w:ilvl w:val="0"/>
           <w:numId w:val="8"/>
@@ -3061,7 +3026,6 @@
       </w:r>
       <w:r>
         <w:rPr>
-          <w:rFonts w:ascii="Aptos" w:hAnsi="Aptos" w:eastAsia="Aptos" w:cs="Aptos"/>
           <w:b w:val="0"/>
           <w:bCs w:val="0"/>
           <w:color w:val="000000" w:themeColor="text1"/>
@@ -3072,6 +3036,7 @@
       </w:r>
       <w:r>
         <w:rPr>
+          <w:rFonts w:ascii="Aptos" w:hAnsi="Aptos" w:eastAsia="Aptos" w:cs="Aptos"/>
           <w:b w:val="0"/>
           <w:bCs w:val="0"/>
           <w:color w:val="000000" w:themeColor="text1"/>
@@ -3083,7 +3048,7 @@
     </w:p>
     <w:p>
       <w:pPr>
-        <w:pStyle w:val="910"/>
+        <w:pStyle w:val="926"/>
         <w:numPr>
           <w:ilvl w:val="0"/>
           <w:numId w:val="8"/>
@@ -3124,10 +3089,21 @@
           <w:highlight w:val="none"/>
         </w:rPr>
       </w:r>
+      <w:r>
+        <w:rPr>
+          <w:rFonts w:ascii="Aptos" w:hAnsi="Aptos" w:eastAsia="Aptos" w:cs="Aptos"/>
+          <w:b w:val="0"/>
+          <w:bCs w:val="0"/>
+          <w:color w:val="000000" w:themeColor="text1"/>
+          <w:sz w:val="22"/>
+          <w:szCs w:val="22"/>
+          <w:highlight w:val="none"/>
+        </w:rPr>
+      </w:r>
     </w:p>
     <w:p>
       <w:pPr>
-        <w:pStyle w:val="910"/>
+        <w:pStyle w:val="926"/>
         <w:numPr>
           <w:ilvl w:val="0"/>
           <w:numId w:val="8"/>
@@ -3171,7 +3147,6 @@
       </w:r>
       <w:r>
         <w:rPr>
-          <w:rFonts w:ascii="Aptos" w:hAnsi="Aptos" w:eastAsia="Aptos" w:cs="Aptos"/>
           <w:b w:val="0"/>
           <w:bCs w:val="0"/>
           <w:color w:val="000000" w:themeColor="text1"/>
@@ -3182,6 +3157,7 @@
       </w:r>
       <w:r>
         <w:rPr>
+          <w:rFonts w:ascii="Aptos" w:hAnsi="Aptos" w:eastAsia="Aptos" w:cs="Aptos"/>
           <w:b w:val="0"/>
           <w:bCs w:val="0"/>
           <w:color w:val="000000" w:themeColor="text1"/>
@@ -3210,11 +3186,15 @@
         <w:br/>
         <w:t xml:space="preserve">How tests were conducted are as follows:</w:t>
       </w:r>
-      <w:r/>
+      <w:r>
+        <w:rPr>
+          <w:highlight w:val="none"/>
+        </w:rPr>
+      </w:r>
     </w:p>
     <w:p>
       <w:pPr>
-        <w:pStyle w:val="910"/>
+        <w:pStyle w:val="926"/>
         <w:numPr>
           <w:ilvl w:val="0"/>
           <w:numId w:val="14"/>
@@ -3235,7 +3215,7 @@
     </w:p>
     <w:p>
       <w:pPr>
-        <w:pStyle w:val="910"/>
+        <w:pStyle w:val="926"/>
         <w:numPr>
           <w:ilvl w:val="0"/>
           <w:numId w:val="14"/>
@@ -3256,7 +3236,7 @@
     </w:p>
     <w:p>
       <w:pPr>
-        <w:pStyle w:val="910"/>
+        <w:pStyle w:val="926"/>
         <w:numPr>
           <w:ilvl w:val="0"/>
           <w:numId w:val="14"/>
@@ -3277,7 +3257,7 @@
     </w:p>
     <w:p>
       <w:pPr>
-        <w:pStyle w:val="910"/>
+        <w:pStyle w:val="926"/>
         <w:numPr>
           <w:ilvl w:val="0"/>
           <w:numId w:val="14"/>
@@ -3298,7 +3278,7 @@
     </w:p>
     <w:p>
       <w:pPr>
-        <w:pStyle w:val="910"/>
+        <w:pStyle w:val="926"/>
         <w:numPr>
           <w:ilvl w:val="0"/>
           <w:numId w:val="14"/>
@@ -3319,7 +3299,7 @@
     </w:p>
     <w:p>
       <w:pPr>
-        <w:pStyle w:val="910"/>
+        <w:pStyle w:val="926"/>
         <w:numPr>
           <w:ilvl w:val="0"/>
           <w:numId w:val="14"/>
@@ -3340,7 +3320,7 @@
     </w:p>
     <w:p>
       <w:pPr>
-        <w:pStyle w:val="910"/>
+        <w:pStyle w:val="926"/>
         <w:numPr>
           <w:ilvl w:val="0"/>
           <w:numId w:val="14"/>
@@ -3361,7 +3341,7 @@
     </w:p>
     <w:p>
       <w:pPr>
-        <w:pStyle w:val="910"/>
+        <w:pStyle w:val="926"/>
         <w:numPr>
           <w:ilvl w:val="0"/>
           <w:numId w:val="14"/>
@@ -3382,7 +3362,7 @@
     </w:p>
     <w:p>
       <w:pPr>
-        <w:pStyle w:val="910"/>
+        <w:pStyle w:val="926"/>
         <w:numPr>
           <w:ilvl w:val="0"/>
           <w:numId w:val="14"/>
@@ -3403,7 +3383,7 @@
     </w:p>
     <w:p>
       <w:pPr>
-        <w:pStyle w:val="910"/>
+        <w:pStyle w:val="926"/>
         <w:numPr>
           <w:ilvl w:val="0"/>
           <w:numId w:val="14"/>
@@ -3441,15 +3421,11 @@
           <w:highlight w:val="none"/>
         </w:rPr>
       </w:r>
-      <w:r>
-        <w:rPr>
-          <w:highlight w:val="none"/>
-        </w:rPr>
-      </w:r>
+      <w:r/>
     </w:p>
     <w:tbl>
       <w:tblPr>
-        <w:tblStyle w:val="713"/>
+        <w:tblStyle w:val="729"/>
         <w:tblInd w:w="-567" w:type="dxa"/>
         <w:tblW w:w="0" w:type="auto"/>
         <w:tblBorders/>
@@ -3883,6 +3859,16 @@
                 <w:lang w:val="en-US" w:bidi="en-US"/>
               </w:rPr>
             </w:r>
+            <w:r>
+              <w:rPr>
+                <w:b w:val="0"/>
+                <w:bCs w:val="0"/>
+                <w:sz w:val="22"/>
+                <w:szCs w:val="22"/>
+                <w:highlight w:val="none"/>
+                <w:lang w:val="en-US" w:bidi="en-US"/>
+              </w:rPr>
+            </w:r>
           </w:p>
         </w:tc>
         <w:tc>
@@ -3914,6 +3900,16 @@
                 <w:lang w:val="en-US" w:bidi="en-US"/>
               </w:rPr>
               <w:t xml:space="preserve">Debian</w:t>
+            </w:r>
+            <w:r>
+              <w:rPr>
+                <w:b w:val="0"/>
+                <w:bCs w:val="0"/>
+                <w:sz w:val="22"/>
+                <w:szCs w:val="22"/>
+                <w:highlight w:val="none"/>
+                <w:lang w:val="en-US" w:bidi="en-US"/>
+              </w:rPr>
             </w:r>
             <w:r>
               <w:rPr>
@@ -5337,46 +5333,6 @@
                 <w:lang w:val="en-US" w:bidi="en-US"/>
               </w:rPr>
             </w:r>
-            <w:r>
-              <w:rPr>
-                <w:b w:val="0"/>
-                <w:bCs w:val="0"/>
-                <w:sz w:val="22"/>
-                <w:szCs w:val="22"/>
-                <w:highlight w:val="none"/>
-                <w:lang w:val="en-US" w:bidi="en-US"/>
-              </w:rPr>
-            </w:r>
-            <w:r>
-              <w:rPr>
-                <w:b w:val="0"/>
-                <w:bCs w:val="0"/>
-                <w:sz w:val="22"/>
-                <w:szCs w:val="22"/>
-                <w:highlight w:val="none"/>
-                <w:lang w:val="en-US" w:bidi="en-US"/>
-              </w:rPr>
-            </w:r>
-            <w:r>
-              <w:rPr>
-                <w:b w:val="0"/>
-                <w:bCs w:val="0"/>
-                <w:sz w:val="22"/>
-                <w:szCs w:val="22"/>
-                <w:highlight w:val="none"/>
-                <w:lang w:val="en-US" w:bidi="en-US"/>
-              </w:rPr>
-            </w:r>
-            <w:r>
-              <w:rPr>
-                <w:b w:val="0"/>
-                <w:bCs w:val="0"/>
-                <w:sz w:val="22"/>
-                <w:szCs w:val="22"/>
-                <w:highlight w:val="none"/>
-                <w:lang w:val="en-US" w:bidi="en-US"/>
-              </w:rPr>
-            </w:r>
           </w:p>
         </w:tc>
         <w:tc>
@@ -5454,46 +5410,6 @@
                 <w:lang w:val="en-US" w:bidi="en-US"/>
               </w:rPr>
               <w:t xml:space="preserve">Ram: 1.2GB</w:t>
-            </w:r>
-            <w:r>
-              <w:rPr>
-                <w:b w:val="0"/>
-                <w:bCs w:val="0"/>
-                <w:sz w:val="22"/>
-                <w:szCs w:val="22"/>
-                <w:highlight w:val="none"/>
-                <w:lang w:val="en-US" w:bidi="en-US"/>
-              </w:rPr>
-            </w:r>
-            <w:r>
-              <w:rPr>
-                <w:b w:val="0"/>
-                <w:bCs w:val="0"/>
-                <w:sz w:val="22"/>
-                <w:szCs w:val="22"/>
-                <w:highlight w:val="none"/>
-                <w:lang w:val="en-US" w:bidi="en-US"/>
-              </w:rPr>
-            </w:r>
-            <w:r>
-              <w:rPr>
-                <w:b w:val="0"/>
-                <w:bCs w:val="0"/>
-                <w:sz w:val="22"/>
-                <w:szCs w:val="22"/>
-                <w:highlight w:val="none"/>
-                <w:lang w:val="en-US" w:bidi="en-US"/>
-              </w:rPr>
-            </w:r>
-            <w:r>
-              <w:rPr>
-                <w:b w:val="0"/>
-                <w:bCs w:val="0"/>
-                <w:sz w:val="22"/>
-                <w:szCs w:val="22"/>
-                <w:highlight w:val="none"/>
-                <w:lang w:val="en-US" w:bidi="en-US"/>
-              </w:rPr>
             </w:r>
             <w:r>
               <w:rPr>
@@ -5613,46 +5529,6 @@
                 <w:lang w:val="en-US" w:bidi="en-US"/>
               </w:rPr>
             </w:r>
-            <w:r>
-              <w:rPr>
-                <w:b w:val="0"/>
-                <w:bCs w:val="0"/>
-                <w:sz w:val="22"/>
-                <w:szCs w:val="22"/>
-                <w:highlight w:val="none"/>
-                <w:lang w:val="en-US" w:bidi="en-US"/>
-              </w:rPr>
-            </w:r>
-            <w:r>
-              <w:rPr>
-                <w:b w:val="0"/>
-                <w:bCs w:val="0"/>
-                <w:sz w:val="22"/>
-                <w:szCs w:val="22"/>
-                <w:highlight w:val="none"/>
-                <w:lang w:val="en-US" w:bidi="en-US"/>
-              </w:rPr>
-            </w:r>
-            <w:r>
-              <w:rPr>
-                <w:b w:val="0"/>
-                <w:bCs w:val="0"/>
-                <w:sz w:val="22"/>
-                <w:szCs w:val="22"/>
-                <w:highlight w:val="none"/>
-                <w:lang w:val="en-US" w:bidi="en-US"/>
-              </w:rPr>
-            </w:r>
-            <w:r>
-              <w:rPr>
-                <w:b w:val="0"/>
-                <w:bCs w:val="0"/>
-                <w:sz w:val="22"/>
-                <w:szCs w:val="22"/>
-                <w:highlight w:val="none"/>
-                <w:lang w:val="en-US" w:bidi="en-US"/>
-              </w:rPr>
-            </w:r>
           </w:p>
         </w:tc>
         <w:tc>
@@ -5730,46 +5606,6 @@
                 <w:lang w:val="en-US" w:bidi="en-US"/>
               </w:rPr>
               <w:t xml:space="preserve">Ram: 1.7GB</w:t>
-            </w:r>
-            <w:r>
-              <w:rPr>
-                <w:b w:val="0"/>
-                <w:bCs w:val="0"/>
-                <w:sz w:val="22"/>
-                <w:szCs w:val="22"/>
-                <w:highlight w:val="none"/>
-                <w:lang w:val="en-US" w:bidi="en-US"/>
-              </w:rPr>
-            </w:r>
-            <w:r>
-              <w:rPr>
-                <w:b w:val="0"/>
-                <w:bCs w:val="0"/>
-                <w:sz w:val="22"/>
-                <w:szCs w:val="22"/>
-                <w:highlight w:val="none"/>
-                <w:lang w:val="en-US" w:bidi="en-US"/>
-              </w:rPr>
-            </w:r>
-            <w:r>
-              <w:rPr>
-                <w:b w:val="0"/>
-                <w:bCs w:val="0"/>
-                <w:sz w:val="22"/>
-                <w:szCs w:val="22"/>
-                <w:highlight w:val="none"/>
-                <w:lang w:val="en-US" w:bidi="en-US"/>
-              </w:rPr>
-            </w:r>
-            <w:r>
-              <w:rPr>
-                <w:b w:val="0"/>
-                <w:bCs w:val="0"/>
-                <w:sz w:val="22"/>
-                <w:szCs w:val="22"/>
-                <w:highlight w:val="none"/>
-                <w:lang w:val="en-US" w:bidi="en-US"/>
-              </w:rPr>
             </w:r>
             <w:r>
               <w:rPr>
@@ -6442,6 +6278,266 @@
           </w:p>
         </w:tc>
       </w:tr>
+      <w:tr>
+        <w:trPr/>
+        <w:tc>
+          <w:tcPr>
+            <w:tcBorders/>
+            <w:tcW w:w="2126" w:type="dxa"/>
+            <w:vMerge w:val="restart"/>
+          </w:tcPr>
+          <w:p>
+            <w:pPr>
+              <w:pBdr/>
+              <w:shd w:val="nil" w:color="000000"/>
+              <w:spacing/>
+              <w:ind/>
+              <w:rPr>
+                <w:b/>
+                <w:bCs/>
+                <w:sz w:val="22"/>
+                <w:szCs w:val="22"/>
+                <w:highlight w:val="none"/>
+                <w:lang w:val="en-US" w:bidi="en-US"/>
+              </w:rPr>
+            </w:pPr>
+            <w:r>
+              <w:rPr>
+                <w:b/>
+                <w:bCs/>
+                <w:sz w:val="22"/>
+                <w:szCs w:val="22"/>
+                <w:highlight w:val="none"/>
+                <w:lang w:val="en-US" w:bidi="en-US"/>
+              </w:rPr>
+              <w:t xml:space="preserve">Ros2 Support</w:t>
+            </w:r>
+            <w:r>
+              <w:rPr>
+                <w:b/>
+                <w:bCs/>
+                <w:sz w:val="22"/>
+                <w:szCs w:val="22"/>
+                <w:highlight w:val="none"/>
+                <w:lang w:val="en-US" w:bidi="en-US"/>
+              </w:rPr>
+            </w:r>
+          </w:p>
+        </w:tc>
+        <w:tc>
+          <w:tcPr>
+            <w:tcBorders/>
+            <w:tcW w:w="1701" w:type="dxa"/>
+            <w:vMerge w:val="restart"/>
+          </w:tcPr>
+          <w:p>
+            <w:pPr>
+              <w:pBdr/>
+              <w:spacing/>
+              <w:ind/>
+              <w:rPr>
+                <w:b w:val="0"/>
+                <w:bCs w:val="0"/>
+                <w:sz w:val="22"/>
+                <w:szCs w:val="22"/>
+                <w:highlight w:val="none"/>
+                <w:lang w:val="en-US" w:bidi="en-US"/>
+              </w:rPr>
+            </w:pPr>
+            <w:r>
+              <w:rPr>
+                <w:b w:val="0"/>
+                <w:bCs w:val="0"/>
+                <w:sz w:val="22"/>
+                <w:szCs w:val="22"/>
+                <w:highlight w:val="none"/>
+                <w:lang w:val="en-US" w:bidi="en-US"/>
+              </w:rPr>
+            </w:r>
+            <w:r>
+              <w:rPr>
+                <w:b w:val="0"/>
+                <w:bCs w:val="0"/>
+                <w:sz w:val="22"/>
+                <w:szCs w:val="22"/>
+                <w:highlight w:val="none"/>
+                <w:lang w:val="en-US" w:bidi="en-US"/>
+              </w:rPr>
+            </w:r>
+          </w:p>
+        </w:tc>
+        <w:tc>
+          <w:tcPr>
+            <w:tcBorders/>
+            <w:tcW w:w="1559" w:type="dxa"/>
+            <w:vMerge w:val="restart"/>
+          </w:tcPr>
+          <w:p>
+            <w:pPr>
+              <w:pBdr/>
+              <w:spacing/>
+              <w:ind/>
+              <w:rPr>
+                <w:b w:val="0"/>
+                <w:bCs w:val="0"/>
+                <w:sz w:val="22"/>
+                <w:szCs w:val="22"/>
+                <w:highlight w:val="none"/>
+                <w:lang w:val="en-US" w:bidi="en-US"/>
+              </w:rPr>
+            </w:pPr>
+            <w:r>
+              <w:rPr>
+                <w:b w:val="0"/>
+                <w:bCs w:val="0"/>
+                <w:sz w:val="22"/>
+                <w:szCs w:val="22"/>
+                <w:highlight w:val="none"/>
+                <w:lang w:val="en-US" w:bidi="en-US"/>
+              </w:rPr>
+            </w:r>
+            <w:r>
+              <w:rPr>
+                <w:b w:val="0"/>
+                <w:bCs w:val="0"/>
+                <w:sz w:val="22"/>
+                <w:szCs w:val="22"/>
+                <w:highlight w:val="none"/>
+                <w:lang w:val="en-US" w:bidi="en-US"/>
+              </w:rPr>
+            </w:r>
+          </w:p>
+        </w:tc>
+        <w:tc>
+          <w:tcPr>
+            <w:tcBorders/>
+            <w:tcW w:w="1559" w:type="dxa"/>
+            <w:vMerge w:val="restart"/>
+          </w:tcPr>
+          <w:p>
+            <w:pPr>
+              <w:pBdr/>
+              <w:shd w:val="nil" w:color="000000"/>
+              <w:spacing/>
+              <w:ind/>
+              <w:rPr>
+                <w:b w:val="0"/>
+                <w:bCs w:val="0"/>
+                <w:sz w:val="22"/>
+                <w:szCs w:val="22"/>
+                <w:highlight w:val="none"/>
+                <w:lang w:val="en-US" w:bidi="en-US"/>
+              </w:rPr>
+            </w:pPr>
+            <w:r>
+              <w:rPr>
+                <w:b w:val="0"/>
+                <w:bCs w:val="0"/>
+                <w:sz w:val="22"/>
+                <w:szCs w:val="22"/>
+                <w:highlight w:val="none"/>
+                <w:lang w:val="en-US" w:bidi="en-US"/>
+              </w:rPr>
+            </w:r>
+            <w:r>
+              <w:rPr>
+                <w:b w:val="0"/>
+                <w:bCs w:val="0"/>
+                <w:sz w:val="22"/>
+                <w:szCs w:val="22"/>
+                <w:highlight w:val="none"/>
+                <w:lang w:val="en-US" w:bidi="en-US"/>
+              </w:rPr>
+            </w:r>
+          </w:p>
+        </w:tc>
+        <w:tc>
+          <w:tcPr>
+            <w:tcBorders/>
+            <w:tcW w:w="1559" w:type="dxa"/>
+            <w:vMerge w:val="restart"/>
+          </w:tcPr>
+          <w:p>
+            <w:pPr>
+              <w:pBdr/>
+              <w:shd w:val="nil" w:color="000000"/>
+              <w:spacing/>
+              <w:ind/>
+              <w:rPr>
+                <w:b w:val="0"/>
+                <w:bCs w:val="0"/>
+                <w:sz w:val="22"/>
+                <w:szCs w:val="22"/>
+                <w:highlight w:val="none"/>
+                <w:lang w:val="en-US" w:bidi="en-US"/>
+              </w:rPr>
+            </w:pPr>
+            <w:r>
+              <w:rPr>
+                <w:b w:val="0"/>
+                <w:bCs w:val="0"/>
+                <w:sz w:val="22"/>
+                <w:szCs w:val="22"/>
+                <w:highlight w:val="none"/>
+                <w:lang w:val="en-US" w:bidi="en-US"/>
+              </w:rPr>
+            </w:r>
+            <w:r>
+              <w:rPr>
+                <w:b w:val="0"/>
+                <w:bCs w:val="0"/>
+                <w:sz w:val="22"/>
+                <w:szCs w:val="22"/>
+                <w:highlight w:val="none"/>
+                <w:lang w:val="en-US" w:bidi="en-US"/>
+              </w:rPr>
+            </w:r>
+          </w:p>
+        </w:tc>
+        <w:tc>
+          <w:tcPr>
+            <w:tcBorders/>
+            <w:tcW w:w="1701" w:type="dxa"/>
+            <w:vMerge w:val="restart"/>
+          </w:tcPr>
+          <w:p>
+            <w:pPr>
+              <w:pBdr/>
+              <w:shd w:val="nil" w:color="000000"/>
+              <w:spacing/>
+              <w:ind/>
+              <w:rPr>
+                <w:b w:val="0"/>
+                <w:bCs w:val="0"/>
+                <w:sz w:val="22"/>
+                <w:szCs w:val="22"/>
+                <w:highlight w:val="none"/>
+                <w:lang w:val="en-US" w:bidi="en-US"/>
+              </w:rPr>
+            </w:pPr>
+            <w:r>
+              <w:rPr>
+                <w:b w:val="0"/>
+                <w:bCs w:val="0"/>
+                <w:sz w:val="22"/>
+                <w:szCs w:val="22"/>
+                <w:highlight w:val="none"/>
+                <w:lang w:val="en-US" w:bidi="en-US"/>
+              </w:rPr>
+            </w:r>
+            <w:r>
+              <w:rPr>
+                <w:b w:val="0"/>
+                <w:bCs w:val="0"/>
+                <w:sz w:val="22"/>
+                <w:szCs w:val="22"/>
+                <w:highlight w:val="none"/>
+                <w:lang w:val="en-US" w:bidi="en-US"/>
+              </w:rPr>
+            </w:r>
+          </w:p>
+        </w:tc>
+      </w:tr>
     </w:tbl>
     <w:p>
       <w:pPr>
@@ -6533,6 +6629,15 @@
           <w:highlight w:val="none"/>
         </w:rPr>
       </w:r>
+      <w:r>
+        <w:rPr>
+          <w:b/>
+          <w:bCs/>
+          <w:sz w:val="28"/>
+          <w:szCs w:val="28"/>
+          <w:highlight w:val="none"/>
+        </w:rPr>
+      </w:r>
     </w:p>
     <w:p>
       <w:pPr>
@@ -6567,6 +6672,16 @@
           <w:sz w:val="22"/>
           <w:szCs w:val="22"/>
           <w:highlight w:val="none"/>
+        </w:rPr>
+      </w:r>
+      <w:r>
+        <w:rPr>
+          <w:b/>
+          <w:bCs/>
+          <w:sz w:val="24"/>
+          <w:szCs w:val="24"/>
+          <w:highlight w:val="none"/>
+          <w:lang w:val="en-US"/>
         </w:rPr>
       </w:r>
     </w:p>
@@ -6605,26 +6720,6 @@
           <w:highlight w:val="none"/>
           <w:lang w:val="en-US" w:bidi="en-US"/>
         </w:rPr>
-      </w:r>
-      <w:r>
-        <w:rPr>
-          <w:b w:val="0"/>
-          <w:bCs w:val="0"/>
-          <w:sz w:val="22"/>
-          <w:szCs w:val="22"/>
-          <w:highlight w:val="none"/>
-          <w:lang w:val="en-US" w:bidi="en-US"/>
-        </w:rPr>
-      </w:r>
-      <w:r>
-        <w:rPr>
-          <w:b w:val="0"/>
-          <w:bCs w:val="0"/>
-          <w:sz w:val="22"/>
-          <w:szCs w:val="22"/>
-          <w:highlight w:val="none"/>
-          <w:lang w:val="en-US" w:bidi="en-US"/>
-        </w:rPr>
         <w:t xml:space="preserve">The user gets recommended to update the system once every month, unless the user does not update the system within 2 months Windows will force the user to update the system.</w:t>
       </w:r>
       <w:r>
@@ -6635,7 +6730,6 @@
           <w:sz w:val="22"/>
           <w:szCs w:val="22"/>
           <w:highlight w:val="none"/>
-          <w:lang w:val="en-US" w:bidi="en-US"/>
         </w:rPr>
       </w:r>
       <w:r>
@@ -6694,6 +6788,7 @@
           <w:highlight w:val="none"/>
           <w:lang w:val="en-US" w:bidi="en-US"/>
         </w:rPr>
+        <w:t xml:space="preserve">The user gets to choose when to update the system, although it is recommended to update once every month to ensure the system will remain stable.</w:t>
       </w:r>
       <w:r>
         <w:rPr>
@@ -6704,7 +6799,6 @@
           <w:highlight w:val="none"/>
           <w:lang w:val="en-US" w:bidi="en-US"/>
         </w:rPr>
-        <w:t xml:space="preserve">The user gets to choose when to update the system, although it is recommended to update once every month to ensure the system will remain stable.</w:t>
       </w:r>
       <w:r>
         <w:rPr>
@@ -6713,16 +6807,6 @@
           <w:sz w:val="22"/>
           <w:szCs w:val="22"/>
           <w:highlight w:val="none"/>
-        </w:rPr>
-      </w:r>
-      <w:r>
-        <w:rPr>
-          <w:b w:val="0"/>
-          <w:bCs w:val="0"/>
-          <w:sz w:val="22"/>
-          <w:szCs w:val="22"/>
-          <w:highlight w:val="none"/>
-          <w:lang w:val="en-US" w:bidi="en-US"/>
         </w:rPr>
       </w:r>
     </w:p>
@@ -6804,6 +6888,16 @@
           <w:highlight w:val="none"/>
         </w:rPr>
       </w:r>
+      <w:r>
+        <w:rPr>
+          <w:b w:val="0"/>
+          <w:bCs w:val="0"/>
+          <w:sz w:val="22"/>
+          <w:szCs w:val="22"/>
+          <w:highlight w:val="none"/>
+          <w:lang w:val="en-US" w:bidi="en-US"/>
+        </w:rPr>
+      </w:r>
     </w:p>
     <w:p>
       <w:pPr>
@@ -6831,6 +6925,16 @@
           <w:lang w:val="en-US" w:bidi="en-US"/>
         </w:rPr>
         <w:t xml:space="preserve">Bronnen vermelden over waar deze info vandaan komt.</w:t>
+      </w:r>
+      <w:r>
+        <w:rPr>
+          <w:b/>
+          <w:bCs/>
+          <w:color w:val="4d94d9" w:themeColor="text2" w:themeTint="80"/>
+          <w:sz w:val="22"/>
+          <w:szCs w:val="22"/>
+          <w:highlight w:val="none"/>
+        </w:rPr>
       </w:r>
       <w:r>
         <w:rPr>
@@ -7108,10 +7212,10 @@
       </w:r>
       <w:r>
         <w:rPr>
-          <w:b/>
-          <w:bCs/>
-          <w:sz w:val="24"/>
-          <w:szCs w:val="24"/>
+          <w:b w:val="0"/>
+          <w:bCs w:val="0"/>
+          <w:sz w:val="22"/>
+          <w:szCs w:val="22"/>
           <w:highlight w:val="none"/>
         </w:rPr>
       </w:r>
@@ -7171,6 +7275,16 @@
           <w:lang w:val="en-US" w:bidi="en-US"/>
         </w:rPr>
       </w:r>
+      <w:r>
+        <w:rPr>
+          <w:b/>
+          <w:bCs/>
+          <w:sz w:val="28"/>
+          <w:szCs w:val="28"/>
+          <w:highlight w:val="none"/>
+          <w:lang w:val="en-US"/>
+        </w:rPr>
+      </w:r>
     </w:p>
     <w:p>
       <w:pPr>
@@ -7211,6 +7325,61 @@
         <w:rPr>
           <w:b w:val="0"/>
           <w:bCs w:val="0"/>
+          <w:sz w:val="22"/>
+          <w:szCs w:val="22"/>
+          <w:highlight w:val="none"/>
+        </w:rPr>
+      </w:r>
+      <w:r>
+        <w:rPr>
+          <w:b w:val="0"/>
+          <w:bCs w:val="0"/>
+          <w:sz w:val="22"/>
+          <w:szCs w:val="22"/>
+          <w:highlight w:val="none"/>
+        </w:rPr>
+      </w:r>
+    </w:p>
+    <w:p>
+      <w:pPr>
+        <w:pBdr/>
+        <w:shd w:val="nil" w:color="000000"/>
+        <w:spacing/>
+        <w:ind/>
+        <w:rPr>
+          <w:b w:val="0"/>
+          <w:bCs w:val="0"/>
+          <w:color w:val="4d94d9" w:themeColor="text2" w:themeTint="80"/>
+          <w:sz w:val="22"/>
+          <w:szCs w:val="22"/>
+          <w:highlight w:val="none"/>
+        </w:rPr>
+      </w:pPr>
+      <w:r>
+        <w:rPr>
+          <w:b w:val="0"/>
+          <w:bCs w:val="0"/>
+          <w:color w:val="4d94d9" w:themeColor="text2" w:themeTint="80"/>
+          <w:sz w:val="22"/>
+          <w:szCs w:val="22"/>
+          <w:highlight w:val="none"/>
+        </w:rPr>
+        <w:t xml:space="preserve">Nog iets grappigs verzinnen over navigatie en ros2</w:t>
+      </w:r>
+      <w:r>
+        <w:rPr>
+          <w:b w:val="0"/>
+          <w:bCs w:val="0"/>
+          <w:sz w:val="22"/>
+          <w:szCs w:val="22"/>
+          <w:highlight w:val="none"/>
+        </w:rPr>
+      </w:r>
+      <w:r>
+        <w:rPr>
+          <w:b w:val="0"/>
+          <w:bCs w:val="0"/>
+          <w:color w:val="4d94d9" w:themeColor="text2" w:themeTint="80"/>
           <w:sz w:val="22"/>
           <w:szCs w:val="22"/>
           <w:highlight w:val="none"/>
@@ -9729,9 +9898,9 @@
     <w:lsdException w:name="Bibliography" w:uiPriority="37"/>
     <w:lsdException w:name="TOC Heading" w:uiPriority="39" w:qFormat="1"/>
   </w:latentStyles>
-  <w:style w:type="table" w:styleId="713">
+  <w:style w:type="table" w:styleId="729">
     <w:name w:val="Table Grid"/>
-    <w:basedOn w:val="893"/>
+    <w:basedOn w:val="909"/>
     <w:uiPriority w:val="59"/>
     <w:pPr>
       <w:pBdr/>
@@ -9928,9 +10097,9 @@
       </w:tcPr>
     </w:tblStylePr>
   </w:style>
-  <w:style w:type="table" w:styleId="714">
+  <w:style w:type="table" w:styleId="730">
     <w:name w:val="Table Grid Light"/>
-    <w:basedOn w:val="893"/>
+    <w:basedOn w:val="909"/>
     <w:uiPriority w:val="59"/>
     <w:pPr>
       <w:pBdr/>
@@ -10127,9 +10296,9 @@
       </w:tcPr>
     </w:tblStylePr>
   </w:style>
-  <w:style w:type="table" w:styleId="715">
+  <w:style w:type="table" w:styleId="731">
     <w:name w:val="Plain Table 1"/>
-    <w:basedOn w:val="893"/>
+    <w:basedOn w:val="909"/>
     <w:uiPriority w:val="59"/>
     <w:pPr>
       <w:pBdr/>
@@ -10352,9 +10521,9 @@
       </w:tcPr>
     </w:tblStylePr>
   </w:style>
-  <w:style w:type="table" w:styleId="716">
+  <w:style w:type="table" w:styleId="732">
     <w:name w:val="Plain Table 2"/>
-    <w:basedOn w:val="893"/>
+    <w:basedOn w:val="909"/>
     <w:uiPriority w:val="59"/>
     <w:pPr>
       <w:pBdr/>
@@ -10585,9 +10754,9 @@
       </w:tcPr>
     </w:tblStylePr>
   </w:style>
-  <w:style w:type="table" w:styleId="717">
+  <w:style w:type="table" w:styleId="733">
     <w:name w:val="Plain Table 3"/>
-    <w:basedOn w:val="893"/>
+    <w:basedOn w:val="909"/>
     <w:uiPriority w:val="99"/>
     <w:pPr>
       <w:pBdr/>
@@ -10815,9 +10984,9 @@
       </w:tcPr>
     </w:tblStylePr>
   </w:style>
-  <w:style w:type="table" w:styleId="718">
+  <w:style w:type="table" w:styleId="734">
     <w:name w:val="Plain Table 4"/>
-    <w:basedOn w:val="893"/>
+    <w:basedOn w:val="909"/>
     <w:uiPriority w:val="99"/>
     <w:pPr>
       <w:pBdr/>
@@ -11031,9 +11200,9 @@
       </w:tcPr>
     </w:tblStylePr>
   </w:style>
-  <w:style w:type="table" w:styleId="719">
+  <w:style w:type="table" w:styleId="735">
     <w:name w:val="Plain Table 5"/>
-    <w:basedOn w:val="893"/>
+    <w:basedOn w:val="909"/>
     <w:uiPriority w:val="99"/>
     <w:pPr>
       <w:pBdr/>
@@ -11264,9 +11433,9 @@
       </w:tcPr>
     </w:tblStylePr>
   </w:style>
-  <w:style w:type="table" w:styleId="720">
+  <w:style w:type="table" w:styleId="736">
     <w:name w:val="Grid Table 1 Light"/>
-    <w:basedOn w:val="893"/>
+    <w:basedOn w:val="909"/>
     <w:uiPriority w:val="99"/>
     <w:pPr>
       <w:pBdr/>
@@ -11487,9 +11656,9 @@
       </w:tcPr>
     </w:tblStylePr>
   </w:style>
-  <w:style w:type="table" w:styleId="721">
+  <w:style w:type="table" w:styleId="737">
     <w:name w:val="Grid Table 1 Light - Accent 1"/>
-    <w:basedOn w:val="893"/>
+    <w:basedOn w:val="909"/>
     <w:uiPriority w:val="99"/>
     <w:pPr>
       <w:pBdr/>
@@ -11710,9 +11879,9 @@
       </w:tcPr>
     </w:tblStylePr>
   </w:style>
-  <w:style w:type="table" w:styleId="722">
+  <w:style w:type="table" w:styleId="738">
     <w:name w:val="Grid Table 1 Light - Accent 2"/>
-    <w:basedOn w:val="893"/>
+    <w:basedOn w:val="909"/>
     <w:uiPriority w:val="99"/>
     <w:pPr>
       <w:pBdr/>
@@ -11933,9 +12102,9 @@
       </w:tcPr>
     </w:tblStylePr>
   </w:style>
-  <w:style w:type="table" w:styleId="723">
+  <w:style w:type="table" w:styleId="739">
     <w:name w:val="Grid Table 1 Light - Accent 3"/>
-    <w:basedOn w:val="893"/>
+    <w:basedOn w:val="909"/>
     <w:uiPriority w:val="99"/>
     <w:pPr>
       <w:pBdr/>
@@ -12156,9 +12325,9 @@
       </w:tcPr>
     </w:tblStylePr>
   </w:style>
-  <w:style w:type="table" w:styleId="724">
+  <w:style w:type="table" w:styleId="740">
     <w:name w:val="Grid Table 1 Light - Accent 4"/>
-    <w:basedOn w:val="893"/>
+    <w:basedOn w:val="909"/>
     <w:uiPriority w:val="99"/>
     <w:pPr>
       <w:pBdr/>
@@ -12379,9 +12548,9 @@
       </w:tcPr>
     </w:tblStylePr>
   </w:style>
-  <w:style w:type="table" w:styleId="725">
+  <w:style w:type="table" w:styleId="741">
     <w:name w:val="Grid Table 1 Light - Accent 5"/>
-    <w:basedOn w:val="893"/>
+    <w:basedOn w:val="909"/>
     <w:uiPriority w:val="99"/>
     <w:pPr>
       <w:pBdr/>
@@ -12602,9 +12771,9 @@
       </w:tcPr>
     </w:tblStylePr>
   </w:style>
-  <w:style w:type="table" w:styleId="726">
+  <w:style w:type="table" w:styleId="742">
     <w:name w:val="Grid Table 1 Light - Accent 6"/>
-    <w:basedOn w:val="893"/>
+    <w:basedOn w:val="909"/>
     <w:uiPriority w:val="99"/>
     <w:pPr>
       <w:pBdr/>
@@ -12825,9 +12994,9 @@
       </w:tcPr>
     </w:tblStylePr>
   </w:style>
-  <w:style w:type="table" w:styleId="727">
+  <w:style w:type="table" w:styleId="743">
     <w:name w:val="Grid Table 2"/>
-    <w:basedOn w:val="893"/>
+    <w:basedOn w:val="909"/>
     <w:uiPriority w:val="99"/>
     <w:pPr>
       <w:pBdr/>
@@ -13057,9 +13226,9 @@
       </w:tcPr>
     </w:tblStylePr>
   </w:style>
-  <w:style w:type="table" w:styleId="728">
+  <w:style w:type="table" w:styleId="744">
     <w:name w:val="Grid Table 2 - Accent 1"/>
-    <w:basedOn w:val="893"/>
+    <w:basedOn w:val="909"/>
     <w:uiPriority w:val="99"/>
     <w:pPr>
       <w:pBdr/>
@@ -13289,9 +13458,9 @@
       </w:tcPr>
     </w:tblStylePr>
   </w:style>
-  <w:style w:type="table" w:styleId="729">
+  <w:style w:type="table" w:styleId="745">
     <w:name w:val="Grid Table 2 - Accent 2"/>
-    <w:basedOn w:val="893"/>
+    <w:basedOn w:val="909"/>
     <w:uiPriority w:val="99"/>
     <w:pPr>
       <w:pBdr/>
@@ -13521,9 +13690,9 @@
       </w:tcPr>
     </w:tblStylePr>
   </w:style>
-  <w:style w:type="table" w:styleId="730">
+  <w:style w:type="table" w:styleId="746">
     <w:name w:val="Grid Table 2 - Accent 3"/>
-    <w:basedOn w:val="893"/>
+    <w:basedOn w:val="909"/>
     <w:uiPriority w:val="99"/>
     <w:pPr>
       <w:pBdr/>
@@ -13753,9 +13922,9 @@
       </w:tcPr>
     </w:tblStylePr>
   </w:style>
-  <w:style w:type="table" w:styleId="731">
+  <w:style w:type="table" w:styleId="747">
     <w:name w:val="Grid Table 2 - Accent 4"/>
-    <w:basedOn w:val="893"/>
+    <w:basedOn w:val="909"/>
     <w:uiPriority w:val="99"/>
     <w:pPr>
       <w:pBdr/>
@@ -13985,9 +14154,9 @@
       </w:tcPr>
     </w:tblStylePr>
   </w:style>
-  <w:style w:type="table" w:styleId="732">
+  <w:style w:type="table" w:styleId="748">
     <w:name w:val="Grid Table 2 - Accent 5"/>
-    <w:basedOn w:val="893"/>
+    <w:basedOn w:val="909"/>
     <w:uiPriority w:val="99"/>
     <w:pPr>
       <w:pBdr/>
@@ -14217,9 +14386,9 @@
       </w:tcPr>
     </w:tblStylePr>
   </w:style>
-  <w:style w:type="table" w:styleId="733">
+  <w:style w:type="table" w:styleId="749">
     <w:name w:val="Grid Table 2 - Accent 6"/>
-    <w:basedOn w:val="893"/>
+    <w:basedOn w:val="909"/>
     <w:uiPriority w:val="99"/>
     <w:pPr>
       <w:pBdr/>
@@ -14449,9 +14618,9 @@
       </w:tcPr>
     </w:tblStylePr>
   </w:style>
-  <w:style w:type="table" w:styleId="734">
+  <w:style w:type="table" w:styleId="750">
     <w:name w:val="Grid Table 3"/>
-    <w:basedOn w:val="893"/>
+    <w:basedOn w:val="909"/>
     <w:uiPriority w:val="99"/>
     <w:pPr>
       <w:pBdr/>
@@ -14694,9 +14863,9 @@
       </w:tcPr>
     </w:tblStylePr>
   </w:style>
-  <w:style w:type="table" w:styleId="735">
+  <w:style w:type="table" w:styleId="751">
     <w:name w:val="Grid Table 3 - Accent 1"/>
-    <w:basedOn w:val="893"/>
+    <w:basedOn w:val="909"/>
     <w:uiPriority w:val="99"/>
     <w:pPr>
       <w:pBdr/>
@@ -14939,9 +15108,9 @@
       </w:tcPr>
     </w:tblStylePr>
   </w:style>
-  <w:style w:type="table" w:styleId="736">
+  <w:style w:type="table" w:styleId="752">
     <w:name w:val="Grid Table 3 - Accent 2"/>
-    <w:basedOn w:val="893"/>
+    <w:basedOn w:val="909"/>
     <w:uiPriority w:val="99"/>
     <w:pPr>
       <w:pBdr/>
@@ -15184,9 +15353,9 @@
       </w:tcPr>
     </w:tblStylePr>
   </w:style>
-  <w:style w:type="table" w:styleId="737">
+  <w:style w:type="table" w:styleId="753">
     <w:name w:val="Grid Table 3 - Accent 3"/>
-    <w:basedOn w:val="893"/>
+    <w:basedOn w:val="909"/>
     <w:uiPriority w:val="99"/>
     <w:pPr>
       <w:pBdr/>
@@ -15429,9 +15598,9 @@
       </w:tcPr>
     </w:tblStylePr>
   </w:style>
-  <w:style w:type="table" w:styleId="738">
+  <w:style w:type="table" w:styleId="754">
     <w:name w:val="Grid Table 3 - Accent 4"/>
-    <w:basedOn w:val="893"/>
+    <w:basedOn w:val="909"/>
     <w:uiPriority w:val="99"/>
     <w:pPr>
       <w:pBdr/>
@@ -15674,9 +15843,9 @@
       </w:tcPr>
     </w:tblStylePr>
   </w:style>
-  <w:style w:type="table" w:styleId="739">
+  <w:style w:type="table" w:styleId="755">
     <w:name w:val="Grid Table 3 - Accent 5"/>
-    <w:basedOn w:val="893"/>
+    <w:basedOn w:val="909"/>
     <w:uiPriority w:val="99"/>
     <w:pPr>
       <w:pBdr/>
@@ -15919,9 +16088,9 @@
       </w:tcPr>
     </w:tblStylePr>
   </w:style>
-  <w:style w:type="table" w:styleId="740">
+  <w:style w:type="table" w:styleId="756">
     <w:name w:val="Grid Table 3 - Accent 6"/>
-    <w:basedOn w:val="893"/>
+    <w:basedOn w:val="909"/>
     <w:uiPriority w:val="99"/>
     <w:pPr>
       <w:pBdr/>
@@ -16164,9 +16333,9 @@
       </w:tcPr>
     </w:tblStylePr>
   </w:style>
-  <w:style w:type="table" w:styleId="741">
+  <w:style w:type="table" w:styleId="757">
     <w:name w:val="Grid Table 4"/>
-    <w:basedOn w:val="893"/>
+    <w:basedOn w:val="909"/>
     <w:uiPriority w:val="59"/>
     <w:pPr>
       <w:pBdr/>
@@ -16397,9 +16566,9 @@
       </w:tcPr>
     </w:tblStylePr>
   </w:style>
-  <w:style w:type="table" w:styleId="742">
+  <w:style w:type="table" w:styleId="758">
     <w:name w:val="Grid Table 4 - Accent 1"/>
-    <w:basedOn w:val="893"/>
+    <w:basedOn w:val="909"/>
     <w:uiPriority w:val="59"/>
     <w:pPr>
       <w:pBdr/>
@@ -16630,9 +16799,9 @@
       </w:tcPr>
     </w:tblStylePr>
   </w:style>
-  <w:style w:type="table" w:styleId="743">
+  <w:style w:type="table" w:styleId="759">
     <w:name w:val="Grid Table 4 - Accent 2"/>
-    <w:basedOn w:val="893"/>
+    <w:basedOn w:val="909"/>
     <w:uiPriority w:val="59"/>
     <w:pPr>
       <w:pBdr/>
@@ -16863,9 +17032,9 @@
       </w:tcPr>
     </w:tblStylePr>
   </w:style>
-  <w:style w:type="table" w:styleId="744">
+  <w:style w:type="table" w:styleId="760">
     <w:name w:val="Grid Table 4 - Accent 3"/>
-    <w:basedOn w:val="893"/>
+    <w:basedOn w:val="909"/>
     <w:uiPriority w:val="59"/>
     <w:pPr>
       <w:pBdr/>
@@ -17096,9 +17265,9 @@
       </w:tcPr>
     </w:tblStylePr>
   </w:style>
-  <w:style w:type="table" w:styleId="745">
+  <w:style w:type="table" w:styleId="761">
     <w:name w:val="Grid Table 4 - Accent 4"/>
-    <w:basedOn w:val="893"/>
+    <w:basedOn w:val="909"/>
     <w:uiPriority w:val="59"/>
     <w:pPr>
       <w:pBdr/>
@@ -17329,9 +17498,9 @@
       </w:tcPr>
     </w:tblStylePr>
   </w:style>
-  <w:style w:type="table" w:styleId="746">
+  <w:style w:type="table" w:styleId="762">
     <w:name w:val="Grid Table 4 - Accent 5"/>
-    <w:basedOn w:val="893"/>
+    <w:basedOn w:val="909"/>
     <w:uiPriority w:val="59"/>
     <w:pPr>
       <w:pBdr/>
@@ -17562,9 +17731,9 @@
       </w:tcPr>
     </w:tblStylePr>
   </w:style>
-  <w:style w:type="table" w:styleId="747">
+  <w:style w:type="table" w:styleId="763">
     <w:name w:val="Grid Table 4 - Accent 6"/>
-    <w:basedOn w:val="893"/>
+    <w:basedOn w:val="909"/>
     <w:uiPriority w:val="59"/>
     <w:pPr>
       <w:pBdr/>
@@ -17795,9 +17964,9 @@
       </w:tcPr>
     </w:tblStylePr>
   </w:style>
-  <w:style w:type="table" w:styleId="748">
+  <w:style w:type="table" w:styleId="764">
     <w:name w:val="Grid Table 5 Dark"/>
-    <w:basedOn w:val="893"/>
+    <w:basedOn w:val="909"/>
     <w:uiPriority w:val="99"/>
     <w:pPr>
       <w:pBdr/>
@@ -18023,9 +18192,9 @@
       </w:tcPr>
     </w:tblStylePr>
   </w:style>
-  <w:style w:type="table" w:styleId="749">
+  <w:style w:type="table" w:styleId="765">
     <w:name w:val="Grid Table 5 Dark- Accent 1"/>
-    <w:basedOn w:val="893"/>
+    <w:basedOn w:val="909"/>
     <w:uiPriority w:val="99"/>
     <w:pPr>
       <w:pBdr/>
@@ -18251,9 +18420,9 @@
       </w:tcPr>
     </w:tblStylePr>
   </w:style>
-  <w:style w:type="table" w:styleId="750">
+  <w:style w:type="table" w:styleId="766">
     <w:name w:val="Grid Table 5 Dark - Accent 2"/>
-    <w:basedOn w:val="893"/>
+    <w:basedOn w:val="909"/>
     <w:uiPriority w:val="99"/>
     <w:pPr>
       <w:pBdr/>
@@ -18479,9 +18648,9 @@
       </w:tcPr>
     </w:tblStylePr>
   </w:style>
-  <w:style w:type="table" w:styleId="751">
+  <w:style w:type="table" w:styleId="767">
     <w:name w:val="Grid Table 5 Dark - Accent 3"/>
-    <w:basedOn w:val="893"/>
+    <w:basedOn w:val="909"/>
     <w:uiPriority w:val="99"/>
     <w:pPr>
       <w:pBdr/>
@@ -18707,9 +18876,9 @@
       </w:tcPr>
     </w:tblStylePr>
   </w:style>
-  <w:style w:type="table" w:styleId="752">
+  <w:style w:type="table" w:styleId="768">
     <w:name w:val="Grid Table 5 Dark- Accent 4"/>
-    <w:basedOn w:val="893"/>
+    <w:basedOn w:val="909"/>
     <w:uiPriority w:val="99"/>
     <w:pPr>
       <w:pBdr/>
@@ -18935,9 +19104,9 @@
       </w:tcPr>
     </w:tblStylePr>
   </w:style>
-  <w:style w:type="table" w:styleId="753">
+  <w:style w:type="table" w:styleId="769">
     <w:name w:val="Grid Table 5 Dark - Accent 5"/>
-    <w:basedOn w:val="893"/>
+    <w:basedOn w:val="909"/>
     <w:uiPriority w:val="99"/>
     <w:pPr>
       <w:pBdr/>
@@ -19163,9 +19332,9 @@
       </w:tcPr>
     </w:tblStylePr>
   </w:style>
-  <w:style w:type="table" w:styleId="754">
+  <w:style w:type="table" w:styleId="770">
     <w:name w:val="Grid Table 5 Dark - Accent 6"/>
-    <w:basedOn w:val="893"/>
+    <w:basedOn w:val="909"/>
     <w:uiPriority w:val="99"/>
     <w:pPr>
       <w:pBdr/>
@@ -19391,9 +19560,9 @@
       </w:tcPr>
     </w:tblStylePr>
   </w:style>
-  <w:style w:type="table" w:styleId="755">
+  <w:style w:type="table" w:styleId="771">
     <w:name w:val="Grid Table 6 Colorful"/>
-    <w:basedOn w:val="893"/>
+    <w:basedOn w:val="909"/>
     <w:uiPriority w:val="99"/>
     <w:pPr>
       <w:pBdr/>
@@ -19621,9 +19790,9 @@
       </w:tcPr>
     </w:tblStylePr>
   </w:style>
-  <w:style w:type="table" w:styleId="756">
+  <w:style w:type="table" w:styleId="772">
     <w:name w:val="Grid Table 6 Colorful - Accent 1"/>
-    <w:basedOn w:val="893"/>
+    <w:basedOn w:val="909"/>
     <w:uiPriority w:val="99"/>
     <w:pPr>
       <w:pBdr/>
@@ -19851,9 +20020,9 @@
       </w:tcPr>
     </w:tblStylePr>
   </w:style>
-  <w:style w:type="table" w:styleId="757">
+  <w:style w:type="table" w:styleId="773">
     <w:name w:val="Grid Table 6 Colorful - Accent 2"/>
-    <w:basedOn w:val="893"/>
+    <w:basedOn w:val="909"/>
     <w:uiPriority w:val="99"/>
     <w:pPr>
       <w:pBdr/>
@@ -20081,9 +20250,9 @@
       </w:tcPr>
     </w:tblStylePr>
   </w:style>
-  <w:style w:type="table" w:styleId="758">
+  <w:style w:type="table" w:styleId="774">
     <w:name w:val="Grid Table 6 Colorful - Accent 3"/>
-    <w:basedOn w:val="893"/>
+    <w:basedOn w:val="909"/>
     <w:uiPriority w:val="99"/>
     <w:pPr>
       <w:pBdr/>
@@ -20311,9 +20480,9 @@
       </w:tcPr>
     </w:tblStylePr>
   </w:style>
-  <w:style w:type="table" w:styleId="759">
+  <w:style w:type="table" w:styleId="775">
     <w:name w:val="Grid Table 6 Colorful - Accent 4"/>
-    <w:basedOn w:val="893"/>
+    <w:basedOn w:val="909"/>
     <w:uiPriority w:val="99"/>
     <w:pPr>
       <w:pBdr/>
@@ -20541,9 +20710,9 @@
       </w:tcPr>
     </w:tblStylePr>
   </w:style>
-  <w:style w:type="table" w:styleId="760">
+  <w:style w:type="table" w:styleId="776">
     <w:name w:val="Grid Table 6 Colorful - Accent 5"/>
-    <w:basedOn w:val="893"/>
+    <w:basedOn w:val="909"/>
     <w:uiPriority w:val="99"/>
     <w:pPr>
       <w:pBdr/>
@@ -20771,9 +20940,9 @@
       </w:tcPr>
     </w:tblStylePr>
   </w:style>
-  <w:style w:type="table" w:styleId="761">
+  <w:style w:type="table" w:styleId="777">
     <w:name w:val="Grid Table 6 Colorful - Accent 6"/>
-    <w:basedOn w:val="893"/>
+    <w:basedOn w:val="909"/>
     <w:uiPriority w:val="99"/>
     <w:pPr>
       <w:pBdr/>
@@ -21001,9 +21170,9 @@
       </w:tcPr>
     </w:tblStylePr>
   </w:style>
-  <w:style w:type="table" w:styleId="762">
+  <w:style w:type="table" w:styleId="778">
     <w:name w:val="Grid Table 7 Colorful"/>
-    <w:basedOn w:val="893"/>
+    <w:basedOn w:val="909"/>
     <w:uiPriority w:val="99"/>
     <w:pPr>
       <w:pBdr/>
@@ -21255,9 +21424,9 @@
       </w:tcPr>
     </w:tblStylePr>
   </w:style>
-  <w:style w:type="table" w:styleId="763">
+  <w:style w:type="table" w:styleId="779">
     <w:name w:val="Grid Table 7 Colorful - Accent 1"/>
-    <w:basedOn w:val="893"/>
+    <w:basedOn w:val="909"/>
     <w:uiPriority w:val="99"/>
     <w:pPr>
       <w:pBdr/>
@@ -21509,9 +21678,9 @@
       </w:tcPr>
     </w:tblStylePr>
   </w:style>
-  <w:style w:type="table" w:styleId="764">
+  <w:style w:type="table" w:styleId="780">
     <w:name w:val="Grid Table 7 Colorful - Accent 2"/>
-    <w:basedOn w:val="893"/>
+    <w:basedOn w:val="909"/>
     <w:uiPriority w:val="99"/>
     <w:pPr>
       <w:pBdr/>
@@ -21763,9 +21932,9 @@
       </w:tcPr>
     </w:tblStylePr>
   </w:style>
-  <w:style w:type="table" w:styleId="765">
+  <w:style w:type="table" w:styleId="781">
     <w:name w:val="Grid Table 7 Colorful - Accent 3"/>
-    <w:basedOn w:val="893"/>
+    <w:basedOn w:val="909"/>
     <w:uiPriority w:val="99"/>
     <w:pPr>
       <w:pBdr/>
@@ -22017,9 +22186,9 @@
       </w:tcPr>
     </w:tblStylePr>
   </w:style>
-  <w:style w:type="table" w:styleId="766">
+  <w:style w:type="table" w:styleId="782">
     <w:name w:val="Grid Table 7 Colorful - Accent 4"/>
-    <w:basedOn w:val="893"/>
+    <w:basedOn w:val="909"/>
     <w:uiPriority w:val="99"/>
     <w:pPr>
       <w:pBdr/>
@@ -22271,9 +22440,9 @@
       </w:tcPr>
     </w:tblStylePr>
   </w:style>
-  <w:style w:type="table" w:styleId="767">
+  <w:style w:type="table" w:styleId="783">
     <w:name w:val="Grid Table 7 Colorful - Accent 5"/>
-    <w:basedOn w:val="893"/>
+    <w:basedOn w:val="909"/>
     <w:uiPriority w:val="99"/>
     <w:pPr>
       <w:pBdr/>
@@ -22525,9 +22694,9 @@
       </w:tcPr>
     </w:tblStylePr>
   </w:style>
-  <w:style w:type="table" w:styleId="768">
+  <w:style w:type="table" w:styleId="784">
     <w:name w:val="Grid Table 7 Colorful - Accent 6"/>
-    <w:basedOn w:val="893"/>
+    <w:basedOn w:val="909"/>
     <w:uiPriority w:val="99"/>
     <w:pPr>
       <w:pBdr/>
@@ -22779,9 +22948,9 @@
       </w:tcPr>
     </w:tblStylePr>
   </w:style>
-  <w:style w:type="table" w:styleId="769">
+  <w:style w:type="table" w:styleId="785">
     <w:name w:val="List Table 1 Light"/>
-    <w:basedOn w:val="893"/>
+    <w:basedOn w:val="909"/>
     <w:uiPriority w:val="99"/>
     <w:pPr>
       <w:pBdr/>
@@ -22995,9 +23164,9 @@
       </w:tcPr>
     </w:tblStylePr>
   </w:style>
-  <w:style w:type="table" w:styleId="770">
+  <w:style w:type="table" w:styleId="786">
     <w:name w:val="List Table 1 Light - Accent 1"/>
-    <w:basedOn w:val="893"/>
+    <w:basedOn w:val="909"/>
     <w:uiPriority w:val="99"/>
     <w:pPr>
       <w:pBdr/>
@@ -23211,9 +23380,9 @@
       </w:tcPr>
     </w:tblStylePr>
   </w:style>
-  <w:style w:type="table" w:styleId="771">
+  <w:style w:type="table" w:styleId="787">
     <w:name w:val="List Table 1 Light - Accent 2"/>
-    <w:basedOn w:val="893"/>
+    <w:basedOn w:val="909"/>
     <w:uiPriority w:val="99"/>
     <w:pPr>
       <w:pBdr/>
@@ -23427,9 +23596,9 @@
       </w:tcPr>
     </w:tblStylePr>
   </w:style>
-  <w:style w:type="table" w:styleId="772">
+  <w:style w:type="table" w:styleId="788">
     <w:name w:val="List Table 1 Light - Accent 3"/>
-    <w:basedOn w:val="893"/>
+    <w:basedOn w:val="909"/>
     <w:uiPriority w:val="99"/>
     <w:pPr>
       <w:pBdr/>
@@ -23643,9 +23812,9 @@
       </w:tcPr>
     </w:tblStylePr>
   </w:style>
-  <w:style w:type="table" w:styleId="773">
+  <w:style w:type="table" w:styleId="789">
     <w:name w:val="List Table 1 Light - Accent 4"/>
-    <w:basedOn w:val="893"/>
+    <w:basedOn w:val="909"/>
     <w:uiPriority w:val="99"/>
     <w:pPr>
       <w:pBdr/>
@@ -23859,9 +24028,9 @@
       </w:tcPr>
     </w:tblStylePr>
   </w:style>
-  <w:style w:type="table" w:styleId="774">
+  <w:style w:type="table" w:styleId="790">
     <w:name w:val="List Table 1 Light - Accent 5"/>
-    <w:basedOn w:val="893"/>
+    <w:basedOn w:val="909"/>
     <w:uiPriority w:val="99"/>
     <w:pPr>
       <w:pBdr/>
@@ -24075,9 +24244,9 @@
       </w:tcPr>
     </w:tblStylePr>
   </w:style>
-  <w:style w:type="table" w:styleId="775">
+  <w:style w:type="table" w:styleId="791">
     <w:name w:val="List Table 1 Light - Accent 6"/>
-    <w:basedOn w:val="893"/>
+    <w:basedOn w:val="909"/>
     <w:uiPriority w:val="99"/>
     <w:pPr>
       <w:pBdr/>
@@ -24291,9 +24460,9 @@
       </w:tcPr>
     </w:tblStylePr>
   </w:style>
-  <w:style w:type="table" w:styleId="776">
+  <w:style w:type="table" w:styleId="792">
     <w:name w:val="List Table 2"/>
-    <w:basedOn w:val="893"/>
+    <w:basedOn w:val="909"/>
     <w:uiPriority w:val="99"/>
     <w:pPr>
       <w:pBdr/>
@@ -24529,9 +24698,9 @@
       </w:tcPr>
     </w:tblStylePr>
   </w:style>
-  <w:style w:type="table" w:styleId="777">
+  <w:style w:type="table" w:styleId="793">
     <w:name w:val="List Table 2 - Accent 1"/>
-    <w:basedOn w:val="893"/>
+    <w:basedOn w:val="909"/>
     <w:uiPriority w:val="99"/>
     <w:pPr>
       <w:pBdr/>
@@ -24767,9 +24936,9 @@
       </w:tcPr>
     </w:tblStylePr>
   </w:style>
-  <w:style w:type="table" w:styleId="778">
+  <w:style w:type="table" w:styleId="794">
     <w:name w:val="List Table 2 - Accent 2"/>
-    <w:basedOn w:val="893"/>
+    <w:basedOn w:val="909"/>
     <w:uiPriority w:val="99"/>
     <w:pPr>
       <w:pBdr/>
@@ -25005,9 +25174,9 @@
       </w:tcPr>
     </w:tblStylePr>
   </w:style>
-  <w:style w:type="table" w:styleId="779">
+  <w:style w:type="table" w:styleId="795">
     <w:name w:val="List Table 2 - Accent 3"/>
-    <w:basedOn w:val="893"/>
+    <w:basedOn w:val="909"/>
     <w:uiPriority w:val="99"/>
     <w:pPr>
       <w:pBdr/>
@@ -25243,9 +25412,9 @@
       </w:tcPr>
     </w:tblStylePr>
   </w:style>
-  <w:style w:type="table" w:styleId="780">
+  <w:style w:type="table" w:styleId="796">
     <w:name w:val="List Table 2 - Accent 4"/>
-    <w:basedOn w:val="893"/>
+    <w:basedOn w:val="909"/>
     <w:uiPriority w:val="99"/>
     <w:pPr>
       <w:pBdr/>
@@ -25481,9 +25650,9 @@
       </w:tcPr>
     </w:tblStylePr>
   </w:style>
-  <w:style w:type="table" w:styleId="781">
+  <w:style w:type="table" w:styleId="797">
     <w:name w:val="List Table 2 - Accent 5"/>
-    <w:basedOn w:val="893"/>
+    <w:basedOn w:val="909"/>
     <w:uiPriority w:val="99"/>
     <w:pPr>
       <w:pBdr/>
@@ -25719,9 +25888,9 @@
       </w:tcPr>
     </w:tblStylePr>
   </w:style>
-  <w:style w:type="table" w:styleId="782">
+  <w:style w:type="table" w:styleId="798">
     <w:name w:val="List Table 2 - Accent 6"/>
-    <w:basedOn w:val="893"/>
+    <w:basedOn w:val="909"/>
     <w:uiPriority w:val="99"/>
     <w:pPr>
       <w:pBdr/>
@@ -25957,9 +26126,9 @@
       </w:tcPr>
     </w:tblStylePr>
   </w:style>
-  <w:style w:type="table" w:styleId="783">
+  <w:style w:type="table" w:styleId="799">
     <w:name w:val="List Table 3"/>
-    <w:basedOn w:val="893"/>
+    <w:basedOn w:val="909"/>
     <w:uiPriority w:val="99"/>
     <w:pPr>
       <w:pBdr/>
@@ -26185,9 +26354,9 @@
       </w:tcPr>
     </w:tblStylePr>
   </w:style>
-  <w:style w:type="table" w:styleId="784">
+  <w:style w:type="table" w:styleId="800">
     <w:name w:val="List Table 3 - Accent 1"/>
-    <w:basedOn w:val="893"/>
+    <w:basedOn w:val="909"/>
     <w:uiPriority w:val="99"/>
     <w:pPr>
       <w:pBdr/>
@@ -26413,9 +26582,9 @@
       </w:tcPr>
     </w:tblStylePr>
   </w:style>
-  <w:style w:type="table" w:styleId="785">
+  <w:style w:type="table" w:styleId="801">
     <w:name w:val="List Table 3 - Accent 2"/>
-    <w:basedOn w:val="893"/>
+    <w:basedOn w:val="909"/>
     <w:uiPriority w:val="99"/>
     <w:pPr>
       <w:pBdr/>
@@ -26641,9 +26810,9 @@
       </w:tcPr>
     </w:tblStylePr>
   </w:style>
-  <w:style w:type="table" w:styleId="786">
+  <w:style w:type="table" w:styleId="802">
     <w:name w:val="List Table 3 - Accent 3"/>
-    <w:basedOn w:val="893"/>
+    <w:basedOn w:val="909"/>
     <w:uiPriority w:val="99"/>
     <w:pPr>
       <w:pBdr/>
@@ -26869,9 +27038,9 @@
       </w:tcPr>
     </w:tblStylePr>
   </w:style>
-  <w:style w:type="table" w:styleId="787">
+  <w:style w:type="table" w:styleId="803">
     <w:name w:val="List Table 3 - Accent 4"/>
-    <w:basedOn w:val="893"/>
+    <w:basedOn w:val="909"/>
     <w:uiPriority w:val="99"/>
     <w:pPr>
       <w:pBdr/>
@@ -27097,9 +27266,9 @@
       </w:tcPr>
     </w:tblStylePr>
   </w:style>
-  <w:style w:type="table" w:styleId="788">
+  <w:style w:type="table" w:styleId="804">
     <w:name w:val="List Table 3 - Accent 5"/>
-    <w:basedOn w:val="893"/>
+    <w:basedOn w:val="909"/>
     <w:uiPriority w:val="99"/>
     <w:pPr>
       <w:pBdr/>
@@ -27325,9 +27494,9 @@
       </w:tcPr>
     </w:tblStylePr>
   </w:style>
-  <w:style w:type="table" w:styleId="789">
+  <w:style w:type="table" w:styleId="805">
     <w:name w:val="List Table 3 - Accent 6"/>
-    <w:basedOn w:val="893"/>
+    <w:basedOn w:val="909"/>
     <w:uiPriority w:val="99"/>
     <w:pPr>
       <w:pBdr/>
@@ -27553,9 +27722,9 @@
       </w:tcPr>
     </w:tblStylePr>
   </w:style>
-  <w:style w:type="table" w:styleId="790">
+  <w:style w:type="table" w:styleId="806">
     <w:name w:val="List Table 4"/>
-    <w:basedOn w:val="893"/>
+    <w:basedOn w:val="909"/>
     <w:uiPriority w:val="99"/>
     <w:pPr>
       <w:pBdr/>
@@ -27778,9 +27947,9 @@
       </w:tcPr>
     </w:tblStylePr>
   </w:style>
-  <w:style w:type="table" w:styleId="791">
+  <w:style w:type="table" w:styleId="807">
     <w:name w:val="List Table 4 - Accent 1"/>
-    <w:basedOn w:val="893"/>
+    <w:basedOn w:val="909"/>
     <w:uiPriority w:val="99"/>
     <w:pPr>
       <w:pBdr/>
@@ -28003,9 +28172,9 @@
       </w:tcPr>
     </w:tblStylePr>
   </w:style>
-  <w:style w:type="table" w:styleId="792">
+  <w:style w:type="table" w:styleId="808">
     <w:name w:val="List Table 4 - Accent 2"/>
-    <w:basedOn w:val="893"/>
+    <w:basedOn w:val="909"/>
     <w:uiPriority w:val="99"/>
     <w:pPr>
       <w:pBdr/>
@@ -28228,9 +28397,9 @@
       </w:tcPr>
     </w:tblStylePr>
   </w:style>
-  <w:style w:type="table" w:styleId="793">
+  <w:style w:type="table" w:styleId="809">
     <w:name w:val="List Table 4 - Accent 3"/>
-    <w:basedOn w:val="893"/>
+    <w:basedOn w:val="909"/>
     <w:uiPriority w:val="99"/>
     <w:pPr>
       <w:pBdr/>
@@ -28453,9 +28622,9 @@
       </w:tcPr>
     </w:tblStylePr>
   </w:style>
-  <w:style w:type="table" w:styleId="794">
+  <w:style w:type="table" w:styleId="810">
     <w:name w:val="List Table 4 - Accent 4"/>
-    <w:basedOn w:val="893"/>
+    <w:basedOn w:val="909"/>
     <w:uiPriority w:val="99"/>
     <w:pPr>
       <w:pBdr/>
@@ -28678,9 +28847,9 @@
       </w:tcPr>
     </w:tblStylePr>
   </w:style>
-  <w:style w:type="table" w:styleId="795">
+  <w:style w:type="table" w:styleId="811">
     <w:name w:val="List Table 4 - Accent 5"/>
-    <w:basedOn w:val="893"/>
+    <w:basedOn w:val="909"/>
     <w:uiPriority w:val="99"/>
     <w:pPr>
       <w:pBdr/>
@@ -28903,9 +29072,9 @@
       </w:tcPr>
     </w:tblStylePr>
   </w:style>
-  <w:style w:type="table" w:styleId="796">
+  <w:style w:type="table" w:styleId="812">
     <w:name w:val="List Table 4 - Accent 6"/>
-    <w:basedOn w:val="893"/>
+    <w:basedOn w:val="909"/>
     <w:uiPriority w:val="99"/>
     <w:pPr>
       <w:pBdr/>
@@ -29128,9 +29297,9 @@
       </w:tcPr>
     </w:tblStylePr>
   </w:style>
-  <w:style w:type="table" w:styleId="797">
+  <w:style w:type="table" w:styleId="813">
     <w:name w:val="List Table 5 Dark"/>
-    <w:basedOn w:val="893"/>
+    <w:basedOn w:val="909"/>
     <w:uiPriority w:val="99"/>
     <w:pPr>
       <w:pBdr/>
@@ -29370,9 +29539,9 @@
       </w:tcPr>
     </w:tblStylePr>
   </w:style>
-  <w:style w:type="table" w:styleId="798">
+  <w:style w:type="table" w:styleId="814">
     <w:name w:val="List Table 5 Dark - Accent 1"/>
-    <w:basedOn w:val="893"/>
+    <w:basedOn w:val="909"/>
     <w:uiPriority w:val="99"/>
     <w:pPr>
       <w:pBdr/>
@@ -29612,9 +29781,9 @@
       </w:tcPr>
     </w:tblStylePr>
   </w:style>
-  <w:style w:type="table" w:styleId="799">
+  <w:style w:type="table" w:styleId="815">
     <w:name w:val="List Table 5 Dark - Accent 2"/>
-    <w:basedOn w:val="893"/>
+    <w:basedOn w:val="909"/>
     <w:uiPriority w:val="99"/>
     <w:pPr>
       <w:pBdr/>
@@ -29854,9 +30023,9 @@
       </w:tcPr>
     </w:tblStylePr>
   </w:style>
-  <w:style w:type="table" w:styleId="800">
+  <w:style w:type="table" w:styleId="816">
     <w:name w:val="List Table 5 Dark - Accent 3"/>
-    <w:basedOn w:val="893"/>
+    <w:basedOn w:val="909"/>
     <w:uiPriority w:val="99"/>
     <w:pPr>
       <w:pBdr/>
@@ -30096,9 +30265,9 @@
       </w:tcPr>
     </w:tblStylePr>
   </w:style>
-  <w:style w:type="table" w:styleId="801">
+  <w:style w:type="table" w:styleId="817">
     <w:name w:val="List Table 5 Dark - Accent 4"/>
-    <w:basedOn w:val="893"/>
+    <w:basedOn w:val="909"/>
     <w:uiPriority w:val="99"/>
     <w:pPr>
       <w:pBdr/>
@@ -30338,9 +30507,9 @@
       </w:tcPr>
     </w:tblStylePr>
   </w:style>
-  <w:style w:type="table" w:styleId="802">
+  <w:style w:type="table" w:styleId="818">
     <w:name w:val="List Table 5 Dark - Accent 5"/>
-    <w:basedOn w:val="893"/>
+    <w:basedOn w:val="909"/>
     <w:uiPriority w:val="99"/>
     <w:pPr>
       <w:pBdr/>
@@ -30580,9 +30749,9 @@
       </w:tcPr>
     </w:tblStylePr>
   </w:style>
-  <w:style w:type="table" w:styleId="803">
+  <w:style w:type="table" w:styleId="819">
     <w:name w:val="List Table 5 Dark - Accent 6"/>
-    <w:basedOn w:val="893"/>
+    <w:basedOn w:val="909"/>
     <w:uiPriority w:val="99"/>
     <w:pPr>
       <w:pBdr/>
@@ -30822,9 +30991,9 @@
       </w:tcPr>
     </w:tblStylePr>
   </w:style>
-  <w:style w:type="table" w:styleId="804">
+  <w:style w:type="table" w:styleId="820">
     <w:name w:val="List Table 6 Colorful"/>
-    <w:basedOn w:val="893"/>
+    <w:basedOn w:val="909"/>
     <w:uiPriority w:val="99"/>
     <w:pPr>
       <w:pBdr/>
@@ -31045,9 +31214,9 @@
       </w:tcPr>
     </w:tblStylePr>
   </w:style>
-  <w:style w:type="table" w:styleId="805">
+  <w:style w:type="table" w:styleId="821">
     <w:name w:val="List Table 6 Colorful - Accent 1"/>
-    <w:basedOn w:val="893"/>
+    <w:basedOn w:val="909"/>
     <w:uiPriority w:val="99"/>
     <w:pPr>
       <w:pBdr/>
@@ -31268,9 +31437,9 @@
       </w:tcPr>
     </w:tblStylePr>
   </w:style>
-  <w:style w:type="table" w:styleId="806">
+  <w:style w:type="table" w:styleId="822">
     <w:name w:val="List Table 6 Colorful - Accent 2"/>
-    <w:basedOn w:val="893"/>
+    <w:basedOn w:val="909"/>
     <w:uiPriority w:val="99"/>
     <w:pPr>
       <w:pBdr/>
@@ -31491,9 +31660,9 @@
       </w:tcPr>
     </w:tblStylePr>
   </w:style>
-  <w:style w:type="table" w:styleId="807">
+  <w:style w:type="table" w:styleId="823">
     <w:name w:val="List Table 6 Colorful - Accent 3"/>
-    <w:basedOn w:val="893"/>
+    <w:basedOn w:val="909"/>
     <w:uiPriority w:val="99"/>
     <w:pPr>
       <w:pBdr/>
@@ -31714,9 +31883,9 @@
       </w:tcPr>
     </w:tblStylePr>
   </w:style>
-  <w:style w:type="table" w:styleId="808">
+  <w:style w:type="table" w:styleId="824">
     <w:name w:val="List Table 6 Colorful - Accent 4"/>
-    <w:basedOn w:val="893"/>
+    <w:basedOn w:val="909"/>
     <w:uiPriority w:val="99"/>
     <w:pPr>
       <w:pBdr/>
@@ -31937,9 +32106,9 @@
       </w:tcPr>
     </w:tblStylePr>
   </w:style>
-  <w:style w:type="table" w:styleId="809">
+  <w:style w:type="table" w:styleId="825">
     <w:name w:val="List Table 6 Colorful - Accent 5"/>
-    <w:basedOn w:val="893"/>
+    <w:basedOn w:val="909"/>
     <w:uiPriority w:val="99"/>
     <w:pPr>
       <w:pBdr/>
@@ -32160,9 +32329,9 @@
       </w:tcPr>
     </w:tblStylePr>
   </w:style>
-  <w:style w:type="table" w:styleId="810">
+  <w:style w:type="table" w:styleId="826">
     <w:name w:val="List Table 6 Colorful - Accent 6"/>
-    <w:basedOn w:val="893"/>
+    <w:basedOn w:val="909"/>
     <w:uiPriority w:val="99"/>
     <w:pPr>
       <w:pBdr/>
@@ -32383,9 +32552,9 @@
       </w:tcPr>
     </w:tblStylePr>
   </w:style>
-  <w:style w:type="table" w:styleId="811">
+  <w:style w:type="table" w:styleId="827">
     <w:name w:val="List Table 7 Colorful"/>
-    <w:basedOn w:val="893"/>
+    <w:basedOn w:val="909"/>
     <w:uiPriority w:val="99"/>
     <w:pPr>
       <w:pBdr/>
@@ -32639,9 +32808,9 @@
       </w:tcPr>
     </w:tblStylePr>
   </w:style>
-  <w:style w:type="table" w:styleId="812">
+  <w:style w:type="table" w:styleId="828">
     <w:name w:val="List Table 7 Colorful - Accent 1"/>
-    <w:basedOn w:val="893"/>
+    <w:basedOn w:val="909"/>
     <w:uiPriority w:val="99"/>
     <w:pPr>
       <w:pBdr/>
@@ -32895,9 +33064,9 @@
       </w:tcPr>
     </w:tblStylePr>
   </w:style>
-  <w:style w:type="table" w:styleId="813">
+  <w:style w:type="table" w:styleId="829">
     <w:name w:val="List Table 7 Colorful - Accent 2"/>
-    <w:basedOn w:val="893"/>
+    <w:basedOn w:val="909"/>
     <w:uiPriority w:val="99"/>
     <w:pPr>
       <w:pBdr/>
@@ -33151,9 +33320,9 @@
       </w:tcPr>
     </w:tblStylePr>
   </w:style>
-  <w:style w:type="table" w:styleId="814">
+  <w:style w:type="table" w:styleId="830">
     <w:name w:val="List Table 7 Colorful - Accent 3"/>
-    <w:basedOn w:val="893"/>
+    <w:basedOn w:val="909"/>
     <w:uiPriority w:val="99"/>
     <w:pPr>
       <w:pBdr/>
@@ -33407,9 +33576,9 @@
       </w:tcPr>
     </w:tblStylePr>
   </w:style>
-  <w:style w:type="table" w:styleId="815">
+  <w:style w:type="table" w:styleId="831">
     <w:name w:val="List Table 7 Colorful - Accent 4"/>
-    <w:basedOn w:val="893"/>
+    <w:basedOn w:val="909"/>
     <w:uiPriority w:val="99"/>
     <w:pPr>
       <w:pBdr/>
@@ -33663,9 +33832,9 @@
       </w:tcPr>
     </w:tblStylePr>
   </w:style>
-  <w:style w:type="table" w:styleId="816">
+  <w:style w:type="table" w:styleId="832">
     <w:name w:val="List Table 7 Colorful - Accent 5"/>
-    <w:basedOn w:val="893"/>
+    <w:basedOn w:val="909"/>
     <w:uiPriority w:val="99"/>
     <w:pPr>
       <w:pBdr/>
@@ -33919,9 +34088,9 @@
       </w:tcPr>
     </w:tblStylePr>
   </w:style>
-  <w:style w:type="table" w:styleId="817">
+  <w:style w:type="table" w:styleId="833">
     <w:name w:val="List Table 7 Colorful - Accent 6"/>
-    <w:basedOn w:val="893"/>
+    <w:basedOn w:val="909"/>
     <w:uiPriority w:val="99"/>
     <w:pPr>
       <w:pBdr/>
@@ -34175,9 +34344,9 @@
       </w:tcPr>
     </w:tblStylePr>
   </w:style>
-  <w:style w:type="table" w:styleId="818">
+  <w:style w:type="table" w:styleId="834">
     <w:name w:val="Lined - Accent"/>
-    <w:basedOn w:val="893"/>
+    <w:basedOn w:val="909"/>
     <w:uiPriority w:val="99"/>
     <w:pPr>
       <w:pBdr/>
@@ -34412,9 +34581,9 @@
       </w:tcPr>
     </w:tblStylePr>
   </w:style>
-  <w:style w:type="table" w:styleId="819">
+  <w:style w:type="table" w:styleId="835">
     <w:name w:val="Lined - Accent 1"/>
-    <w:basedOn w:val="893"/>
+    <w:basedOn w:val="909"/>
     <w:uiPriority w:val="99"/>
     <w:pPr>
       <w:pBdr/>
@@ -34649,9 +34818,9 @@
       </w:tcPr>
     </w:tblStylePr>
   </w:style>
-  <w:style w:type="table" w:styleId="820">
+  <w:style w:type="table" w:styleId="836">
     <w:name w:val="Lined - Accent 2"/>
-    <w:basedOn w:val="893"/>
+    <w:basedOn w:val="909"/>
     <w:uiPriority w:val="99"/>
     <w:pPr>
       <w:pBdr/>
@@ -34886,9 +35055,9 @@
       </w:tcPr>
     </w:tblStylePr>
   </w:style>
-  <w:style w:type="table" w:styleId="821">
+  <w:style w:type="table" w:styleId="837">
     <w:name w:val="Lined - Accent 3"/>
-    <w:basedOn w:val="893"/>
+    <w:basedOn w:val="909"/>
     <w:uiPriority w:val="99"/>
     <w:pPr>
       <w:pBdr/>
@@ -35123,9 +35292,9 @@
       </w:tcPr>
     </w:tblStylePr>
   </w:style>
-  <w:style w:type="table" w:styleId="822">
+  <w:style w:type="table" w:styleId="838">
     <w:name w:val="Lined - Accent 4"/>
-    <w:basedOn w:val="893"/>
+    <w:basedOn w:val="909"/>
     <w:uiPriority w:val="99"/>
     <w:pPr>
       <w:pBdr/>
@@ -35360,9 +35529,9 @@
       </w:tcPr>
     </w:tblStylePr>
   </w:style>
-  <w:style w:type="table" w:styleId="823">
+  <w:style w:type="table" w:styleId="839">
     <w:name w:val="Lined - Accent 5"/>
-    <w:basedOn w:val="893"/>
+    <w:basedOn w:val="909"/>
     <w:uiPriority w:val="99"/>
     <w:pPr>
       <w:pBdr/>
@@ -35597,9 +35766,9 @@
       </w:tcPr>
     </w:tblStylePr>
   </w:style>
-  <w:style w:type="table" w:styleId="824">
+  <w:style w:type="table" w:styleId="840">
     <w:name w:val="Lined - Accent 6"/>
-    <w:basedOn w:val="893"/>
+    <w:basedOn w:val="909"/>
     <w:uiPriority w:val="99"/>
     <w:pPr>
       <w:pBdr/>
@@ -35834,9 +36003,9 @@
       </w:tcPr>
     </w:tblStylePr>
   </w:style>
-  <w:style w:type="table" w:styleId="825">
+  <w:style w:type="table" w:styleId="841">
     <w:name w:val="Bordered &amp; Lined - Accent"/>
-    <w:basedOn w:val="893"/>
+    <w:basedOn w:val="909"/>
     <w:uiPriority w:val="99"/>
     <w:pPr>
       <w:pBdr/>
@@ -36078,9 +36247,9 @@
       </w:tcPr>
     </w:tblStylePr>
   </w:style>
-  <w:style w:type="table" w:styleId="826">
+  <w:style w:type="table" w:styleId="842">
     <w:name w:val="Bordered &amp; Lined - Accent 1"/>
-    <w:basedOn w:val="893"/>
+    <w:basedOn w:val="909"/>
     <w:uiPriority w:val="99"/>
     <w:pPr>
       <w:pBdr/>
@@ -36322,9 +36491,9 @@
       </w:tcPr>
     </w:tblStylePr>
   </w:style>
-  <w:style w:type="table" w:styleId="827">
+  <w:style w:type="table" w:styleId="843">
     <w:name w:val="Bordered &amp; Lined - Accent 2"/>
-    <w:basedOn w:val="893"/>
+    <w:basedOn w:val="909"/>
     <w:uiPriority w:val="99"/>
     <w:pPr>
       <w:pBdr/>
@@ -36566,9 +36735,9 @@
       </w:tcPr>
     </w:tblStylePr>
   </w:style>
-  <w:style w:type="table" w:styleId="828">
+  <w:style w:type="table" w:styleId="844">
     <w:name w:val="Bordered &amp; Lined - Accent 3"/>
-    <w:basedOn w:val="893"/>
+    <w:basedOn w:val="909"/>
     <w:uiPriority w:val="99"/>
     <w:pPr>
       <w:pBdr/>
@@ -36810,9 +36979,9 @@
       </w:tcPr>
     </w:tblStylePr>
   </w:style>
-  <w:style w:type="table" w:styleId="829">
+  <w:style w:type="table" w:styleId="845">
     <w:name w:val="Bordered &amp; Lined - Accent 4"/>
-    <w:basedOn w:val="893"/>
+    <w:basedOn w:val="909"/>
     <w:uiPriority w:val="99"/>
     <w:pPr>
       <w:pBdr/>
@@ -37054,9 +37223,9 @@
       </w:tcPr>
     </w:tblStylePr>
   </w:style>
-  <w:style w:type="table" w:styleId="830">
+  <w:style w:type="table" w:styleId="846">
     <w:name w:val="Bordered &amp; Lined - Accent 5"/>
-    <w:basedOn w:val="893"/>
+    <w:basedOn w:val="909"/>
     <w:uiPriority w:val="99"/>
     <w:pPr>
       <w:pBdr/>
@@ -37298,9 +37467,9 @@
       </w:tcPr>
     </w:tblStylePr>
   </w:style>
-  <w:style w:type="table" w:styleId="831">
+  <w:style w:type="table" w:styleId="847">
     <w:name w:val="Bordered &amp; Lined - Accent 6"/>
-    <w:basedOn w:val="893"/>
+    <w:basedOn w:val="909"/>
     <w:uiPriority w:val="99"/>
     <w:pPr>
       <w:pBdr/>
@@ -37542,9 +37711,9 @@
       </w:tcPr>
     </w:tblStylePr>
   </w:style>
-  <w:style w:type="table" w:styleId="832">
+  <w:style w:type="table" w:styleId="848">
     <w:name w:val="Bordered"/>
-    <w:basedOn w:val="893"/>
+    <w:basedOn w:val="909"/>
     <w:uiPriority w:val="99"/>
     <w:pPr>
       <w:pBdr/>
@@ -37773,9 +37942,9 @@
       </w:tcPr>
     </w:tblStylePr>
   </w:style>
-  <w:style w:type="table" w:styleId="833">
+  <w:style w:type="table" w:styleId="849">
     <w:name w:val="Bordered - Accent 1"/>
-    <w:basedOn w:val="893"/>
+    <w:basedOn w:val="909"/>
     <w:uiPriority w:val="99"/>
     <w:pPr>
       <w:pBdr/>
@@ -38004,9 +38173,9 @@
       </w:tcPr>
     </w:tblStylePr>
   </w:style>
-  <w:style w:type="table" w:styleId="834">
+  <w:style w:type="table" w:styleId="850">
     <w:name w:val="Bordered - Accent 2"/>
-    <w:basedOn w:val="893"/>
+    <w:basedOn w:val="909"/>
     <w:uiPriority w:val="99"/>
     <w:pPr>
       <w:pBdr/>
@@ -38235,9 +38404,9 @@
       </w:tcPr>
     </w:tblStylePr>
   </w:style>
-  <w:style w:type="table" w:styleId="835">
+  <w:style w:type="table" w:styleId="851">
     <w:name w:val="Bordered - Accent 3"/>
-    <w:basedOn w:val="893"/>
+    <w:basedOn w:val="909"/>
     <w:uiPriority w:val="99"/>
     <w:pPr>
       <w:pBdr/>
@@ -38466,9 +38635,9 @@
       </w:tcPr>
     </w:tblStylePr>
   </w:style>
-  <w:style w:type="table" w:styleId="836">
+  <w:style w:type="table" w:styleId="852">
     <w:name w:val="Bordered - Accent 4"/>
-    <w:basedOn w:val="893"/>
+    <w:basedOn w:val="909"/>
     <w:uiPriority w:val="99"/>
     <w:pPr>
       <w:pBdr/>
@@ -38697,9 +38866,9 @@
       </w:tcPr>
     </w:tblStylePr>
   </w:style>
-  <w:style w:type="table" w:styleId="837">
+  <w:style w:type="table" w:styleId="853">
     <w:name w:val="Bordered - Accent 5"/>
-    <w:basedOn w:val="893"/>
+    <w:basedOn w:val="909"/>
     <w:uiPriority w:val="99"/>
     <w:pPr>
       <w:pBdr/>
@@ -38928,9 +39097,9 @@
       </w:tcPr>
     </w:tblStylePr>
   </w:style>
-  <w:style w:type="table" w:styleId="838">
+  <w:style w:type="table" w:styleId="854">
     <w:name w:val="Bordered - Accent 6"/>
-    <w:basedOn w:val="893"/>
+    <w:basedOn w:val="909"/>
     <w:uiPriority w:val="99"/>
     <w:pPr>
       <w:pBdr/>
@@ -39159,10 +39328,10 @@
       </w:tcPr>
     </w:tblStylePr>
   </w:style>
-  <w:style w:type="character" w:styleId="839">
+  <w:style w:type="character" w:styleId="855">
     <w:name w:val="Heading 1 Char"/>
-    <w:basedOn w:val="892"/>
-    <w:link w:val="883"/>
+    <w:basedOn w:val="908"/>
+    <w:link w:val="899"/>
     <w:uiPriority w:val="9"/>
     <w:pPr>
       <w:pBdr/>
@@ -39176,10 +39345,10 @@
       <w:szCs w:val="40"/>
     </w:rPr>
   </w:style>
-  <w:style w:type="character" w:styleId="840">
+  <w:style w:type="character" w:styleId="856">
     <w:name w:val="Heading 2 Char"/>
-    <w:basedOn w:val="892"/>
-    <w:link w:val="884"/>
+    <w:basedOn w:val="908"/>
+    <w:link w:val="900"/>
     <w:uiPriority w:val="9"/>
     <w:pPr>
       <w:pBdr/>
@@ -39193,10 +39362,10 @@
       <w:szCs w:val="32"/>
     </w:rPr>
   </w:style>
-  <w:style w:type="character" w:styleId="841">
+  <w:style w:type="character" w:styleId="857">
     <w:name w:val="Heading 3 Char"/>
-    <w:basedOn w:val="892"/>
-    <w:link w:val="885"/>
+    <w:basedOn w:val="908"/>
+    <w:link w:val="901"/>
     <w:uiPriority w:val="9"/>
     <w:pPr>
       <w:pBdr/>
@@ -39210,10 +39379,10 @@
       <w:szCs w:val="28"/>
     </w:rPr>
   </w:style>
-  <w:style w:type="character" w:styleId="842">
+  <w:style w:type="character" w:styleId="858">
     <w:name w:val="Heading 4 Char"/>
-    <w:basedOn w:val="892"/>
-    <w:link w:val="886"/>
+    <w:basedOn w:val="908"/>
+    <w:link w:val="902"/>
     <w:uiPriority w:val="9"/>
     <w:pPr>
       <w:pBdr/>
@@ -39227,10 +39396,10 @@
       <w:color w:val="0f4761" w:themeColor="accent1" w:themeShade="BF"/>
     </w:rPr>
   </w:style>
-  <w:style w:type="character" w:styleId="843">
+  <w:style w:type="character" w:styleId="859">
     <w:name w:val="Heading 5 Char"/>
-    <w:basedOn w:val="892"/>
-    <w:link w:val="887"/>
+    <w:basedOn w:val="908"/>
+    <w:link w:val="903"/>
     <w:uiPriority w:val="9"/>
     <w:pPr>
       <w:pBdr/>
@@ -39242,10 +39411,10 @@
       <w:color w:val="0f4761" w:themeColor="accent1" w:themeShade="BF"/>
     </w:rPr>
   </w:style>
-  <w:style w:type="character" w:styleId="844">
+  <w:style w:type="character" w:styleId="860">
     <w:name w:val="Heading 6 Char"/>
-    <w:basedOn w:val="892"/>
-    <w:link w:val="888"/>
+    <w:basedOn w:val="908"/>
+    <w:link w:val="904"/>
     <w:uiPriority w:val="9"/>
     <w:pPr>
       <w:pBdr/>
@@ -39259,10 +39428,10 @@
       <w:color w:val="595959" w:themeColor="text1" w:themeTint="A6"/>
     </w:rPr>
   </w:style>
-  <w:style w:type="character" w:styleId="845">
+  <w:style w:type="character" w:styleId="861">
     <w:name w:val="Heading 7 Char"/>
-    <w:basedOn w:val="892"/>
-    <w:link w:val="889"/>
+    <w:basedOn w:val="908"/>
+    <w:link w:val="905"/>
     <w:uiPriority w:val="9"/>
     <w:pPr>
       <w:pBdr/>
@@ -39274,10 +39443,10 @@
       <w:color w:val="595959" w:themeColor="text1" w:themeTint="A6"/>
     </w:rPr>
   </w:style>
-  <w:style w:type="character" w:styleId="846">
+  <w:style w:type="character" w:styleId="862">
     <w:name w:val="Heading 8 Char"/>
-    <w:basedOn w:val="892"/>
-    <w:link w:val="890"/>
+    <w:basedOn w:val="908"/>
+    <w:link w:val="906"/>
     <w:uiPriority w:val="9"/>
     <w:pPr>
       <w:pBdr/>
@@ -39291,10 +39460,10 @@
       <w:color w:val="272727" w:themeColor="text1" w:themeTint="D8"/>
     </w:rPr>
   </w:style>
-  <w:style w:type="character" w:styleId="847">
+  <w:style w:type="character" w:styleId="863">
     <w:name w:val="Heading 9 Char"/>
-    <w:basedOn w:val="892"/>
-    <w:link w:val="891"/>
+    <w:basedOn w:val="908"/>
+    <w:link w:val="907"/>
     <w:uiPriority w:val="9"/>
     <w:pPr>
       <w:pBdr/>
@@ -39308,10 +39477,10 @@
       <w:color w:val="272727" w:themeColor="text1" w:themeTint="D8"/>
     </w:rPr>
   </w:style>
-  <w:style w:type="character" w:styleId="848">
+  <w:style w:type="character" w:styleId="864">
     <w:name w:val="Title Char"/>
-    <w:basedOn w:val="892"/>
-    <w:link w:val="904"/>
+    <w:basedOn w:val="908"/>
+    <w:link w:val="920"/>
     <w:uiPriority w:val="10"/>
     <w:pPr>
       <w:pBdr/>
@@ -39325,10 +39494,10 @@
       <w:szCs w:val="56"/>
     </w:rPr>
   </w:style>
-  <w:style w:type="character" w:styleId="849">
+  <w:style w:type="character" w:styleId="865">
     <w:name w:val="Subtitle Char"/>
-    <w:basedOn w:val="892"/>
-    <w:link w:val="906"/>
+    <w:basedOn w:val="908"/>
+    <w:link w:val="922"/>
     <w:uiPriority w:val="11"/>
     <w:pPr>
       <w:pBdr/>
@@ -39342,10 +39511,10 @@
       <w:szCs w:val="28"/>
     </w:rPr>
   </w:style>
-  <w:style w:type="character" w:styleId="850">
+  <w:style w:type="character" w:styleId="866">
     <w:name w:val="Quote Char"/>
-    <w:basedOn w:val="892"/>
-    <w:link w:val="908"/>
+    <w:basedOn w:val="908"/>
+    <w:link w:val="924"/>
     <w:uiPriority w:val="29"/>
     <w:pPr>
       <w:pBdr/>
@@ -39358,10 +39527,10 @@
       <w:color w:val="404040" w:themeColor="text1" w:themeTint="BF"/>
     </w:rPr>
   </w:style>
-  <w:style w:type="character" w:styleId="851">
+  <w:style w:type="character" w:styleId="867">
     <w:name w:val="Intense Quote Char"/>
-    <w:basedOn w:val="892"/>
-    <w:link w:val="912"/>
+    <w:basedOn w:val="908"/>
+    <w:link w:val="928"/>
     <w:uiPriority w:val="30"/>
     <w:pPr>
       <w:pBdr/>
@@ -39374,9 +39543,9 @@
       <w:color w:val="0f4761" w:themeColor="accent1" w:themeShade="BF"/>
     </w:rPr>
   </w:style>
-  <w:style w:type="character" w:styleId="852">
+  <w:style w:type="character" w:styleId="868">
     <w:name w:val="Subtle Emphasis"/>
-    <w:basedOn w:val="892"/>
+    <w:basedOn w:val="908"/>
     <w:uiPriority w:val="19"/>
     <w:qFormat/>
     <w:pPr>
@@ -39390,9 +39559,9 @@
       <w:color w:val="404040" w:themeColor="text1" w:themeTint="BF"/>
     </w:rPr>
   </w:style>
-  <w:style w:type="character" w:styleId="853">
+  <w:style w:type="character" w:styleId="869">
     <w:name w:val="Emphasis"/>
-    <w:basedOn w:val="892"/>
+    <w:basedOn w:val="908"/>
     <w:uiPriority w:val="20"/>
     <w:qFormat/>
     <w:pPr>
@@ -39405,9 +39574,9 @@
       <w:iCs/>
     </w:rPr>
   </w:style>
-  <w:style w:type="character" w:styleId="854">
+  <w:style w:type="character" w:styleId="870">
     <w:name w:val="Strong"/>
-    <w:basedOn w:val="892"/>
+    <w:basedOn w:val="908"/>
     <w:uiPriority w:val="22"/>
     <w:qFormat/>
     <w:pPr>
@@ -39420,9 +39589,9 @@
       <w:bCs/>
     </w:rPr>
   </w:style>
-  <w:style w:type="character" w:styleId="855">
+  <w:style w:type="character" w:styleId="871">
     <w:name w:val="Subtle Reference"/>
-    <w:basedOn w:val="892"/>
+    <w:basedOn w:val="908"/>
     <w:uiPriority w:val="31"/>
     <w:qFormat/>
     <w:pPr>
@@ -39435,9 +39604,9 @@
       <w:color w:val="5a5a5a" w:themeColor="text1" w:themeTint="A5"/>
     </w:rPr>
   </w:style>
-  <w:style w:type="character" w:styleId="856">
+  <w:style w:type="character" w:styleId="872">
     <w:name w:val="Book Title"/>
-    <w:basedOn w:val="892"/>
+    <w:basedOn w:val="908"/>
     <w:uiPriority w:val="33"/>
     <w:qFormat/>
     <w:pPr>
@@ -39453,10 +39622,10 @@
       <w:spacing w:val="5"/>
     </w:rPr>
   </w:style>
-  <w:style w:type="paragraph" w:styleId="857">
+  <w:style w:type="paragraph" w:styleId="873">
     <w:name w:val="Header"/>
-    <w:basedOn w:val="882"/>
-    <w:link w:val="858"/>
+    <w:basedOn w:val="898"/>
+    <w:link w:val="874"/>
     <w:uiPriority w:val="99"/>
     <w:unhideWhenUsed/>
     <w:pPr>
@@ -39469,10 +39638,10 @@
       <w:ind/>
     </w:pPr>
   </w:style>
-  <w:style w:type="character" w:styleId="858">
+  <w:style w:type="character" w:styleId="874">
     <w:name w:val="Header Char"/>
-    <w:basedOn w:val="892"/>
-    <w:link w:val="857"/>
+    <w:basedOn w:val="908"/>
+    <w:link w:val="873"/>
     <w:uiPriority w:val="99"/>
     <w:pPr>
       <w:pBdr/>
@@ -39480,10 +39649,10 @@
       <w:ind/>
     </w:pPr>
   </w:style>
-  <w:style w:type="paragraph" w:styleId="859">
+  <w:style w:type="paragraph" w:styleId="875">
     <w:name w:val="Footer"/>
-    <w:basedOn w:val="882"/>
-    <w:link w:val="860"/>
+    <w:basedOn w:val="898"/>
+    <w:link w:val="876"/>
     <w:uiPriority w:val="99"/>
     <w:unhideWhenUsed/>
     <w:pPr>
@@ -39496,10 +39665,10 @@
       <w:ind/>
     </w:pPr>
   </w:style>
-  <w:style w:type="character" w:styleId="860">
+  <w:style w:type="character" w:styleId="876">
     <w:name w:val="Footer Char"/>
-    <w:basedOn w:val="892"/>
-    <w:link w:val="859"/>
+    <w:basedOn w:val="908"/>
+    <w:link w:val="875"/>
     <w:uiPriority w:val="99"/>
     <w:pPr>
       <w:pBdr/>
@@ -39507,10 +39676,10 @@
       <w:ind/>
     </w:pPr>
   </w:style>
-  <w:style w:type="paragraph" w:styleId="861">
+  <w:style w:type="paragraph" w:styleId="877">
     <w:name w:val="Caption"/>
-    <w:basedOn w:val="882"/>
-    <w:next w:val="882"/>
+    <w:basedOn w:val="898"/>
+    <w:next w:val="898"/>
     <w:uiPriority w:val="35"/>
     <w:unhideWhenUsed/>
     <w:qFormat/>
@@ -39527,10 +39696,10 @@
       <w:szCs w:val="18"/>
     </w:rPr>
   </w:style>
-  <w:style w:type="paragraph" w:styleId="862">
+  <w:style w:type="paragraph" w:styleId="878">
     <w:name w:val="footnote text"/>
-    <w:basedOn w:val="882"/>
-    <w:link w:val="863"/>
+    <w:basedOn w:val="898"/>
+    <w:link w:val="879"/>
     <w:uiPriority w:val="99"/>
     <w:semiHidden/>
     <w:unhideWhenUsed/>
@@ -39544,10 +39713,10 @@
       <w:szCs w:val="20"/>
     </w:rPr>
   </w:style>
-  <w:style w:type="character" w:styleId="863">
+  <w:style w:type="character" w:styleId="879">
     <w:name w:val="Footnote Text Char"/>
-    <w:basedOn w:val="892"/>
-    <w:link w:val="862"/>
+    <w:basedOn w:val="908"/>
+    <w:link w:val="878"/>
     <w:uiPriority w:val="99"/>
     <w:semiHidden/>
     <w:pPr>
@@ -39560,9 +39729,9 @@
       <w:szCs w:val="20"/>
     </w:rPr>
   </w:style>
-  <w:style w:type="character" w:styleId="864">
+  <w:style w:type="character" w:styleId="880">
     <w:name w:val="footnote reference"/>
-    <w:basedOn w:val="892"/>
+    <w:basedOn w:val="908"/>
     <w:uiPriority w:val="99"/>
     <w:semiHidden/>
     <w:unhideWhenUsed/>
@@ -39575,10 +39744,10 @@
       <w:vertAlign w:val="superscript"/>
     </w:rPr>
   </w:style>
-  <w:style w:type="paragraph" w:styleId="865">
+  <w:style w:type="paragraph" w:styleId="881">
     <w:name w:val="endnote text"/>
-    <w:basedOn w:val="882"/>
-    <w:link w:val="866"/>
+    <w:basedOn w:val="898"/>
+    <w:link w:val="882"/>
     <w:uiPriority w:val="99"/>
     <w:semiHidden/>
     <w:unhideWhenUsed/>
@@ -39592,10 +39761,10 @@
       <w:szCs w:val="20"/>
     </w:rPr>
   </w:style>
-  <w:style w:type="character" w:styleId="866">
+  <w:style w:type="character" w:styleId="882">
     <w:name w:val="Endnote Text Char"/>
-    <w:basedOn w:val="892"/>
-    <w:link w:val="865"/>
+    <w:basedOn w:val="908"/>
+    <w:link w:val="881"/>
     <w:uiPriority w:val="99"/>
     <w:semiHidden/>
     <w:pPr>
@@ -39608,9 +39777,9 @@
       <w:szCs w:val="20"/>
     </w:rPr>
   </w:style>
-  <w:style w:type="character" w:styleId="867">
+  <w:style w:type="character" w:styleId="883">
     <w:name w:val="endnote reference"/>
-    <w:basedOn w:val="892"/>
+    <w:basedOn w:val="908"/>
     <w:uiPriority w:val="99"/>
     <w:semiHidden/>
     <w:unhideWhenUsed/>
@@ -39623,9 +39792,9 @@
       <w:vertAlign w:val="superscript"/>
     </w:rPr>
   </w:style>
-  <w:style w:type="character" w:styleId="868">
+  <w:style w:type="character" w:styleId="884">
     <w:name w:val="Hyperlink"/>
-    <w:basedOn w:val="892"/>
+    <w:basedOn w:val="908"/>
     <w:uiPriority w:val="99"/>
     <w:unhideWhenUsed/>
     <w:pPr>
@@ -39638,9 +39807,9 @@
       <w:u w:val="single"/>
     </w:rPr>
   </w:style>
-  <w:style w:type="character" w:styleId="869">
+  <w:style w:type="character" w:styleId="885">
     <w:name w:val="FollowedHyperlink"/>
-    <w:basedOn w:val="892"/>
+    <w:basedOn w:val="908"/>
     <w:uiPriority w:val="99"/>
     <w:semiHidden/>
     <w:unhideWhenUsed/>
@@ -39654,10 +39823,10 @@
       <w:u w:val="single"/>
     </w:rPr>
   </w:style>
-  <w:style w:type="paragraph" w:styleId="870">
+  <w:style w:type="paragraph" w:styleId="886">
     <w:name w:val="toc 1"/>
-    <w:basedOn w:val="882"/>
-    <w:next w:val="882"/>
+    <w:basedOn w:val="898"/>
+    <w:next w:val="898"/>
     <w:uiPriority w:val="39"/>
     <w:unhideWhenUsed/>
     <w:pPr>
@@ -39666,10 +39835,10 @@
       <w:ind/>
     </w:pPr>
   </w:style>
-  <w:style w:type="paragraph" w:styleId="871">
+  <w:style w:type="paragraph" w:styleId="887">
     <w:name w:val="toc 2"/>
-    <w:basedOn w:val="882"/>
-    <w:next w:val="882"/>
+    <w:basedOn w:val="898"/>
+    <w:next w:val="898"/>
     <w:uiPriority w:val="39"/>
     <w:unhideWhenUsed/>
     <w:pPr>
@@ -39678,10 +39847,10 @@
       <w:ind w:left="220"/>
     </w:pPr>
   </w:style>
-  <w:style w:type="paragraph" w:styleId="872">
+  <w:style w:type="paragraph" w:styleId="888">
     <w:name w:val="toc 3"/>
-    <w:basedOn w:val="882"/>
-    <w:next w:val="882"/>
+    <w:basedOn w:val="898"/>
+    <w:next w:val="898"/>
     <w:uiPriority w:val="39"/>
     <w:unhideWhenUsed/>
     <w:pPr>
@@ -39690,10 +39859,10 @@
       <w:ind w:left="440"/>
     </w:pPr>
   </w:style>
-  <w:style w:type="paragraph" w:styleId="873">
+  <w:style w:type="paragraph" w:styleId="889">
     <w:name w:val="toc 4"/>
-    <w:basedOn w:val="882"/>
-    <w:next w:val="882"/>
+    <w:basedOn w:val="898"/>
+    <w:next w:val="898"/>
     <w:uiPriority w:val="39"/>
     <w:unhideWhenUsed/>
     <w:pPr>
@@ -39702,10 +39871,10 @@
       <w:ind w:left="660"/>
     </w:pPr>
   </w:style>
-  <w:style w:type="paragraph" w:styleId="874">
+  <w:style w:type="paragraph" w:styleId="890">
     <w:name w:val="toc 5"/>
-    <w:basedOn w:val="882"/>
-    <w:next w:val="882"/>
+    <w:basedOn w:val="898"/>
+    <w:next w:val="898"/>
     <w:uiPriority w:val="39"/>
     <w:unhideWhenUsed/>
     <w:pPr>
@@ -39714,10 +39883,10 @@
       <w:ind w:left="880"/>
     </w:pPr>
   </w:style>
-  <w:style w:type="paragraph" w:styleId="875">
+  <w:style w:type="paragraph" w:styleId="891">
     <w:name w:val="toc 6"/>
-    <w:basedOn w:val="882"/>
-    <w:next w:val="882"/>
+    <w:basedOn w:val="898"/>
+    <w:next w:val="898"/>
     <w:uiPriority w:val="39"/>
     <w:unhideWhenUsed/>
     <w:pPr>
@@ -39726,10 +39895,10 @@
       <w:ind w:left="1100"/>
     </w:pPr>
   </w:style>
-  <w:style w:type="paragraph" w:styleId="876">
+  <w:style w:type="paragraph" w:styleId="892">
     <w:name w:val="toc 7"/>
-    <w:basedOn w:val="882"/>
-    <w:next w:val="882"/>
+    <w:basedOn w:val="898"/>
+    <w:next w:val="898"/>
     <w:uiPriority w:val="39"/>
     <w:unhideWhenUsed/>
     <w:pPr>
@@ -39738,10 +39907,10 @@
       <w:ind w:left="1320"/>
     </w:pPr>
   </w:style>
-  <w:style w:type="paragraph" w:styleId="877">
+  <w:style w:type="paragraph" w:styleId="893">
     <w:name w:val="toc 8"/>
-    <w:basedOn w:val="882"/>
-    <w:next w:val="882"/>
+    <w:basedOn w:val="898"/>
+    <w:next w:val="898"/>
     <w:uiPriority w:val="39"/>
     <w:unhideWhenUsed/>
     <w:pPr>
@@ -39750,10 +39919,10 @@
       <w:ind w:left="1540"/>
     </w:pPr>
   </w:style>
-  <w:style w:type="paragraph" w:styleId="878">
+  <w:style w:type="paragraph" w:styleId="894">
     <w:name w:val="toc 9"/>
-    <w:basedOn w:val="882"/>
-    <w:next w:val="882"/>
+    <w:basedOn w:val="898"/>
+    <w:next w:val="898"/>
     <w:uiPriority w:val="39"/>
     <w:unhideWhenUsed/>
     <w:pPr>
@@ -39762,9 +39931,9 @@
       <w:ind w:left="1760"/>
     </w:pPr>
   </w:style>
-  <w:style w:type="character" w:styleId="879">
+  <w:style w:type="character" w:styleId="895">
     <w:name w:val="Placeholder Text"/>
-    <w:basedOn w:val="892"/>
+    <w:basedOn w:val="908"/>
     <w:uiPriority w:val="99"/>
     <w:semiHidden/>
     <w:pPr>
@@ -39776,7 +39945,7 @@
       <w:color w:val="666666"/>
     </w:rPr>
   </w:style>
-  <w:style w:type="paragraph" w:styleId="880">
+  <w:style w:type="paragraph" w:styleId="896">
     <w:name w:val="TOC Heading"/>
     <w:uiPriority w:val="39"/>
     <w:unhideWhenUsed/>
@@ -39786,10 +39955,10 @@
       <w:ind/>
     </w:pPr>
   </w:style>
-  <w:style w:type="paragraph" w:styleId="881">
+  <w:style w:type="paragraph" w:styleId="897">
     <w:name w:val="table of figures"/>
-    <w:basedOn w:val="882"/>
-    <w:next w:val="882"/>
+    <w:basedOn w:val="898"/>
+    <w:next w:val="898"/>
     <w:uiPriority w:val="99"/>
     <w:unhideWhenUsed/>
     <w:pPr>
@@ -39798,7 +39967,7 @@
       <w:ind/>
     </w:pPr>
   </w:style>
-  <w:style w:type="paragraph" w:styleId="882" w:default="1">
+  <w:style w:type="paragraph" w:styleId="898" w:default="1">
     <w:name w:val="Normal"/>
     <w:qFormat/>
     <w:pPr>
@@ -39807,11 +39976,11 @@
       <w:ind/>
     </w:pPr>
   </w:style>
-  <w:style w:type="paragraph" w:styleId="883">
+  <w:style w:type="paragraph" w:styleId="899">
     <w:name w:val="Heading 1"/>
-    <w:basedOn w:val="882"/>
-    <w:next w:val="882"/>
-    <w:link w:val="895"/>
+    <w:basedOn w:val="898"/>
+    <w:next w:val="898"/>
+    <w:link w:val="911"/>
     <w:uiPriority w:val="9"/>
     <w:qFormat/>
     <w:pPr>
@@ -39829,11 +39998,11 @@
       <w:szCs w:val="40"/>
     </w:rPr>
   </w:style>
-  <w:style w:type="paragraph" w:styleId="884">
+  <w:style w:type="paragraph" w:styleId="900">
     <w:name w:val="Heading 2"/>
-    <w:basedOn w:val="882"/>
-    <w:next w:val="882"/>
-    <w:link w:val="896"/>
+    <w:basedOn w:val="898"/>
+    <w:next w:val="898"/>
+    <w:link w:val="912"/>
     <w:uiPriority w:val="9"/>
     <w:semiHidden/>
     <w:unhideWhenUsed/>
@@ -39853,11 +40022,11 @@
       <w:szCs w:val="32"/>
     </w:rPr>
   </w:style>
-  <w:style w:type="paragraph" w:styleId="885">
+  <w:style w:type="paragraph" w:styleId="901">
     <w:name w:val="Heading 3"/>
-    <w:basedOn w:val="882"/>
-    <w:next w:val="882"/>
-    <w:link w:val="897"/>
+    <w:basedOn w:val="898"/>
+    <w:next w:val="898"/>
+    <w:link w:val="913"/>
     <w:uiPriority w:val="9"/>
     <w:semiHidden/>
     <w:unhideWhenUsed/>
@@ -39877,11 +40046,11 @@
       <w:szCs w:val="28"/>
     </w:rPr>
   </w:style>
-  <w:style w:type="paragraph" w:styleId="886">
+  <w:style w:type="paragraph" w:styleId="902">
     <w:name w:val="Heading 4"/>
-    <w:basedOn w:val="882"/>
-    <w:next w:val="882"/>
-    <w:link w:val="898"/>
+    <w:basedOn w:val="898"/>
+    <w:next w:val="898"/>
+    <w:link w:val="914"/>
     <w:uiPriority w:val="9"/>
     <w:semiHidden/>
     <w:unhideWhenUsed/>
@@ -39901,11 +40070,11 @@
       <w:color w:val="0f4761" w:themeColor="accent1" w:themeShade="BF"/>
     </w:rPr>
   </w:style>
-  <w:style w:type="paragraph" w:styleId="887">
+  <w:style w:type="paragraph" w:styleId="903">
     <w:name w:val="Heading 5"/>
-    <w:basedOn w:val="882"/>
-    <w:next w:val="882"/>
-    <w:link w:val="899"/>
+    <w:basedOn w:val="898"/>
+    <w:next w:val="898"/>
+    <w:link w:val="915"/>
     <w:uiPriority w:val="9"/>
     <w:semiHidden/>
     <w:unhideWhenUsed/>
@@ -39923,11 +40092,11 @@
       <w:color w:val="0f4761" w:themeColor="accent1" w:themeShade="BF"/>
     </w:rPr>
   </w:style>
-  <w:style w:type="paragraph" w:styleId="888">
+  <w:style w:type="paragraph" w:styleId="904">
     <w:name w:val="Heading 6"/>
-    <w:basedOn w:val="882"/>
-    <w:next w:val="882"/>
-    <w:link w:val="900"/>
+    <w:basedOn w:val="898"/>
+    <w:next w:val="898"/>
+    <w:link w:val="916"/>
     <w:uiPriority w:val="9"/>
     <w:semiHidden/>
     <w:unhideWhenUsed/>
@@ -39947,11 +40116,11 @@
       <w:color w:val="595959" w:themeColor="text1" w:themeTint="A6"/>
     </w:rPr>
   </w:style>
-  <w:style w:type="paragraph" w:styleId="889">
+  <w:style w:type="paragraph" w:styleId="905">
     <w:name w:val="Heading 7"/>
-    <w:basedOn w:val="882"/>
-    <w:next w:val="882"/>
-    <w:link w:val="901"/>
+    <w:basedOn w:val="898"/>
+    <w:next w:val="898"/>
+    <w:link w:val="917"/>
     <w:uiPriority w:val="9"/>
     <w:semiHidden/>
     <w:unhideWhenUsed/>
@@ -39969,11 +40138,11 @@
       <w:color w:val="595959" w:themeColor="text1" w:themeTint="A6"/>
     </w:rPr>
   </w:style>
-  <w:style w:type="paragraph" w:styleId="890">
+  <w:style w:type="paragraph" w:styleId="906">
     <w:name w:val="Heading 8"/>
-    <w:basedOn w:val="882"/>
-    <w:next w:val="882"/>
-    <w:link w:val="902"/>
+    <w:basedOn w:val="898"/>
+    <w:next w:val="898"/>
+    <w:link w:val="918"/>
     <w:uiPriority w:val="9"/>
     <w:semiHidden/>
     <w:unhideWhenUsed/>
@@ -39993,11 +40162,11 @@
       <w:color w:val="272727" w:themeColor="text1" w:themeTint="D8"/>
     </w:rPr>
   </w:style>
-  <w:style w:type="paragraph" w:styleId="891">
+  <w:style w:type="paragraph" w:styleId="907">
     <w:name w:val="Heading 9"/>
-    <w:basedOn w:val="882"/>
-    <w:next w:val="882"/>
-    <w:link w:val="903"/>
+    <w:basedOn w:val="898"/>
+    <w:next w:val="898"/>
+    <w:link w:val="919"/>
     <w:uiPriority w:val="9"/>
     <w:semiHidden/>
     <w:unhideWhenUsed/>
@@ -40015,7 +40184,7 @@
       <w:color w:val="272727" w:themeColor="text1" w:themeTint="D8"/>
     </w:rPr>
   </w:style>
-  <w:style w:type="character" w:styleId="892" w:default="1">
+  <w:style w:type="character" w:styleId="908" w:default="1">
     <w:name w:val="Default Paragraph Font"/>
     <w:uiPriority w:val="1"/>
     <w:semiHidden/>
@@ -40026,7 +40195,7 @@
       <w:ind/>
     </w:pPr>
   </w:style>
-  <w:style w:type="table" w:styleId="893" w:default="1">
+  <w:style w:type="table" w:styleId="909" w:default="1">
     <w:name w:val="Normal Table"/>
     <w:uiPriority w:val="99"/>
     <w:semiHidden/>
@@ -40219,7 +40388,7 @@
       </w:tcPr>
     </w:tblStylePr>
   </w:style>
-  <w:style w:type="numbering" w:styleId="894" w:default="1">
+  <w:style w:type="numbering" w:styleId="910" w:default="1">
     <w:name w:val="No List"/>
     <w:uiPriority w:val="99"/>
     <w:semiHidden/>
@@ -40230,10 +40399,10 @@
       <w:ind/>
     </w:pPr>
   </w:style>
-  <w:style w:type="character" w:styleId="895" w:customStyle="1">
+  <w:style w:type="character" w:styleId="911" w:customStyle="1">
     <w:name w:val="Kop 1 Char"/>
-    <w:basedOn w:val="892"/>
-    <w:link w:val="883"/>
+    <w:basedOn w:val="908"/>
+    <w:link w:val="899"/>
     <w:uiPriority w:val="9"/>
     <w:pPr>
       <w:pBdr/>
@@ -40247,10 +40416,10 @@
       <w:szCs w:val="40"/>
     </w:rPr>
   </w:style>
-  <w:style w:type="character" w:styleId="896" w:customStyle="1">
+  <w:style w:type="character" w:styleId="912" w:customStyle="1">
     <w:name w:val="Kop 2 Char"/>
-    <w:basedOn w:val="892"/>
-    <w:link w:val="884"/>
+    <w:basedOn w:val="908"/>
+    <w:link w:val="900"/>
     <w:uiPriority w:val="9"/>
     <w:semiHidden/>
     <w:pPr>
@@ -40265,10 +40434,10 @@
       <w:szCs w:val="32"/>
     </w:rPr>
   </w:style>
-  <w:style w:type="character" w:styleId="897" w:customStyle="1">
+  <w:style w:type="character" w:styleId="913" w:customStyle="1">
     <w:name w:val="Kop 3 Char"/>
-    <w:basedOn w:val="892"/>
-    <w:link w:val="885"/>
+    <w:basedOn w:val="908"/>
+    <w:link w:val="901"/>
     <w:uiPriority w:val="9"/>
     <w:semiHidden/>
     <w:pPr>
@@ -40283,10 +40452,10 @@
       <w:szCs w:val="28"/>
     </w:rPr>
   </w:style>
-  <w:style w:type="character" w:styleId="898" w:customStyle="1">
+  <w:style w:type="character" w:styleId="914" w:customStyle="1">
     <w:name w:val="Kop 4 Char"/>
-    <w:basedOn w:val="892"/>
-    <w:link w:val="886"/>
+    <w:basedOn w:val="908"/>
+    <w:link w:val="902"/>
     <w:uiPriority w:val="9"/>
     <w:semiHidden/>
     <w:pPr>
@@ -40301,10 +40470,10 @@
       <w:color w:val="0f4761" w:themeColor="accent1" w:themeShade="BF"/>
     </w:rPr>
   </w:style>
-  <w:style w:type="character" w:styleId="899" w:customStyle="1">
+  <w:style w:type="character" w:styleId="915" w:customStyle="1">
     <w:name w:val="Kop 5 Char"/>
-    <w:basedOn w:val="892"/>
-    <w:link w:val="887"/>
+    <w:basedOn w:val="908"/>
+    <w:link w:val="903"/>
     <w:uiPriority w:val="9"/>
     <w:semiHidden/>
     <w:pPr>
@@ -40317,10 +40486,10 @@
       <w:color w:val="0f4761" w:themeColor="accent1" w:themeShade="BF"/>
     </w:rPr>
   </w:style>
-  <w:style w:type="character" w:styleId="900" w:customStyle="1">
+  <w:style w:type="character" w:styleId="916" w:customStyle="1">
     <w:name w:val="Kop 6 Char"/>
-    <w:basedOn w:val="892"/>
-    <w:link w:val="888"/>
+    <w:basedOn w:val="908"/>
+    <w:link w:val="904"/>
     <w:uiPriority w:val="9"/>
     <w:semiHidden/>
     <w:pPr>
@@ -40335,10 +40504,10 @@
       <w:color w:val="595959" w:themeColor="text1" w:themeTint="A6"/>
     </w:rPr>
   </w:style>
-  <w:style w:type="character" w:styleId="901" w:customStyle="1">
+  <w:style w:type="character" w:styleId="917" w:customStyle="1">
     <w:name w:val="Kop 7 Char"/>
-    <w:basedOn w:val="892"/>
-    <w:link w:val="889"/>
+    <w:basedOn w:val="908"/>
+    <w:link w:val="905"/>
     <w:uiPriority w:val="9"/>
     <w:semiHidden/>
     <w:pPr>
@@ -40351,10 +40520,10 @@
       <w:color w:val="595959" w:themeColor="text1" w:themeTint="A6"/>
     </w:rPr>
   </w:style>
-  <w:style w:type="character" w:styleId="902" w:customStyle="1">
+  <w:style w:type="character" w:styleId="918" w:customStyle="1">
     <w:name w:val="Kop 8 Char"/>
-    <w:basedOn w:val="892"/>
-    <w:link w:val="890"/>
+    <w:basedOn w:val="908"/>
+    <w:link w:val="906"/>
     <w:uiPriority w:val="9"/>
     <w:semiHidden/>
     <w:pPr>
@@ -40369,10 +40538,10 @@
       <w:color w:val="272727" w:themeColor="text1" w:themeTint="D8"/>
     </w:rPr>
   </w:style>
-  <w:style w:type="character" w:styleId="903" w:customStyle="1">
+  <w:style w:type="character" w:styleId="919" w:customStyle="1">
     <w:name w:val="Kop 9 Char"/>
-    <w:basedOn w:val="892"/>
-    <w:link w:val="891"/>
+    <w:basedOn w:val="908"/>
+    <w:link w:val="907"/>
     <w:uiPriority w:val="9"/>
     <w:semiHidden/>
     <w:pPr>
@@ -40385,11 +40554,11 @@
       <w:color w:val="272727" w:themeColor="text1" w:themeTint="D8"/>
     </w:rPr>
   </w:style>
-  <w:style w:type="paragraph" w:styleId="904">
+  <w:style w:type="paragraph" w:styleId="920">
     <w:name w:val="Title"/>
-    <w:basedOn w:val="882"/>
-    <w:next w:val="882"/>
-    <w:link w:val="905"/>
+    <w:basedOn w:val="898"/>
+    <w:next w:val="898"/>
+    <w:link w:val="921"/>
     <w:uiPriority w:val="10"/>
     <w:qFormat/>
     <w:pPr>
@@ -40405,10 +40574,10 @@
       <w:szCs w:val="56"/>
     </w:rPr>
   </w:style>
-  <w:style w:type="character" w:styleId="905" w:customStyle="1">
+  <w:style w:type="character" w:styleId="921" w:customStyle="1">
     <w:name w:val="Titel Char"/>
-    <w:basedOn w:val="892"/>
-    <w:link w:val="904"/>
+    <w:basedOn w:val="908"/>
+    <w:link w:val="920"/>
     <w:uiPriority w:val="10"/>
     <w:pPr>
       <w:pBdr/>
@@ -40422,11 +40591,11 @@
       <w:szCs w:val="56"/>
     </w:rPr>
   </w:style>
-  <w:style w:type="paragraph" w:styleId="906">
+  <w:style w:type="paragraph" w:styleId="922">
     <w:name w:val="Subtitle"/>
-    <w:basedOn w:val="882"/>
-    <w:next w:val="882"/>
-    <w:link w:val="907"/>
+    <w:basedOn w:val="898"/>
+    <w:next w:val="898"/>
+    <w:link w:val="923"/>
     <w:uiPriority w:val="11"/>
     <w:qFormat/>
     <w:pPr>
@@ -40445,10 +40614,10 @@
       <w:szCs w:val="28"/>
     </w:rPr>
   </w:style>
-  <w:style w:type="character" w:styleId="907" w:customStyle="1">
+  <w:style w:type="character" w:styleId="923" w:customStyle="1">
     <w:name w:val="Ondertitel Char"/>
-    <w:basedOn w:val="892"/>
-    <w:link w:val="906"/>
+    <w:basedOn w:val="908"/>
+    <w:link w:val="922"/>
     <w:uiPriority w:val="11"/>
     <w:pPr>
       <w:pBdr/>
@@ -40463,11 +40632,11 @@
       <w:szCs w:val="28"/>
     </w:rPr>
   </w:style>
-  <w:style w:type="paragraph" w:styleId="908">
+  <w:style w:type="paragraph" w:styleId="924">
     <w:name w:val="Quote"/>
-    <w:basedOn w:val="882"/>
-    <w:next w:val="882"/>
-    <w:link w:val="909"/>
+    <w:basedOn w:val="898"/>
+    <w:next w:val="898"/>
+    <w:link w:val="925"/>
     <w:uiPriority w:val="29"/>
     <w:qFormat/>
     <w:pPr>
@@ -40482,10 +40651,10 @@
       <w:color w:val="404040" w:themeColor="text1" w:themeTint="BF"/>
     </w:rPr>
   </w:style>
-  <w:style w:type="character" w:styleId="909" w:customStyle="1">
+  <w:style w:type="character" w:styleId="925" w:customStyle="1">
     <w:name w:val="Citaat Char"/>
-    <w:basedOn w:val="892"/>
-    <w:link w:val="908"/>
+    <w:basedOn w:val="908"/>
+    <w:link w:val="924"/>
     <w:uiPriority w:val="29"/>
     <w:pPr>
       <w:pBdr/>
@@ -40498,9 +40667,9 @@
       <w:color w:val="404040" w:themeColor="text1" w:themeTint="BF"/>
     </w:rPr>
   </w:style>
-  <w:style w:type="paragraph" w:styleId="910">
+  <w:style w:type="paragraph" w:styleId="926">
     <w:name w:val="List Paragraph"/>
-    <w:basedOn w:val="882"/>
+    <w:basedOn w:val="898"/>
     <w:uiPriority w:val="34"/>
     <w:qFormat/>
     <w:pPr>
@@ -40510,9 +40679,9 @@
       <w:contextualSpacing w:val="true"/>
     </w:pPr>
   </w:style>
-  <w:style w:type="character" w:styleId="911">
+  <w:style w:type="character" w:styleId="927">
     <w:name w:val="Intense Emphasis"/>
-    <w:basedOn w:val="892"/>
+    <w:basedOn w:val="908"/>
     <w:uiPriority w:val="21"/>
     <w:qFormat/>
     <w:pPr>
@@ -40526,11 +40695,11 @@
       <w:color w:val="0f4761" w:themeColor="accent1" w:themeShade="BF"/>
     </w:rPr>
   </w:style>
-  <w:style w:type="paragraph" w:styleId="912">
+  <w:style w:type="paragraph" w:styleId="928">
     <w:name w:val="Intense Quote"/>
-    <w:basedOn w:val="882"/>
-    <w:next w:val="882"/>
-    <w:link w:val="913"/>
+    <w:basedOn w:val="898"/>
+    <w:next w:val="898"/>
+    <w:link w:val="929"/>
     <w:uiPriority w:val="30"/>
     <w:qFormat/>
     <w:pPr>
@@ -40548,10 +40717,10 @@
       <w:color w:val="0f4761" w:themeColor="accent1" w:themeShade="BF"/>
     </w:rPr>
   </w:style>
-  <w:style w:type="character" w:styleId="913" w:customStyle="1">
+  <w:style w:type="character" w:styleId="929" w:customStyle="1">
     <w:name w:val="Duidelijk citaat Char"/>
-    <w:basedOn w:val="892"/>
-    <w:link w:val="912"/>
+    <w:basedOn w:val="908"/>
+    <w:link w:val="928"/>
     <w:uiPriority w:val="30"/>
     <w:pPr>
       <w:pBdr/>
@@ -40564,9 +40733,9 @@
       <w:color w:val="0f4761" w:themeColor="accent1" w:themeShade="BF"/>
     </w:rPr>
   </w:style>
-  <w:style w:type="character" w:styleId="914">
+  <w:style w:type="character" w:styleId="930">
     <w:name w:val="Intense Reference"/>
-    <w:basedOn w:val="892"/>
+    <w:basedOn w:val="908"/>
     <w:uiPriority w:val="32"/>
     <w:qFormat/>
     <w:pPr>
@@ -40582,9 +40751,9 @@
       <w:spacing w:val="5"/>
     </w:rPr>
   </w:style>
-  <w:style w:type="paragraph" w:styleId="915">
+  <w:style w:type="paragraph" w:styleId="931">
     <w:name w:val="No Spacing"/>
-    <w:link w:val="916"/>
+    <w:link w:val="932"/>
     <w:uiPriority w:val="1"/>
     <w:qFormat/>
     <w:pPr>
@@ -40598,10 +40767,10 @@
       <w14:ligatures w14:val="none"/>
     </w:rPr>
   </w:style>
-  <w:style w:type="character" w:styleId="916" w:customStyle="1">
+  <w:style w:type="character" w:styleId="932" w:customStyle="1">
     <w:name w:val="Geen afstand Char"/>
-    <w:basedOn w:val="892"/>
-    <w:link w:val="915"/>
+    <w:basedOn w:val="908"/>
+    <w:link w:val="931"/>
     <w:uiPriority w:val="1"/>
     <w:pPr>
       <w:pBdr/>

--- a/Documentatie/Verslagen/onderzoek fabio2.docx
+++ b/Documentatie/Verslagen/onderzoek fabio2.docx
@@ -1595,10 +1595,21 @@
           <w:bCs w:val="0"/>
           <w:sz w:val="22"/>
           <w:szCs w:val="22"/>
+          <w:highlight w:val="yellow"/>
+          <w:lang w:val="en-US"/>
+        </w:rPr>
+        <w:t xml:space="preserve">We </w:t>
+      </w:r>
+      <w:r>
+        <w:rPr>
+          <w:b w:val="0"/>
+          <w:bCs w:val="0"/>
+          <w:sz w:val="22"/>
+          <w:szCs w:val="22"/>
           <w:highlight w:val="none"/>
           <w:lang w:val="en-US"/>
         </w:rPr>
-        <w:t xml:space="preserve">We were told by the organizers of the Self Driving Challenge that we are free to do anything we like regarding the software, this includes the Operating System.</w:t>
+        <w:t xml:space="preserve">were told by the organizers of the Self Driving Challenge that we are free to do anything we like regarding the software, this includes the Operating System.</w:t>
         <w:br/>
       </w:r>
       <w:r>
@@ -1740,7 +1751,19 @@
           <w:highlight w:val="none"/>
           <w:lang w:val="en-US"/>
         </w:rPr>
-        <w:t xml:space="preserve">2 Introduction</w:t>
+        <w:t xml:space="preserve">2 </w:t>
+      </w:r>
+      <w:commentRangeStart w:id="0"/>
+      <w:r>
+        <w:rPr>
+          <w:b/>
+          <w:bCs/>
+          <w:sz w:val="32"/>
+          <w:szCs w:val="32"/>
+          <w:highlight w:val="none"/>
+          <w:lang w:val="en-US"/>
+        </w:rPr>
+        <w:t xml:space="preserve">Introduction</w:t>
       </w:r>
       <w:r>
         <w:rPr>
@@ -1752,6 +1775,11 @@
           <w:lang w:val="en-US"/>
         </w:rPr>
       </w:r>
+      <w:commentRangeEnd w:id="0"/>
+      <w:r>
+        <w:commentReference w:id="0"/>
+      </w:r>
+      <w:r/>
       <w:r>
         <w:rPr>
           <w:b/>
@@ -1816,7 +1844,18 @@
           <w:szCs w:val="22"/>
           <w:highlight w:val="none"/>
         </w:rPr>
-        <w:t xml:space="preserve">With there being many choices for Operating Systems, especially on the Linux side, t</w:t>
+        <w:t xml:space="preserve">With there being many choices for Operating Systems, </w:t>
+      </w:r>
+      <w:r>
+        <w:rPr>
+          <w:b w:val="0"/>
+          <w:bCs w:val="0"/>
+          <w:color w:val="000000" w:themeColor="text1"/>
+          <w:sz w:val="22"/>
+          <w:szCs w:val="22"/>
+          <w:highlight w:val="yellow"/>
+        </w:rPr>
+        <w:t xml:space="preserve">especially on the Linux side</w:t>
       </w:r>
       <w:r>
         <w:rPr>
@@ -1827,7 +1866,45 @@
           <w:szCs w:val="22"/>
           <w:highlight w:val="none"/>
         </w:rPr>
-        <w:t xml:space="preserve">here needs to be one Operating System that provides everything that is needed, with that being: use of remote monitoring software in case there is no available monitor and compatibility with drivers given to control the kart.</w:t>
+        <w:t xml:space="preserve">, t</w:t>
+      </w:r>
+      <w:r>
+        <w:rPr>
+          <w:b w:val="0"/>
+          <w:bCs w:val="0"/>
+          <w:color w:val="000000" w:themeColor="text1"/>
+          <w:sz w:val="22"/>
+          <w:szCs w:val="22"/>
+          <w:highlight w:val="none"/>
+        </w:rPr>
+        <w:t xml:space="preserve">here needs to be one </w:t>
+      </w:r>
+      <w:commentRangeStart w:id="1"/>
+      <w:r>
+        <w:rPr>
+          <w:b w:val="0"/>
+          <w:bCs w:val="0"/>
+          <w:color w:val="000000" w:themeColor="text1"/>
+          <w:sz w:val="22"/>
+          <w:szCs w:val="22"/>
+          <w:highlight w:val="none"/>
+        </w:rPr>
+        <w:t xml:space="preserve">Operating System</w:t>
+      </w:r>
+      <w:commentRangeEnd w:id="1"/>
+      <w:r>
+        <w:commentReference w:id="1"/>
+      </w:r>
+      <w:r>
+        <w:rPr>
+          <w:b w:val="0"/>
+          <w:bCs w:val="0"/>
+          <w:color w:val="000000" w:themeColor="text1"/>
+          <w:sz w:val="22"/>
+          <w:szCs w:val="22"/>
+          <w:highlight w:val="none"/>
+        </w:rPr>
+        <w:t xml:space="preserve"> that provides everything that is needed, with that being: use of remote monitoring software in case there is no available monitor and compatibility with drivers given to control the kart.</w:t>
       </w:r>
       <w:r>
         <w:rPr>
@@ -1923,6 +2000,16 @@
           <w:highlight w:val="none"/>
         </w:rPr>
       </w:r>
+      <w:r>
+        <w:rPr>
+          <w:b w:val="0"/>
+          <w:bCs w:val="0"/>
+          <w:color w:val="00b0f0"/>
+          <w:sz w:val="22"/>
+          <w:szCs w:val="22"/>
+          <w:highlight w:val="none"/>
+        </w:rPr>
+      </w:r>
     </w:p>
     <w:p>
       <w:pPr>
@@ -1938,6 +2025,17 @@
           <w:szCs w:val="28"/>
         </w:rPr>
       </w:pPr>
+      <w:r>
+        <w:rPr>
+          <w:b/>
+          <w:bCs/>
+          <w:color w:val="000000" w:themeColor="text1"/>
+          <w:sz w:val="28"/>
+          <w:szCs w:val="28"/>
+          <w:highlight w:val="none"/>
+        </w:rPr>
+      </w:r>
+      <w:commentRangeStart w:id="2"/>
       <w:r>
         <w:rPr>
           <w:b/>
@@ -1958,6 +2056,11 @@
           <w:szCs w:val="28"/>
         </w:rPr>
       </w:r>
+      <w:commentRangeEnd w:id="2"/>
+      <w:r>
+        <w:commentReference w:id="2"/>
+      </w:r>
+      <w:r/>
       <w:r>
         <w:rPr>
           <w:b/>
@@ -2232,6 +2335,16 @@
           <w:highlight w:val="none"/>
         </w:rPr>
       </w:r>
+      <w:r>
+        <w:rPr>
+          <w:b/>
+          <w:bCs/>
+          <w:color w:val="000000" w:themeColor="text1"/>
+          <w:sz w:val="28"/>
+          <w:szCs w:val="28"/>
+          <w:highlight w:val="none"/>
+        </w:rPr>
+      </w:r>
     </w:p>
     <w:p>
       <w:pPr>
@@ -2276,11 +2389,11 @@
       </w:r>
       <w:r>
         <w:rPr>
-          <w:b w:val="0"/>
-          <w:bCs w:val="0"/>
+          <w:b/>
+          <w:bCs/>
           <w:color w:val="000000" w:themeColor="text1"/>
-          <w:sz w:val="22"/>
-          <w:szCs w:val="22"/>
+          <w:sz w:val="28"/>
+          <w:szCs w:val="28"/>
           <w:highlight w:val="none"/>
         </w:rPr>
       </w:r>
@@ -2426,6 +2539,63 @@
           <w:highlight w:val="none"/>
         </w:rPr>
       </w:r>
+      <w:r>
+        <w:rPr>
+          <w:b w:val="0"/>
+          <w:bCs w:val="0"/>
+          <w:color w:val="46b1e1" w:themeColor="accent1" w:themeTint="99"/>
+          <w:sz w:val="22"/>
+          <w:szCs w:val="22"/>
+          <w:highlight w:val="none"/>
+        </w:rPr>
+      </w:r>
+    </w:p>
+    <w:p>
+      <w:pPr>
+        <w:pBdr/>
+        <w:shd w:val="nil" w:color="000000"/>
+        <w:spacing/>
+        <w:ind/>
+        <w:rPr>
+          <w:b w:val="0"/>
+          <w:bCs w:val="0"/>
+          <w:color w:val="46b1e1" w:themeColor="accent1" w:themeTint="99"/>
+          <w:sz w:val="22"/>
+          <w:szCs w:val="22"/>
+          <w:highlight w:val="none"/>
+        </w:rPr>
+      </w:pPr>
+      <w:r>
+        <w:rPr>
+          <w:b w:val="0"/>
+          <w:bCs w:val="0"/>
+          <w:color w:val="46b1e1" w:themeColor="accent1" w:themeTint="99"/>
+          <w:sz w:val="22"/>
+          <w:szCs w:val="22"/>
+          <w:highlight w:val="none"/>
+        </w:rPr>
+        <w:t xml:space="preserve">HOE LANG BESTAAT DIT PROBLEEM, WORDT HET AL OP ON ENIGE MANIER OPGELOST, VORIGE ITERATIES OMSCHRIJVEN</w:t>
+      </w:r>
+      <w:r>
+        <w:rPr>
+          <w:b w:val="0"/>
+          <w:bCs w:val="0"/>
+          <w:color w:val="46b1e1" w:themeColor="accent1" w:themeTint="99"/>
+          <w:sz w:val="22"/>
+          <w:szCs w:val="22"/>
+          <w:highlight w:val="none"/>
+        </w:rPr>
+      </w:r>
+      <w:r>
+        <w:rPr>
+          <w:b w:val="0"/>
+          <w:bCs w:val="0"/>
+          <w:color w:val="46b1e1" w:themeColor="accent1" w:themeTint="99"/>
+          <w:sz w:val="22"/>
+          <w:szCs w:val="22"/>
+          <w:highlight w:val="none"/>
+        </w:rPr>
+      </w:r>
     </w:p>
     <w:p>
       <w:pPr>
@@ -2448,9 +2618,41 @@
           <w:sz w:val="22"/>
           <w:szCs w:val="22"/>
           <w:highlight w:val="none"/>
-          <w:lang w:val="en-US" w:bidi="en-US"/>
         </w:rPr>
       </w:r>
+      <w:r>
+        <w:rPr>
+          <w:b w:val="0"/>
+          <w:bCs w:val="0"/>
+          <w:sz w:val="22"/>
+          <w:szCs w:val="22"/>
+          <w:highlight w:val="none"/>
+        </w:rPr>
+      </w:r>
+      <w:r>
+        <w:rPr>
+          <w:b w:val="0"/>
+          <w:bCs w:val="0"/>
+          <w:sz w:val="22"/>
+          <w:szCs w:val="22"/>
+          <w:highlight w:val="none"/>
+        </w:rPr>
+      </w:r>
+    </w:p>
+    <w:p>
+      <w:pPr>
+        <w:pBdr/>
+        <w:shd w:val="nil" w:color="000000"/>
+        <w:spacing/>
+        <w:ind/>
+        <w:rPr>
+          <w:b w:val="0"/>
+          <w:bCs w:val="0"/>
+          <w:sz w:val="22"/>
+          <w:szCs w:val="22"/>
+          <w:highlight w:val="none"/>
+        </w:rPr>
+      </w:pPr>
       <w:r>
         <w:rPr>
           <w:b w:val="0"/>
@@ -2672,6 +2874,97 @@
         <w:spacing/>
         <w:ind/>
         <w:rPr>
+          <w:b w:val="0"/>
+          <w:bCs w:val="0"/>
+          <w:color w:val="000000" w:themeColor="text1"/>
+          <w:sz w:val="22"/>
+          <w:szCs w:val="22"/>
+          <w:highlight w:val="none"/>
+          <w:lang w:val="en-US" w:bidi="en-US"/>
+        </w:rPr>
+      </w:pPr>
+      <w:r>
+        <w:rPr>
+          <w:b w:val="0"/>
+          <w:bCs w:val="0"/>
+          <w:color w:val="000000" w:themeColor="text1"/>
+          <w:sz w:val="22"/>
+          <w:szCs w:val="22"/>
+          <w:highlight w:val="none"/>
+          <w:lang w:val="en-US" w:bidi="en-US"/>
+        </w:rPr>
+        <w:t xml:space="preserve">LIT= wat dan, hoe dan, waarvandaan, waarom deze</w:t>
+      </w:r>
+      <w:r>
+        <w:rPr>
+          <w:b w:val="0"/>
+          <w:bCs w:val="0"/>
+          <w:color w:val="000000" w:themeColor="text1"/>
+          <w:sz w:val="22"/>
+          <w:szCs w:val="22"/>
+          <w:highlight w:val="none"/>
+          <w:lang w:val="en-US"/>
+        </w:rPr>
+      </w:r>
+    </w:p>
+    <w:p>
+      <w:pPr>
+        <w:pBdr/>
+        <w:shd w:val="nil" w:color="000000"/>
+        <w:spacing/>
+        <w:ind/>
+        <w:rPr>
+          <w:b w:val="0"/>
+          <w:bCs w:val="0"/>
+          <w:color w:val="000000" w:themeColor="text1"/>
+          <w:sz w:val="22"/>
+          <w:szCs w:val="22"/>
+          <w:highlight w:val="none"/>
+          <w:lang w:val="en-US"/>
+        </w:rPr>
+      </w:pPr>
+      <w:r>
+        <w:rPr>
+          <w:b w:val="0"/>
+          <w:bCs w:val="0"/>
+          <w:color w:val="000000" w:themeColor="text1"/>
+          <w:sz w:val="22"/>
+          <w:szCs w:val="22"/>
+          <w:highlight w:val="none"/>
+          <w:lang w:val="en-US" w:bidi="en-US"/>
+        </w:rPr>
+        <w:t xml:space="preserve">Exp= wat dan, hoe dan </w:t>
+      </w:r>
+      <w:r>
+        <w:rPr>
+          <w:b w:val="0"/>
+          <w:bCs w:val="0"/>
+          <w:color w:val="000000" w:themeColor="text1"/>
+          <w:sz w:val="22"/>
+          <w:szCs w:val="22"/>
+          <w:highlight w:val="none"/>
+          <w:lang w:val="en-US" w:bidi="en-US"/>
+        </w:rPr>
+      </w:r>
+      <w:r>
+        <w:rPr>
+          <w:b w:val="0"/>
+          <w:bCs w:val="0"/>
+          <w:color w:val="000000" w:themeColor="text1"/>
+          <w:sz w:val="22"/>
+          <w:szCs w:val="22"/>
+          <w:highlight w:val="none"/>
+          <w:lang w:val="en-US" w:bidi="en-US"/>
+        </w:rPr>
+      </w:r>
+    </w:p>
+    <w:p>
+      <w:pPr>
+        <w:pBdr/>
+        <w:shd w:val="nil" w:color="000000"/>
+        <w:spacing/>
+        <w:ind/>
+        <w:rPr>
           <w:b/>
           <w:bCs/>
           <w:sz w:val="32"/>
@@ -2812,6 +3105,11 @@
       </w:r>
       <w:r>
         <w:rPr>
+          <w:b w:val="0"/>
+          <w:bCs w:val="0"/>
+          <w:color w:val="00b0f0"/>
+          <w:sz w:val="22"/>
+          <w:szCs w:val="22"/>
           <w:highlight w:val="none"/>
         </w:rPr>
       </w:r>
@@ -2838,7 +3136,7 @@
           <w:color w:val="000000" w:themeColor="text1"/>
           <w:sz w:val="22"/>
           <w:szCs w:val="22"/>
-          <w:highlight w:val="none"/>
+          <w:highlight w:val="yellow"/>
         </w:rPr>
       </w:pPr>
       <w:r>
@@ -2850,7 +3148,7 @@
           <w:szCs w:val="22"/>
           <w:highlight w:val="none"/>
         </w:rPr>
-        <w:t xml:space="preserve">The data has been gathered </w:t>
+        <w:t xml:space="preserve">T</w:t>
       </w:r>
       <w:r>
         <w:rPr>
@@ -2859,7 +3157,18 @@
           <w:color w:val="000000" w:themeColor="text1"/>
           <w:sz w:val="22"/>
           <w:szCs w:val="22"/>
-          <w:highlight w:val="none"/>
+          <w:highlight w:val="yellow"/>
+        </w:rPr>
+        <w:t xml:space="preserve">he data has been gathered </w:t>
+      </w:r>
+      <w:r>
+        <w:rPr>
+          <w:b w:val="0"/>
+          <w:bCs w:val="0"/>
+          <w:color w:val="000000" w:themeColor="text1"/>
+          <w:sz w:val="22"/>
+          <w:szCs w:val="22"/>
+          <w:highlight w:val="yellow"/>
         </w:rPr>
         <w:t xml:space="preserve">with the use of a Linux exclusive software called Gnome Boxes, which is used to simulate a real computer.</w:t>
         <w:br/>
@@ -2871,7 +3180,7 @@
           <w:color w:val="000000" w:themeColor="text1"/>
           <w:sz w:val="22"/>
           <w:szCs w:val="22"/>
-          <w:highlight w:val="none"/>
+          <w:highlight w:val="yellow"/>
         </w:rPr>
         <w:t xml:space="preserve">Gnome Boxes works by using the hardware of the device it is installed on.</w:t>
         <w:br/>
@@ -2884,7 +3193,7 @@
           <w:color w:val="000000" w:themeColor="text1"/>
           <w:sz w:val="22"/>
           <w:szCs w:val="22"/>
-          <w:highlight w:val="none"/>
+          <w:highlight w:val="yellow"/>
         </w:rPr>
         <w:t xml:space="preserve">.</w:t>
       </w:r>
@@ -2895,7 +3204,7 @@
           <w:color w:val="000000" w:themeColor="text1"/>
           <w:sz w:val="22"/>
           <w:szCs w:val="22"/>
-          <w:highlight w:val="none"/>
+          <w:highlight w:val="yellow"/>
         </w:rPr>
         <w:br/>
         <w:t xml:space="preserve">At the time of gathering the data the hardware used is from a laptop with these specifications: </w:t>
@@ -2907,7 +3216,7 @@
           <w:color w:val="000000" w:themeColor="text1"/>
           <w:sz w:val="22"/>
           <w:szCs w:val="22"/>
-          <w:highlight w:val="none"/>
+          <w:highlight w:val="yellow"/>
         </w:rPr>
       </w:r>
       <w:r>
@@ -2917,7 +3226,7 @@
           <w:color w:val="000000" w:themeColor="text1"/>
           <w:sz w:val="22"/>
           <w:szCs w:val="22"/>
-          <w:highlight w:val="none"/>
+          <w:highlight w:val="yellow"/>
         </w:rPr>
       </w:r>
     </w:p>
@@ -2938,7 +3247,7 @@
           <w:color w:val="000000" w:themeColor="text1"/>
           <w:sz w:val="22"/>
           <w:szCs w:val="22"/>
-          <w:highlight w:val="none"/>
+          <w:highlight w:val="yellow"/>
         </w:rPr>
       </w:pPr>
       <w:r>
@@ -2948,7 +3257,7 @@
           <w:color w:val="000000" w:themeColor="text1"/>
           <w:sz w:val="22"/>
           <w:szCs w:val="22"/>
-          <w:highlight w:val="none"/>
+          <w:highlight w:val="yellow"/>
         </w:rPr>
         <w:t xml:space="preserve">Intel i7-10750H</w:t>
       </w:r>
@@ -2959,7 +3268,7 @@
           <w:color w:val="000000" w:themeColor="text1"/>
           <w:sz w:val="22"/>
           <w:szCs w:val="22"/>
-          <w:highlight w:val="none"/>
+          <w:highlight w:val="yellow"/>
         </w:rPr>
       </w:r>
       <w:r>
@@ -2969,7 +3278,7 @@
           <w:color w:val="000000" w:themeColor="text1"/>
           <w:sz w:val="22"/>
           <w:szCs w:val="22"/>
-          <w:highlight w:val="none"/>
+          <w:highlight w:val="yellow"/>
         </w:rPr>
       </w:r>
     </w:p>
@@ -2991,7 +3300,7 @@
           <w:color w:val="000000" w:themeColor="text1"/>
           <w:sz w:val="22"/>
           <w:szCs w:val="22"/>
-          <w:highlight w:val="none"/>
+          <w:highlight w:val="yellow"/>
         </w:rPr>
       </w:pPr>
       <w:r>
@@ -3001,7 +3310,7 @@
           <w:color w:val="000000" w:themeColor="text1"/>
           <w:sz w:val="22"/>
           <w:szCs w:val="22"/>
-          <w:highlight w:val="none"/>
+          <w:highlight w:val="yellow"/>
         </w:rPr>
       </w:r>
       <w:r>
@@ -3010,7 +3319,7 @@
           <w:color w:val="000000"/>
           <w:sz w:val="22"/>
           <w:szCs w:val="22"/>
-          <w:highlight w:val="white"/>
+          <w:highlight w:val="yellow"/>
         </w:rPr>
         <w:t xml:space="preserve">NVIDIA GeForce GTX 1660 Ti</w:t>
       </w:r>
@@ -3020,18 +3329,19 @@
           <w:color w:val="000000"/>
           <w:sz w:val="22"/>
           <w:szCs w:val="22"/>
-          <w:highlight w:val="none"/>
+          <w:highlight w:val="yellow"/>
         </w:rPr>
         <w:t xml:space="preserve"> (laptop)</w:t>
       </w:r>
       <w:r>
         <w:rPr>
+          <w:rFonts w:ascii="Aptos" w:hAnsi="Aptos" w:eastAsia="Aptos" w:cs="Aptos"/>
           <w:b w:val="0"/>
           <w:bCs w:val="0"/>
           <w:color w:val="000000" w:themeColor="text1"/>
           <w:sz w:val="22"/>
           <w:szCs w:val="22"/>
-          <w:highlight w:val="none"/>
+          <w:highlight w:val="yellow"/>
         </w:rPr>
       </w:r>
       <w:r>
@@ -3042,7 +3352,7 @@
           <w:color w:val="000000" w:themeColor="text1"/>
           <w:sz w:val="22"/>
           <w:szCs w:val="22"/>
-          <w:highlight w:val="none"/>
+          <w:highlight w:val="yellow"/>
         </w:rPr>
       </w:r>
     </w:p>
@@ -3064,7 +3374,7 @@
           <w:color w:val="000000" w:themeColor="text1"/>
           <w:sz w:val="22"/>
           <w:szCs w:val="22"/>
-          <w:highlight w:val="none"/>
+          <w:highlight w:val="yellow"/>
         </w:rPr>
       </w:pPr>
       <w:r>
@@ -3075,18 +3385,19 @@
           <w:color w:val="000000" w:themeColor="text1"/>
           <w:sz w:val="22"/>
           <w:szCs w:val="22"/>
-          <w:highlight w:val="none"/>
+          <w:highlight w:val="yellow"/>
         </w:rPr>
         <w:t xml:space="preserve">32GB Ram DDR4 3200Mhz</w:t>
       </w:r>
       <w:r>
         <w:rPr>
+          <w:rFonts w:ascii="Aptos" w:hAnsi="Aptos" w:eastAsia="Aptos" w:cs="Aptos"/>
           <w:b w:val="0"/>
           <w:bCs w:val="0"/>
           <w:color w:val="000000" w:themeColor="text1"/>
           <w:sz w:val="22"/>
           <w:szCs w:val="22"/>
-          <w:highlight w:val="none"/>
+          <w:highlight w:val="yellow"/>
         </w:rPr>
       </w:r>
       <w:r>
@@ -3097,7 +3408,7 @@
           <w:color w:val="000000" w:themeColor="text1"/>
           <w:sz w:val="22"/>
           <w:szCs w:val="22"/>
-          <w:highlight w:val="none"/>
+          <w:highlight w:val="yellow"/>
         </w:rPr>
       </w:r>
     </w:p>
@@ -3119,7 +3430,7 @@
           <w:color w:val="000000" w:themeColor="text1"/>
           <w:sz w:val="22"/>
           <w:szCs w:val="22"/>
-          <w:highlight w:val="none"/>
+          <w:highlight w:val="yellow"/>
         </w:rPr>
       </w:pPr>
       <w:r>
@@ -3130,7 +3441,7 @@
           <w:color w:val="000000" w:themeColor="text1"/>
           <w:sz w:val="22"/>
           <w:szCs w:val="22"/>
-          <w:highlight w:val="none"/>
+          <w:highlight w:val="yellow"/>
         </w:rPr>
       </w:r>
       <w:r>
@@ -3141,18 +3452,19 @@
           <w:color w:val="000000" w:themeColor="text1"/>
           <w:sz w:val="22"/>
           <w:szCs w:val="22"/>
-          <w:highlight w:val="none"/>
+          <w:highlight w:val="yellow"/>
         </w:rPr>
         <w:t xml:space="preserve">WD_BLACK SN850X HS</w:t>
       </w:r>
       <w:r>
         <w:rPr>
+          <w:rFonts w:ascii="Aptos" w:hAnsi="Aptos" w:eastAsia="Aptos" w:cs="Aptos"/>
           <w:b w:val="0"/>
           <w:bCs w:val="0"/>
           <w:color w:val="000000" w:themeColor="text1"/>
           <w:sz w:val="22"/>
           <w:szCs w:val="22"/>
-          <w:highlight w:val="none"/>
+          <w:highlight w:val="yellow"/>
         </w:rPr>
       </w:r>
       <w:r>
@@ -3163,7 +3475,7 @@
           <w:color w:val="000000" w:themeColor="text1"/>
           <w:sz w:val="22"/>
           <w:szCs w:val="22"/>
-          <w:highlight w:val="none"/>
+          <w:highlight w:val="yellow"/>
         </w:rPr>
       </w:r>
     </w:p>
@@ -3174,13 +3486,19 @@
         <w:spacing/>
         <w:ind w:firstLine="0" w:left="0"/>
         <w:rPr>
-          <w:highlight w:val="none"/>
+          <w:highlight w:val="yellow"/>
         </w:rPr>
       </w:pPr>
       <w:r>
+        <w:rPr>
+          <w:highlight w:val="yellow"/>
+        </w:rPr>
         <w:t xml:space="preserve">Results can vary depending on the hardware used.</w:t>
       </w:r>
       <w:r>
+        <w:rPr>
+          <w:highlight w:val="yellow"/>
+        </w:rPr>
         <w:br/>
         <w:t xml:space="preserve">To be able to perform the tests you need to have one of the aforementioned simulation software installed.</w:t>
         <w:br/>
@@ -3188,7 +3506,12 @@
       </w:r>
       <w:r>
         <w:rPr>
-          <w:highlight w:val="none"/>
+          <w:highlight w:val="yellow"/>
+        </w:rPr>
+      </w:r>
+      <w:r>
+        <w:rPr>
+          <w:highlight w:val="yellow"/>
         </w:rPr>
       </w:r>
     </w:p>
@@ -3203,15 +3526,21 @@
         <w:shd w:val="nil" w:color="000000"/>
         <w:spacing/>
         <w:ind/>
-        <w:rPr/>
+        <w:rPr>
+          <w:highlight w:val="yellow"/>
+        </w:rPr>
       </w:pPr>
       <w:r>
         <w:rPr>
-          <w:highlight w:val="none"/>
+          <w:highlight w:val="yellow"/>
         </w:rPr>
         <w:t xml:space="preserve">Download an .ISO file of an OS</w:t>
       </w:r>
-      <w:r/>
+      <w:r>
+        <w:rPr>
+          <w:highlight w:val="yellow"/>
+        </w:rPr>
+      </w:r>
     </w:p>
     <w:p>
       <w:pPr>
@@ -3224,15 +3553,21 @@
         <w:shd w:val="nil" w:color="000000"/>
         <w:spacing/>
         <w:ind/>
-        <w:rPr/>
+        <w:rPr>
+          <w:highlight w:val="yellow"/>
+        </w:rPr>
       </w:pPr>
       <w:r>
         <w:rPr>
-          <w:highlight w:val="none"/>
+          <w:highlight w:val="yellow"/>
         </w:rPr>
         <w:t xml:space="preserve">Open your simulation software of choice</w:t>
       </w:r>
-      <w:r/>
+      <w:r>
+        <w:rPr>
+          <w:highlight w:val="yellow"/>
+        </w:rPr>
+      </w:r>
     </w:p>
     <w:p>
       <w:pPr>
@@ -3245,15 +3580,21 @@
         <w:shd w:val="nil" w:color="000000"/>
         <w:spacing/>
         <w:ind/>
-        <w:rPr/>
+        <w:rPr>
+          <w:highlight w:val="yellow"/>
+        </w:rPr>
       </w:pPr>
       <w:r>
         <w:rPr>
-          <w:highlight w:val="none"/>
+          <w:highlight w:val="yellow"/>
         </w:rPr>
         <w:t xml:space="preserve">Add a new machine</w:t>
       </w:r>
-      <w:r/>
+      <w:r>
+        <w:rPr>
+          <w:highlight w:val="yellow"/>
+        </w:rPr>
+      </w:r>
     </w:p>
     <w:p>
       <w:pPr>
@@ -3266,15 +3607,21 @@
         <w:shd w:val="nil" w:color="000000"/>
         <w:spacing/>
         <w:ind/>
-        <w:rPr/>
+        <w:rPr>
+          <w:highlight w:val="yellow"/>
+        </w:rPr>
       </w:pPr>
       <w:r>
         <w:rPr>
-          <w:highlight w:val="none"/>
+          <w:highlight w:val="yellow"/>
         </w:rPr>
         <w:t xml:space="preserve">Give it the .ISO file that was downloaded</w:t>
       </w:r>
-      <w:r/>
+      <w:r>
+        <w:rPr>
+          <w:highlight w:val="yellow"/>
+        </w:rPr>
+      </w:r>
     </w:p>
     <w:p>
       <w:pPr>
@@ -3287,15 +3634,21 @@
         <w:shd w:val="nil" w:color="000000"/>
         <w:spacing/>
         <w:ind/>
-        <w:rPr/>
+        <w:rPr>
+          <w:highlight w:val="yellow"/>
+        </w:rPr>
       </w:pPr>
       <w:r>
         <w:rPr>
-          <w:highlight w:val="none"/>
+          <w:highlight w:val="yellow"/>
         </w:rPr>
         <w:t xml:space="preserve">Give the virtual machine 12 cores, 4gb ram and 40gb of storage (in the case of testing windows 55gb)</w:t>
       </w:r>
-      <w:r/>
+      <w:r>
+        <w:rPr>
+          <w:highlight w:val="yellow"/>
+        </w:rPr>
+      </w:r>
     </w:p>
     <w:p>
       <w:pPr>
@@ -3308,15 +3661,21 @@
         <w:shd w:val="nil" w:color="000000"/>
         <w:spacing/>
         <w:ind/>
-        <w:rPr/>
+        <w:rPr>
+          <w:highlight w:val="yellow"/>
+        </w:rPr>
       </w:pPr>
       <w:r>
         <w:rPr>
-          <w:highlight w:val="none"/>
+          <w:highlight w:val="yellow"/>
         </w:rPr>
         <w:t xml:space="preserve">Start the virtual machine</w:t>
       </w:r>
-      <w:r/>
+      <w:r>
+        <w:rPr>
+          <w:highlight w:val="yellow"/>
+        </w:rPr>
+      </w:r>
     </w:p>
     <w:p>
       <w:pPr>
@@ -3329,15 +3688,21 @@
         <w:shd w:val="nil" w:color="000000"/>
         <w:spacing/>
         <w:ind/>
-        <w:rPr/>
+        <w:rPr>
+          <w:highlight w:val="yellow"/>
+        </w:rPr>
       </w:pPr>
       <w:r>
         <w:rPr>
-          <w:highlight w:val="none"/>
+          <w:highlight w:val="yellow"/>
         </w:rPr>
         <w:t xml:space="preserve">Install the system on the virtual disk</w:t>
       </w:r>
-      <w:r/>
+      <w:r>
+        <w:rPr>
+          <w:highlight w:val="yellow"/>
+        </w:rPr>
+      </w:r>
     </w:p>
     <w:p>
       <w:pPr>
@@ -3350,15 +3715,21 @@
         <w:shd w:val="nil" w:color="000000"/>
         <w:spacing/>
         <w:ind/>
-        <w:rPr/>
+        <w:rPr>
+          <w:highlight w:val="yellow"/>
+        </w:rPr>
       </w:pPr>
       <w:r>
         <w:rPr>
-          <w:highlight w:val="none"/>
+          <w:highlight w:val="yellow"/>
         </w:rPr>
         <w:t xml:space="preserve">Wait for the system to be installed</w:t>
       </w:r>
-      <w:r/>
+      <w:r>
+        <w:rPr>
+          <w:highlight w:val="yellow"/>
+        </w:rPr>
+      </w:r>
     </w:p>
     <w:p>
       <w:pPr>
@@ -3371,15 +3742,21 @@
         <w:shd w:val="nil" w:color="000000"/>
         <w:spacing/>
         <w:ind/>
-        <w:rPr/>
+        <w:rPr>
+          <w:highlight w:val="yellow"/>
+        </w:rPr>
       </w:pPr>
       <w:r>
         <w:rPr>
-          <w:highlight w:val="none"/>
+          <w:highlight w:val="yellow"/>
         </w:rPr>
         <w:t xml:space="preserve">After the system is installed, open the system monitor</w:t>
       </w:r>
-      <w:r/>
+      <w:r>
+        <w:rPr>
+          <w:highlight w:val="yellow"/>
+        </w:rPr>
+      </w:r>
     </w:p>
     <w:p>
       <w:pPr>
@@ -6322,6 +6699,16 @@
                 <w:lang w:val="en-US" w:bidi="en-US"/>
               </w:rPr>
             </w:r>
+            <w:r>
+              <w:rPr>
+                <w:b/>
+                <w:bCs/>
+                <w:sz w:val="22"/>
+                <w:szCs w:val="22"/>
+                <w:highlight w:val="none"/>
+                <w:lang w:val="en-US" w:bidi="en-US"/>
+              </w:rPr>
+            </w:r>
           </w:p>
         </w:tc>
         <w:tc>
@@ -6364,6 +6751,16 @@
                 <w:lang w:val="en-US" w:bidi="en-US"/>
               </w:rPr>
             </w:r>
+            <w:r>
+              <w:rPr>
+                <w:b w:val="0"/>
+                <w:bCs w:val="0"/>
+                <w:sz w:val="22"/>
+                <w:szCs w:val="22"/>
+                <w:highlight w:val="none"/>
+                <w:lang w:val="en-US" w:bidi="en-US"/>
+              </w:rPr>
+            </w:r>
           </w:p>
         </w:tc>
         <w:tc>
@@ -6386,6 +6783,16 @@
                 <w:lang w:val="en-US" w:bidi="en-US"/>
               </w:rPr>
             </w:pPr>
+            <w:r>
+              <w:rPr>
+                <w:b w:val="0"/>
+                <w:bCs w:val="0"/>
+                <w:sz w:val="22"/>
+                <w:szCs w:val="22"/>
+                <w:highlight w:val="none"/>
+                <w:lang w:val="en-US" w:bidi="en-US"/>
+              </w:rPr>
+            </w:r>
             <w:r>
               <w:rPr>
                 <w:b w:val="0"/>
@@ -6449,6 +6856,16 @@
                 <w:lang w:val="en-US" w:bidi="en-US"/>
               </w:rPr>
             </w:r>
+            <w:r>
+              <w:rPr>
+                <w:b w:val="0"/>
+                <w:bCs w:val="0"/>
+                <w:sz w:val="22"/>
+                <w:szCs w:val="22"/>
+                <w:highlight w:val="none"/>
+                <w:lang w:val="en-US" w:bidi="en-US"/>
+              </w:rPr>
+            </w:r>
           </w:p>
         </w:tc>
         <w:tc>
@@ -6472,6 +6889,16 @@
                 <w:lang w:val="en-US" w:bidi="en-US"/>
               </w:rPr>
             </w:pPr>
+            <w:r>
+              <w:rPr>
+                <w:b w:val="0"/>
+                <w:bCs w:val="0"/>
+                <w:sz w:val="22"/>
+                <w:szCs w:val="22"/>
+                <w:highlight w:val="none"/>
+                <w:lang w:val="en-US" w:bidi="en-US"/>
+              </w:rPr>
+            </w:r>
             <w:r>
               <w:rPr>
                 <w:b w:val="0"/>
@@ -6535,6 +6962,16 @@
                 <w:lang w:val="en-US" w:bidi="en-US"/>
               </w:rPr>
             </w:r>
+            <w:r>
+              <w:rPr>
+                <w:b w:val="0"/>
+                <w:bCs w:val="0"/>
+                <w:sz w:val="22"/>
+                <w:szCs w:val="22"/>
+                <w:highlight w:val="none"/>
+                <w:lang w:val="en-US" w:bidi="en-US"/>
+              </w:rPr>
+            </w:r>
           </w:p>
         </w:tc>
       </w:tr>
@@ -6667,11 +7104,12 @@
       </w:r>
       <w:r>
         <w:rPr>
-          <w:b w:val="0"/>
-          <w:bCs w:val="0"/>
-          <w:sz w:val="22"/>
-          <w:szCs w:val="22"/>
+          <w:b/>
+          <w:bCs/>
+          <w:sz w:val="24"/>
+          <w:szCs w:val="24"/>
           <w:highlight w:val="none"/>
+          <w:lang w:val="en-US"/>
         </w:rPr>
       </w:r>
       <w:r>
@@ -6792,12 +7230,11 @@
       </w:r>
       <w:r>
         <w:rPr>
-          <w:b w:val="0"/>
-          <w:bCs w:val="0"/>
+          <w:b/>
+          <w:bCs/>
           <w:sz w:val="22"/>
           <w:szCs w:val="22"/>
           <w:highlight w:val="none"/>
-          <w:lang w:val="en-US" w:bidi="en-US"/>
         </w:rPr>
       </w:r>
       <w:r>
@@ -6881,11 +7318,12 @@
       </w:r>
       <w:r>
         <w:rPr>
-          <w:b/>
-          <w:bCs/>
+          <w:b w:val="0"/>
+          <w:bCs w:val="0"/>
           <w:sz w:val="22"/>
           <w:szCs w:val="22"/>
           <w:highlight w:val="none"/>
+          <w:lang w:val="en-US" w:bidi="en-US"/>
         </w:rPr>
       </w:r>
       <w:r>
@@ -7240,8 +7678,7 @@
           <w:bCs/>
           <w:sz w:val="28"/>
           <w:szCs w:val="28"/>
-          <w:highlight w:val="none"/>
-          <w:lang w:val="en-US"/>
+          <w:highlight w:val="yellow"/>
         </w:rPr>
       </w:pPr>
       <w:r>
@@ -7250,7 +7687,7 @@
           <w:bCs/>
           <w:sz w:val="22"/>
           <w:szCs w:val="22"/>
-          <w:highlight w:val="none"/>
+          <w:highlight w:val="yellow"/>
           <w:lang w:val="en-US" w:bidi="en-US"/>
         </w:rPr>
       </w:r>
@@ -7260,19 +7697,19 @@
           <w:bCs/>
           <w:sz w:val="28"/>
           <w:szCs w:val="28"/>
-          <w:highlight w:val="none"/>
+          <w:highlight w:val="yellow"/>
           <w:lang w:val="en-US"/>
         </w:rPr>
         <w:t xml:space="preserve">Purpose of research</w:t>
       </w:r>
       <w:r>
         <w:rPr>
-          <w:b w:val="0"/>
-          <w:bCs w:val="0"/>
-          <w:sz w:val="22"/>
-          <w:szCs w:val="22"/>
-          <w:highlight w:val="none"/>
-          <w:lang w:val="en-US" w:bidi="en-US"/>
+          <w:b/>
+          <w:bCs/>
+          <w:sz w:val="28"/>
+          <w:szCs w:val="28"/>
+          <w:highlight w:val="yellow"/>
+          <w:lang w:val="en-US"/>
         </w:rPr>
       </w:r>
       <w:r>
@@ -7281,7 +7718,7 @@
           <w:bCs/>
           <w:sz w:val="28"/>
           <w:szCs w:val="28"/>
-          <w:highlight w:val="none"/>
+          <w:highlight w:val="yellow"/>
           <w:lang w:val="en-US"/>
         </w:rPr>
       </w:r>
@@ -7297,7 +7734,7 @@
           <w:bCs w:val="0"/>
           <w:sz w:val="22"/>
           <w:szCs w:val="22"/>
-          <w:highlight w:val="none"/>
+          <w:highlight w:val="yellow"/>
         </w:rPr>
       </w:pPr>
       <w:r>
@@ -7306,7 +7743,7 @@
           <w:bCs w:val="0"/>
           <w:sz w:val="22"/>
           <w:szCs w:val="22"/>
-          <w:highlight w:val="none"/>
+          <w:highlight w:val="yellow"/>
           <w:lang w:val="en-US" w:bidi="en-US"/>
         </w:rPr>
       </w:r>
@@ -7316,7 +7753,7 @@
           <w:bCs w:val="0"/>
           <w:sz w:val="22"/>
           <w:szCs w:val="22"/>
-          <w:highlight w:val="none"/>
+          <w:highlight w:val="yellow"/>
           <w:lang w:val="en-US" w:bidi="en-US"/>
         </w:rPr>
         <w:t xml:space="preserve">The main focus of this research is to determine if the given drivers work, but also if anydesk works, what the freedom of package managers are, what software is preinstalled and how much resources the system uses at idle. </w:t>
@@ -7327,7 +7764,7 @@
           <w:bCs w:val="0"/>
           <w:sz w:val="22"/>
           <w:szCs w:val="22"/>
-          <w:highlight w:val="none"/>
+          <w:highlight w:val="yellow"/>
         </w:rPr>
       </w:r>
       <w:r>
@@ -7336,7 +7773,7 @@
           <w:bCs w:val="0"/>
           <w:sz w:val="22"/>
           <w:szCs w:val="22"/>
-          <w:highlight w:val="none"/>
+          <w:highlight w:val="yellow"/>
         </w:rPr>
       </w:r>
     </w:p>
@@ -7370,6 +7807,7 @@
         <w:rPr>
           <w:b w:val="0"/>
           <w:bCs w:val="0"/>
+          <w:color w:val="4d94d9" w:themeColor="text2" w:themeTint="80"/>
           <w:sz w:val="22"/>
           <w:szCs w:val="22"/>
           <w:highlight w:val="none"/>
@@ -7656,6 +8094,83 @@
     </w:sectPr>
   </w:body>
 </w:document>
+</file>
+
+<file path=word/comments.xml><?xml version="1.0" encoding="utf-8"?>
+<w:comments xmlns:wpc="http://schemas.microsoft.com/office/word/2010/wordprocessingCanvas" xmlns:mc="http://schemas.openxmlformats.org/markup-compatibility/2006" xmlns:o="urn:schemas-microsoft-com:office:office" xmlns:r="http://schemas.openxmlformats.org/officeDocument/2006/relationships" xmlns:m="http://schemas.openxmlformats.org/officeDocument/2006/math" xmlns:v="urn:schemas-microsoft-com:vml" xmlns:wp14="http://schemas.microsoft.com/office/word/2010/wordprocessingDrawing" xmlns:wp="http://schemas.openxmlformats.org/drawingml/2006/wordprocessingDrawing" xmlns:w10="urn:schemas-microsoft-com:office:word" xmlns:w="http://schemas.openxmlformats.org/wordprocessingml/2006/main" xmlns:w14="http://schemas.microsoft.com/office/word/2010/wordml" xmlns:w15="http://schemas.microsoft.com/office/word/2012/wordml" xmlns:wpg="http://schemas.microsoft.com/office/word/2010/wordprocessingGroup" xmlns:wpi="http://schemas.microsoft.com/office/word/2010/wordprocessingInk" xmlns:wne="http://schemas.microsoft.com/office/word/2006/wordml" xmlns:wps="http://schemas.microsoft.com/office/word/2010/wordprocessingShape" mc:Ignorable="w14 w15 wp14">
+  <w:comment w:id="2" w:author="fabio" w:date="2026-05-08T10:55:49Z" w:initials="f">
+    <w:p>
+      <w:pPr>
+        <w:spacing w:line="240" w:after="0" w:lineRule="auto" w:before="0"/>
+        <w:ind w:firstLine="0" w:left="0" w:right="0"/>
+        <w:jc w:val="left"/>
+      </w:pPr>
+      <w:r>
+        <w:rPr>
+          <w:rFonts w:eastAsia="Arial" w:ascii="Arial" w:hAnsi="Arial" w:cs="Arial"/>
+          <w:sz w:val="22"/>
+        </w:rPr>
+        <w:t xml:space="preserve">WAT BETEKENEN AL DEZE TERMEN</w:t>
+      </w:r>
+    </w:p>
+  </w:comment>
+  <w:comment w:id="1" w:author="fabio" w:date="2026-05-08T10:53:11Z" w:initials="f">
+    <w:p>
+      <w:pPr>
+        <w:spacing w:line="240" w:after="0" w:lineRule="auto" w:before="0"/>
+        <w:ind w:firstLine="0" w:left="0" w:right="0"/>
+        <w:jc w:val="left"/>
+      </w:pPr>
+      <w:r>
+        <w:rPr>
+          <w:rFonts w:eastAsia="Arial" w:ascii="Arial" w:hAnsi="Arial" w:cs="Arial"/>
+          <w:sz w:val="22"/>
+        </w:rPr>
+        <w:t xml:space="preserve">req</w:t>
+      </w:r>
+    </w:p>
+  </w:comment>
+  <w:comment w:id="0" w:author="fabio" w:date="2026-05-08T10:52:04Z" w:initials="f">
+    <w:p>
+      <w:pPr>
+        <w:spacing w:line="240" w:after="0" w:lineRule="auto" w:before="0"/>
+        <w:ind w:firstLine="0" w:left="0" w:right="0"/>
+        <w:jc w:val="left"/>
+      </w:pPr>
+      <w:r>
+        <w:rPr>
+          <w:rFonts w:eastAsia="Arial" w:ascii="Arial" w:hAnsi="Arial" w:cs="Arial"/>
+          <w:sz w:val="22"/>
+        </w:rPr>
+        <w:t xml:space="preserve">oma</w:t>
+      </w:r>
+    </w:p>
+  </w:comment>
+</w:comments>
+</file>
+
+<file path=word/commentsExtended.xml><?xml version="1.0" encoding="utf-8"?>
+<w15:commentsEx xmlns:wpc="http://schemas.microsoft.com/office/word/2010/wordprocessingCanvas" xmlns:mc="http://schemas.openxmlformats.org/markup-compatibility/2006" xmlns:o="urn:schemas-microsoft-com:office:office" xmlns:r="http://schemas.openxmlformats.org/officeDocument/2006/relationships" xmlns:m="http://schemas.openxmlformats.org/officeDocument/2006/math" xmlns:v="urn:schemas-microsoft-com:vml" xmlns:wp14="http://schemas.microsoft.com/office/word/2010/wordprocessingDrawing" xmlns:wp="http://schemas.openxmlformats.org/drawingml/2006/wordprocessingDrawing" xmlns:w10="urn:schemas-microsoft-com:office:word" xmlns:w="http://schemas.openxmlformats.org/wordprocessingml/2006/main" xmlns:w14="http://schemas.microsoft.com/office/word/2010/wordml" xmlns:w15="http://schemas.microsoft.com/office/word/2012/wordml" xmlns:wpg="http://schemas.microsoft.com/office/word/2010/wordprocessingGroup" xmlns:wpi="http://schemas.microsoft.com/office/word/2010/wordprocessingInk" xmlns:wne="http://schemas.microsoft.com/office/word/2006/wordml" xmlns:wps="http://schemas.microsoft.com/office/word/2010/wordprocessingShape" mc:Ignorable="w14 w15 wp14">
+  <w15:commentEx w15:paraId="00000001" w15:done="0"/>
+  <w15:commentEx w15:paraId="00000002" w15:done="0"/>
+  <w15:commentEx w15:paraId="00000003" w15:done="0"/>
+</w15:commentsEx>
+</file>
+
+<file path=word/commentsExtensible.xml><?xml version="1.0" encoding="utf-8"?>
+<w16cex:commentsExtensible xmlns:wpc="http://schemas.microsoft.com/office/word/2010/wordprocessingCanvas" xmlns:cx="http://schemas.microsoft.com/office/drawing/2014/chartex" xmlns:cx1="http://schemas.microsoft.com/office/drawing/2015/9/8/chartex" xmlns:cx2="http://schemas.microsoft.com/office/drawing/2015/10/21/chartex" xmlns:cx3="http://schemas.microsoft.com/office/drawing/2016/5/9/chartex" xmlns:cx4="http://schemas.microsoft.com/office/drawing/2016/5/10/chartex" xmlns:cx5="http://schemas.microsoft.com/office/drawing/2016/5/11/chartex" xmlns:cx6="http://schemas.microsoft.com/office/drawing/2016/5/12/chartex" xmlns:cx7="http://schemas.microsoft.com/office/drawing/2016/5/13/chartex" xmlns:cx8="http://schemas.microsoft.com/office/drawing/2016/5/14/chartex" xmlns:mc="http://schemas.openxmlformats.org/markup-compatibility/2006" xmlns:aink="http://schemas.microsoft.com/office/drawing/2016/ink" xmlns:am3d="http://schemas.microsoft.com/office/drawing/2017/model3d" xmlns:o="urn:schemas-microsoft-com:office:office" xmlns:r="http://schemas.openxmlformats.org/officeDocument/2006/relationships" xmlns:m="http://schemas.openxmlformats.org/officeDocument/2006/math" xmlns:v="urn:schemas-microsoft-com:vml" xmlns:wp14="http://schemas.microsoft.com/office/word/2010/wordprocessingDrawing" xmlns:wp="http://schemas.openxmlformats.org/drawingml/2006/wordprocessingDrawing" xmlns:w10="urn:schemas-microsoft-com:office:word" xmlns:w="http://schemas.openxmlformats.org/wordprocessingml/2006/main" xmlns:w14="http://schemas.microsoft.com/office/word/2010/wordml" xmlns:w15="http://schemas.microsoft.com/office/word/2012/wordml" xmlns:w16cex="http://schemas.microsoft.com/office/word/2018/wordml/cex" xmlns:w16cid="http://schemas.microsoft.com/office/word/2016/wordml/cid" xmlns:w16="http://schemas.microsoft.com/office/word/2018/wordml" xmlns:w16se="http://schemas.microsoft.com/office/word/2015/wordml/symex" xmlns:wpg="http://schemas.microsoft.com/office/word/2010/wordprocessingGroup" xmlns:wpi="http://schemas.microsoft.com/office/word/2010/wordprocessingInk" xmlns:wne="http://schemas.microsoft.com/office/word/2006/wordml" xmlns:wps="http://schemas.microsoft.com/office/word/2010/wordprocessingShape" mc:Ignorable="w14 w15 w16se w16cid w16 w16cex wp14">
+  <w16cex:commentExtensible w16cex:durableId="6E67FAF1" w16cex:dateUtc="2026-05-08T08:55:49Z"/>
+  <w16cex:commentExtensible w16cex:durableId="368A9420" w16cex:dateUtc="2026-05-08T08:53:11Z"/>
+  <w16cex:commentExtensible w16cex:durableId="6A3EB393" w16cex:dateUtc="2026-05-08T08:52:04Z"/>
+</w16cex:commentsExtensible>
+</file>
+
+<file path=word/commentsIds.xml><?xml version="1.0" encoding="utf-8"?>
+<w16cid:commentsIds xmlns:mc="http://schemas.openxmlformats.org/markup-compatibility/2006" xmlns:w16cid="http://schemas.microsoft.com/office/word/2016/wordml/cid" mc:Ignorable="w16cid">
+  <w16cid:commentId w16cid:paraId="00000001" w16cid:durableId="6E67FAF1"/>
+  <w16cid:commentId w16cid:paraId="00000002" w16cid:durableId="368A9420"/>
+  <w16cid:commentId w16cid:paraId="00000003" w16cid:durableId="6A3EB393"/>
+</w16cid:commentsIds>
 </file>
 
 <file path=word/endnotes.xml><?xml version="1.0" encoding="utf-8"?>
@@ -9737,6 +10252,14 @@
     <w:abstractNumId w:val="13"/>
   </w:num>
 </w:numbering>
+</file>
+
+<file path=word/people.xml><?xml version="1.0" encoding="utf-8"?>
+<w15:people xmlns:wpc="http://schemas.microsoft.com/office/word/2010/wordprocessingCanvas" xmlns:mc="http://schemas.openxmlformats.org/markup-compatibility/2006" xmlns:o="urn:schemas-microsoft-com:office:office" xmlns:r="http://schemas.openxmlformats.org/officeDocument/2006/relationships" xmlns:m="http://schemas.openxmlformats.org/officeDocument/2006/math" xmlns:v="urn:schemas-microsoft-com:vml" xmlns:wp14="http://schemas.microsoft.com/office/word/2010/wordprocessingDrawing" xmlns:wp="http://schemas.openxmlformats.org/drawingml/2006/wordprocessingDrawing" xmlns:w10="urn:schemas-microsoft-com:office:word" xmlns:w="http://schemas.openxmlformats.org/wordprocessingml/2006/main" xmlns:w14="http://schemas.microsoft.com/office/word/2010/wordml" xmlns:w15="http://schemas.microsoft.com/office/word/2012/wordml" xmlns:wpg="http://schemas.microsoft.com/office/word/2010/wordprocessingGroup" xmlns:wpi="http://schemas.microsoft.com/office/word/2010/wordprocessingInk" xmlns:wne="http://schemas.microsoft.com/office/word/2006/wordml" xmlns:wps="http://schemas.microsoft.com/office/word/2010/wordprocessingShape" mc:Ignorable="w14 w15 wp14">
+  <w15:person w15:author="fabio">
+    <w15:presenceInfo w15:providerId="Teamlab" w15:userId="fabio"/>
+  </w15:person>
+</w15:people>
 </file>
 
 <file path=word/styles.xml><?xml version="1.0" encoding="utf-8"?>
